--- a/docs/papers/relevance_driven_cognitive_architecture_v10_final.docx
+++ b/docs/papers/relevance_driven_cognitive_architecture_v10_final.docx
@@ -123,7 +123,8 @@
           <w:sz w:val="22"/>
           <w:szCs w:val="22"/>
         </w:rPr>
-        <w:t xml:space="preserve">	1</w:t>
+        <w:tab/>
+        <w:t xml:space="preserve">1</w:t>
       </w:r>
     </w:p>
     <w:p>
@@ -147,7 +148,8 @@
           <w:sz w:val="22"/>
           <w:szCs w:val="22"/>
         </w:rPr>
-        <w:t xml:space="preserve">	2</w:t>
+        <w:tab/>
+        <w:t xml:space="preserve">2</w:t>
       </w:r>
     </w:p>
     <w:p>
@@ -171,7 +173,8 @@
           <w:sz w:val="22"/>
           <w:szCs w:val="22"/>
         </w:rPr>
-        <w:t xml:space="preserve">	3</w:t>
+        <w:tab/>
+        <w:t xml:space="preserve">3</w:t>
       </w:r>
     </w:p>
     <w:p>
@@ -195,7 +198,8 @@
           <w:sz w:val="22"/>
           <w:szCs w:val="22"/>
         </w:rPr>
-        <w:t xml:space="preserve">	5</w:t>
+        <w:tab/>
+        <w:t xml:space="preserve">5</w:t>
       </w:r>
     </w:p>
     <w:p>
@@ -219,7 +223,8 @@
           <w:sz w:val="22"/>
           <w:szCs w:val="22"/>
         </w:rPr>
-        <w:t xml:space="preserve">	5</w:t>
+        <w:tab/>
+        <w:t xml:space="preserve">5</w:t>
       </w:r>
     </w:p>
     <w:p>
@@ -243,7 +248,8 @@
           <w:sz w:val="22"/>
           <w:szCs w:val="22"/>
         </w:rPr>
-        <w:t xml:space="preserve">	6</w:t>
+        <w:tab/>
+        <w:t xml:space="preserve">6</w:t>
       </w:r>
     </w:p>
     <w:p>
@@ -267,7 +273,8 @@
           <w:sz w:val="22"/>
           <w:szCs w:val="22"/>
         </w:rPr>
-        <w:t xml:space="preserve">	8</w:t>
+        <w:tab/>
+        <w:t xml:space="preserve">8</w:t>
       </w:r>
     </w:p>
     <w:p>
@@ -291,7 +298,8 @@
           <w:sz w:val="22"/>
           <w:szCs w:val="22"/>
         </w:rPr>
-        <w:t xml:space="preserve">	12</w:t>
+        <w:tab/>
+        <w:t xml:space="preserve">12</w:t>
       </w:r>
     </w:p>
     <w:p>
@@ -315,7 +323,8 @@
           <w:sz w:val="22"/>
           <w:szCs w:val="22"/>
         </w:rPr>
-        <w:t xml:space="preserve">	16</w:t>
+        <w:tab/>
+        <w:t xml:space="preserve">16</w:t>
       </w:r>
     </w:p>
     <w:p>
@@ -339,7 +348,8 @@
           <w:sz w:val="22"/>
           <w:szCs w:val="22"/>
         </w:rPr>
-        <w:t xml:space="preserve">	18</w:t>
+        <w:tab/>
+        <w:t xml:space="preserve">18</w:t>
       </w:r>
     </w:p>
     <w:p>
@@ -363,7 +373,8 @@
           <w:sz w:val="22"/>
           <w:szCs w:val="22"/>
         </w:rPr>
-        <w:t xml:space="preserve">	22</w:t>
+        <w:tab/>
+        <w:t xml:space="preserve">22</w:t>
       </w:r>
     </w:p>
     <w:p>
@@ -387,7 +398,8 @@
           <w:sz w:val="22"/>
           <w:szCs w:val="22"/>
         </w:rPr>
-        <w:t xml:space="preserve">	26</w:t>
+        <w:tab/>
+        <w:t xml:space="preserve">26</w:t>
       </w:r>
     </w:p>
     <w:p>
@@ -411,7 +423,8 @@
           <w:sz w:val="22"/>
           <w:szCs w:val="22"/>
         </w:rPr>
-        <w:t xml:space="preserve">	29</w:t>
+        <w:tab/>
+        <w:t xml:space="preserve">29</w:t>
       </w:r>
     </w:p>
     <w:p>
@@ -435,7 +448,8 @@
           <w:sz w:val="22"/>
           <w:szCs w:val="22"/>
         </w:rPr>
-        <w:t xml:space="preserve">	32</w:t>
+        <w:tab/>
+        <w:t xml:space="preserve">32</w:t>
       </w:r>
     </w:p>
     <w:p>
@@ -459,7 +473,8 @@
           <w:sz w:val="22"/>
           <w:szCs w:val="22"/>
         </w:rPr>
-        <w:t xml:space="preserve">	33</w:t>
+        <w:tab/>
+        <w:t xml:space="preserve">33</w:t>
       </w:r>
     </w:p>
     <w:p>
@@ -483,7 +498,8 @@
           <w:sz w:val="22"/>
           <w:szCs w:val="22"/>
         </w:rPr>
-        <w:t xml:space="preserve">	34</w:t>
+        <w:tab/>
+        <w:t xml:space="preserve">34</w:t>
       </w:r>
     </w:p>
     <w:p>
@@ -507,7 +523,8 @@
           <w:sz w:val="22"/>
           <w:szCs w:val="22"/>
         </w:rPr>
-        <w:t xml:space="preserve">	40</w:t>
+        <w:tab/>
+        <w:t xml:space="preserve">40</w:t>
       </w:r>
     </w:p>
     <w:p>
@@ -531,7 +548,8 @@
           <w:sz w:val="22"/>
           <w:szCs w:val="22"/>
         </w:rPr>
-        <w:t xml:space="preserve">	45</w:t>
+        <w:tab/>
+        <w:t xml:space="preserve">45</w:t>
       </w:r>
     </w:p>
     <w:p>
@@ -555,7 +573,8 @@
           <w:sz w:val="22"/>
           <w:szCs w:val="22"/>
         </w:rPr>
-        <w:t xml:space="preserve">	46</w:t>
+        <w:tab/>
+        <w:t xml:space="preserve">46</w:t>
       </w:r>
     </w:p>
     <w:p>
@@ -579,7 +598,8 @@
           <w:sz w:val="22"/>
           <w:szCs w:val="22"/>
         </w:rPr>
-        <w:t xml:space="preserve">	47</w:t>
+        <w:tab/>
+        <w:t xml:space="preserve">47</w:t>
       </w:r>
     </w:p>
     <w:p>
@@ -603,7 +623,8 @@
           <w:sz w:val="22"/>
           <w:szCs w:val="22"/>
         </w:rPr>
-        <w:t xml:space="preserve">	49</w:t>
+        <w:tab/>
+        <w:t xml:space="preserve">49</w:t>
       </w:r>
     </w:p>
     <w:p>
@@ -627,7 +648,8 @@
           <w:sz w:val="22"/>
           <w:szCs w:val="22"/>
         </w:rPr>
-        <w:t xml:space="preserve">	54</w:t>
+        <w:tab/>
+        <w:t xml:space="preserve">54</w:t>
       </w:r>
     </w:p>
     <w:p>
@@ -651,7 +673,8 @@
           <w:sz w:val="22"/>
           <w:szCs w:val="22"/>
         </w:rPr>
-        <w:t xml:space="preserve">	58</w:t>
+        <w:tab/>
+        <w:t xml:space="preserve">58</w:t>
       </w:r>
     </w:p>
     <w:p>
@@ -1664,9 +1687,9 @@
         <w:t xml:space="preserve">The relevance score R(e, s) governs four threshold-gated decisions:</w:t>
       </w:r>
     </w:p>
-    <w:tbl>
+    <w:tbl xmlns:w="http://schemas.openxmlformats.org/wordprocessingml/2006/main">
       <w:tblPr>
-        <w:tblW w:type="dxa" w:w="9360"/>
+        <w:tblW w:type="pct" w:w="5000"/>
         <w:tblBorders>
           <w:top w:val="single" w:color="auto" w:sz="4"/>
           <w:left w:val="single" w:color="auto" w:sz="4"/>
@@ -1675,6 +1698,7 @@
           <w:insideH w:val="single" w:color="auto" w:sz="4"/>
           <w:insideV w:val="single" w:color="auto" w:sz="4"/>
         </w:tblBorders>
+        <w:tblLayout w:type="autofit"/>
       </w:tblPr>
       <w:tblGrid>
         <w:gridCol w:w="2500"/>
@@ -1687,7 +1711,7 @@
         </w:trPr>
         <w:tc>
           <w:tcPr>
-            <w:tcW w:type="dxa" w:w="3120"/>
+            <w:tcW w:type="pct" w:w="1335"/>
             <w:tcBorders>
               <w:top w:val="single" w:color="CCCCCC" w:sz="1"/>
               <w:left w:val="single" w:color="CCCCCC" w:sz="1"/>
@@ -1718,7 +1742,7 @@
         </w:tc>
         <w:tc>
           <w:tcPr>
-            <w:tcW w:type="dxa" w:w="3120"/>
+            <w:tcW w:type="pct" w:w="1229"/>
             <w:tcBorders>
               <w:top w:val="single" w:color="CCCCCC" w:sz="1"/>
               <w:left w:val="single" w:color="CCCCCC" w:sz="1"/>
@@ -1749,7 +1773,7 @@
         </w:tc>
         <w:tc>
           <w:tcPr>
-            <w:tcW w:type="dxa" w:w="3120"/>
+            <w:tcW w:type="pct" w:w="2436"/>
             <w:tcBorders>
               <w:top w:val="single" w:color="CCCCCC" w:sz="1"/>
               <w:left w:val="single" w:color="CCCCCC" w:sz="1"/>
@@ -1785,7 +1809,7 @@
         </w:trPr>
         <w:tc>
           <w:tcPr>
-            <w:tcW w:type="dxa" w:w="3120"/>
+            <w:tcW w:type="pct" w:w="1335"/>
             <w:tcBorders>
               <w:top w:val="single" w:color="CCCCCC" w:sz="1"/>
               <w:left w:val="single" w:color="CCCCCC" w:sz="1"/>
@@ -1816,7 +1840,7 @@
         </w:tc>
         <w:tc>
           <w:tcPr>
-            <w:tcW w:type="dxa" w:w="3120"/>
+            <w:tcW w:type="pct" w:w="1229"/>
             <w:tcBorders>
               <w:top w:val="single" w:color="CCCCCC" w:sz="1"/>
               <w:left w:val="single" w:color="CCCCCC" w:sz="1"/>
@@ -1847,7 +1871,7 @@
         </w:tc>
         <w:tc>
           <w:tcPr>
-            <w:tcW w:type="dxa" w:w="3120"/>
+            <w:tcW w:type="pct" w:w="2436"/>
             <w:tcBorders>
               <w:top w:val="single" w:color="CCCCCC" w:sz="1"/>
               <w:left w:val="single" w:color="CCCCCC" w:sz="1"/>
@@ -1883,7 +1907,7 @@
         </w:trPr>
         <w:tc>
           <w:tcPr>
-            <w:tcW w:type="dxa" w:w="3120"/>
+            <w:tcW w:type="pct" w:w="1335"/>
             <w:tcBorders>
               <w:top w:val="single" w:color="CCCCCC" w:sz="1"/>
               <w:left w:val="single" w:color="CCCCCC" w:sz="1"/>
@@ -1914,7 +1938,7 @@
         </w:tc>
         <w:tc>
           <w:tcPr>
-            <w:tcW w:type="dxa" w:w="3120"/>
+            <w:tcW w:type="pct" w:w="1229"/>
             <w:tcBorders>
               <w:top w:val="single" w:color="CCCCCC" w:sz="1"/>
               <w:left w:val="single" w:color="CCCCCC" w:sz="1"/>
@@ -1945,7 +1969,7 @@
         </w:tc>
         <w:tc>
           <w:tcPr>
-            <w:tcW w:type="dxa" w:w="3120"/>
+            <w:tcW w:type="pct" w:w="2436"/>
             <w:tcBorders>
               <w:top w:val="single" w:color="CCCCCC" w:sz="1"/>
               <w:left w:val="single" w:color="CCCCCC" w:sz="1"/>
@@ -1981,7 +2005,7 @@
         </w:trPr>
         <w:tc>
           <w:tcPr>
-            <w:tcW w:type="dxa" w:w="3120"/>
+            <w:tcW w:type="pct" w:w="1335"/>
             <w:tcBorders>
               <w:top w:val="single" w:color="CCCCCC" w:sz="1"/>
               <w:left w:val="single" w:color="CCCCCC" w:sz="1"/>
@@ -2012,7 +2036,7 @@
         </w:tc>
         <w:tc>
           <w:tcPr>
-            <w:tcW w:type="dxa" w:w="3120"/>
+            <w:tcW w:type="pct" w:w="1229"/>
             <w:tcBorders>
               <w:top w:val="single" w:color="CCCCCC" w:sz="1"/>
               <w:left w:val="single" w:color="CCCCCC" w:sz="1"/>
@@ -2043,7 +2067,7 @@
         </w:tc>
         <w:tc>
           <w:tcPr>
-            <w:tcW w:type="dxa" w:w="3120"/>
+            <w:tcW w:type="pct" w:w="2436"/>
             <w:tcBorders>
               <w:top w:val="single" w:color="CCCCCC" w:sz="1"/>
               <w:left w:val="single" w:color="CCCCCC" w:sz="1"/>
@@ -2079,7 +2103,7 @@
         </w:trPr>
         <w:tc>
           <w:tcPr>
-            <w:tcW w:type="dxa" w:w="3120"/>
+            <w:tcW w:type="pct" w:w="1335"/>
             <w:tcBorders>
               <w:top w:val="single" w:color="CCCCCC" w:sz="1"/>
               <w:left w:val="single" w:color="CCCCCC" w:sz="1"/>
@@ -2110,7 +2134,7 @@
         </w:tc>
         <w:tc>
           <w:tcPr>
-            <w:tcW w:type="dxa" w:w="3120"/>
+            <w:tcW w:type="pct" w:w="1229"/>
             <w:tcBorders>
               <w:top w:val="single" w:color="CCCCCC" w:sz="1"/>
               <w:left w:val="single" w:color="CCCCCC" w:sz="1"/>
@@ -2141,7 +2165,7 @@
         </w:tc>
         <w:tc>
           <w:tcPr>
-            <w:tcW w:type="dxa" w:w="3120"/>
+            <w:tcW w:type="pct" w:w="2436"/>
             <w:tcBorders>
               <w:top w:val="single" w:color="CCCCCC" w:sz="1"/>
               <w:left w:val="single" w:color="CCCCCC" w:sz="1"/>
@@ -3417,9 +3441,9 @@
         <w:t xml:space="preserve">The foundational corpus described in Section 6.4 can be configured for different linguistic scopes:</w:t>
       </w:r>
     </w:p>
-    <w:tbl>
+    <w:tbl xmlns:w="http://schemas.openxmlformats.org/wordprocessingml/2006/main">
       <w:tblPr>
-        <w:tblW w:type="dxa" w:w="9360"/>
+        <w:tblW w:type="pct" w:w="5000"/>
         <w:tblBorders>
           <w:top w:val="single" w:color="auto" w:sz="4"/>
           <w:left w:val="single" w:color="auto" w:sz="4"/>
@@ -3428,6 +3452,7 @@
           <w:insideH w:val="single" w:color="auto" w:sz="4"/>
           <w:insideV w:val="single" w:color="auto" w:sz="4"/>
         </w:tblBorders>
+        <w:tblLayout w:type="autofit"/>
       </w:tblPr>
       <w:tblGrid>
         <w:gridCol w:w="2000"/>
@@ -3440,7 +3465,7 @@
         </w:trPr>
         <w:tc>
           <w:tcPr>
-            <w:tcW w:type="dxa" w:w="3120"/>
+            <w:tcW w:type="pct" w:w="1068"/>
             <w:tcBorders>
               <w:top w:val="single" w:color="CCCCCC" w:sz="1"/>
               <w:left w:val="single" w:color="CCCCCC" w:sz="1"/>
@@ -3471,7 +3496,7 @@
         </w:tc>
         <w:tc>
           <w:tcPr>
-            <w:tcW w:type="dxa" w:w="3120"/>
+            <w:tcW w:type="pct" w:w="1389"/>
             <w:tcBorders>
               <w:top w:val="single" w:color="CCCCCC" w:sz="1"/>
               <w:left w:val="single" w:color="CCCCCC" w:sz="1"/>
@@ -3502,7 +3527,7 @@
         </w:tc>
         <w:tc>
           <w:tcPr>
-            <w:tcW w:type="dxa" w:w="3120"/>
+            <w:tcW w:type="pct" w:w="2543"/>
             <w:tcBorders>
               <w:top w:val="single" w:color="CCCCCC" w:sz="1"/>
               <w:left w:val="single" w:color="CCCCCC" w:sz="1"/>
@@ -3538,7 +3563,7 @@
         </w:trPr>
         <w:tc>
           <w:tcPr>
-            <w:tcW w:type="dxa" w:w="3120"/>
+            <w:tcW w:type="pct" w:w="1068"/>
             <w:tcBorders>
               <w:top w:val="single" w:color="CCCCCC" w:sz="1"/>
               <w:left w:val="single" w:color="CCCCCC" w:sz="1"/>
@@ -3569,7 +3594,7 @@
         </w:tc>
         <w:tc>
           <w:tcPr>
-            <w:tcW w:type="dxa" w:w="3120"/>
+            <w:tcW w:type="pct" w:w="1389"/>
             <w:tcBorders>
               <w:top w:val="single" w:color="CCCCCC" w:sz="1"/>
               <w:left w:val="single" w:color="CCCCCC" w:sz="1"/>
@@ -3600,7 +3625,7 @@
         </w:tc>
         <w:tc>
           <w:tcPr>
-            <w:tcW w:type="dxa" w:w="3120"/>
+            <w:tcW w:type="pct" w:w="2543"/>
             <w:tcBorders>
               <w:top w:val="single" w:color="CCCCCC" w:sz="1"/>
               <w:left w:val="single" w:color="CCCCCC" w:sz="1"/>
@@ -3636,7 +3661,7 @@
         </w:trPr>
         <w:tc>
           <w:tcPr>
-            <w:tcW w:type="dxa" w:w="3120"/>
+            <w:tcW w:type="pct" w:w="1068"/>
             <w:tcBorders>
               <w:top w:val="single" w:color="CCCCCC" w:sz="1"/>
               <w:left w:val="single" w:color="CCCCCC" w:sz="1"/>
@@ -3667,7 +3692,7 @@
         </w:tc>
         <w:tc>
           <w:tcPr>
-            <w:tcW w:type="dxa" w:w="3120"/>
+            <w:tcW w:type="pct" w:w="1389"/>
             <w:tcBorders>
               <w:top w:val="single" w:color="CCCCCC" w:sz="1"/>
               <w:left w:val="single" w:color="CCCCCC" w:sz="1"/>
@@ -3698,7 +3723,7 @@
         </w:tc>
         <w:tc>
           <w:tcPr>
-            <w:tcW w:type="dxa" w:w="3120"/>
+            <w:tcW w:type="pct" w:w="2543"/>
             <w:tcBorders>
               <w:top w:val="single" w:color="CCCCCC" w:sz="1"/>
               <w:left w:val="single" w:color="CCCCCC" w:sz="1"/>
@@ -3734,7 +3759,7 @@
         </w:trPr>
         <w:tc>
           <w:tcPr>
-            <w:tcW w:type="dxa" w:w="3120"/>
+            <w:tcW w:type="pct" w:w="1068"/>
             <w:tcBorders>
               <w:top w:val="single" w:color="CCCCCC" w:sz="1"/>
               <w:left w:val="single" w:color="CCCCCC" w:sz="1"/>
@@ -3765,7 +3790,7 @@
         </w:tc>
         <w:tc>
           <w:tcPr>
-            <w:tcW w:type="dxa" w:w="3120"/>
+            <w:tcW w:type="pct" w:w="1389"/>
             <w:tcBorders>
               <w:top w:val="single" w:color="CCCCCC" w:sz="1"/>
               <w:left w:val="single" w:color="CCCCCC" w:sz="1"/>
@@ -3796,7 +3821,7 @@
         </w:tc>
         <w:tc>
           <w:tcPr>
-            <w:tcW w:type="dxa" w:w="3120"/>
+            <w:tcW w:type="pct" w:w="2543"/>
             <w:tcBorders>
               <w:top w:val="single" w:color="CCCCCC" w:sz="1"/>
               <w:left w:val="single" w:color="CCCCCC" w:sz="1"/>
@@ -3832,7 +3857,7 @@
         </w:trPr>
         <w:tc>
           <w:tcPr>
-            <w:tcW w:type="dxa" w:w="3120"/>
+            <w:tcW w:type="pct" w:w="1068"/>
             <w:tcBorders>
               <w:top w:val="single" w:color="CCCCCC" w:sz="1"/>
               <w:left w:val="single" w:color="CCCCCC" w:sz="1"/>
@@ -3863,7 +3888,7 @@
         </w:tc>
         <w:tc>
           <w:tcPr>
-            <w:tcW w:type="dxa" w:w="3120"/>
+            <w:tcW w:type="pct" w:w="1389"/>
             <w:tcBorders>
               <w:top w:val="single" w:color="CCCCCC" w:sz="1"/>
               <w:left w:val="single" w:color="CCCCCC" w:sz="1"/>
@@ -3894,7 +3919,7 @@
         </w:tc>
         <w:tc>
           <w:tcPr>
-            <w:tcW w:type="dxa" w:w="3120"/>
+            <w:tcW w:type="pct" w:w="2543"/>
             <w:tcBorders>
               <w:top w:val="single" w:color="CCCCCC" w:sz="1"/>
               <w:left w:val="single" w:color="CCCCCC" w:sz="1"/>
@@ -4670,9 +4695,9 @@
         <w:t xml:space="preserve">The adaptive module parameter space is divided into seven primary functional sectors. Each sector maps to a cognitive subdomain identified in the foundational skill taxonomy of Section 6.2, extended to include the behavioral constraint layer:</w:t>
       </w:r>
     </w:p>
-    <w:tbl>
+    <w:tbl xmlns:w="http://schemas.openxmlformats.org/wordprocessingml/2006/main">
       <w:tblPr>
-        <w:tblW w:type="dxa" w:w="9360"/>
+        <w:tblW w:type="pct" w:w="5000"/>
         <w:tblBorders>
           <w:top w:val="single" w:color="auto" w:sz="4"/>
           <w:left w:val="single" w:color="auto" w:sz="4"/>
@@ -4681,6 +4706,7 @@
           <w:insideH w:val="single" w:color="auto" w:sz="4"/>
           <w:insideV w:val="single" w:color="auto" w:sz="4"/>
         </w:tblBorders>
+        <w:tblLayout w:type="autofit"/>
       </w:tblPr>
       <w:tblGrid>
         <w:gridCol w:w="1800"/>
@@ -4694,7 +4720,7 @@
         </w:trPr>
         <w:tc>
           <w:tcPr>
-            <w:tcW w:type="dxa" w:w="2340"/>
+            <w:tcW w:type="pct" w:w="962"/>
             <w:tcBorders>
               <w:top w:val="single" w:color="CCCCCC" w:sz="1"/>
               <w:left w:val="single" w:color="CCCCCC" w:sz="1"/>
@@ -4725,7 +4751,7 @@
         </w:tc>
         <w:tc>
           <w:tcPr>
-            <w:tcW w:type="dxa" w:w="2340"/>
+            <w:tcW w:type="pct" w:w="1389"/>
             <w:tcBorders>
               <w:top w:val="single" w:color="CCCCCC" w:sz="1"/>
               <w:left w:val="single" w:color="CCCCCC" w:sz="1"/>
@@ -4756,7 +4782,7 @@
         </w:tc>
         <w:tc>
           <w:tcPr>
-            <w:tcW w:type="dxa" w:w="2340"/>
+            <w:tcW w:type="pct" w:w="1282"/>
             <w:tcBorders>
               <w:top w:val="single" w:color="CCCCCC" w:sz="1"/>
               <w:left w:val="single" w:color="CCCCCC" w:sz="1"/>
@@ -4787,7 +4813,7 @@
         </w:tc>
         <w:tc>
           <w:tcPr>
-            <w:tcW w:type="dxa" w:w="2340"/>
+            <w:tcW w:type="pct" w:w="1367"/>
             <w:tcBorders>
               <w:top w:val="single" w:color="CCCCCC" w:sz="1"/>
               <w:left w:val="single" w:color="CCCCCC" w:sz="1"/>
@@ -4823,7 +4849,7 @@
         </w:trPr>
         <w:tc>
           <w:tcPr>
-            <w:tcW w:type="dxa" w:w="2340"/>
+            <w:tcW w:type="pct" w:w="962"/>
             <w:tcBorders>
               <w:top w:val="single" w:color="CCCCCC" w:sz="1"/>
               <w:left w:val="single" w:color="CCCCCC" w:sz="1"/>
@@ -4854,7 +4880,7 @@
         </w:tc>
         <w:tc>
           <w:tcPr>
-            <w:tcW w:type="dxa" w:w="2340"/>
+            <w:tcW w:type="pct" w:w="1389"/>
             <w:tcBorders>
               <w:top w:val="single" w:color="CCCCCC" w:sz="1"/>
               <w:left w:val="single" w:color="CCCCCC" w:sz="1"/>
@@ -4885,7 +4911,7 @@
         </w:tc>
         <w:tc>
           <w:tcPr>
-            <w:tcW w:type="dxa" w:w="2340"/>
+            <w:tcW w:type="pct" w:w="1282"/>
             <w:tcBorders>
               <w:top w:val="single" w:color="CCCCCC" w:sz="1"/>
               <w:left w:val="single" w:color="CCCCCC" w:sz="1"/>
@@ -4916,7 +4942,7 @@
         </w:tc>
         <w:tc>
           <w:tcPr>
-            <w:tcW w:type="dxa" w:w="2340"/>
+            <w:tcW w:type="pct" w:w="1367"/>
             <w:tcBorders>
               <w:top w:val="single" w:color="CCCCCC" w:sz="1"/>
               <w:left w:val="single" w:color="CCCCCC" w:sz="1"/>
@@ -4952,7 +4978,7 @@
         </w:trPr>
         <w:tc>
           <w:tcPr>
-            <w:tcW w:type="dxa" w:w="2340"/>
+            <w:tcW w:type="pct" w:w="962"/>
             <w:tcBorders>
               <w:top w:val="single" w:color="CCCCCC" w:sz="1"/>
               <w:left w:val="single" w:color="CCCCCC" w:sz="1"/>
@@ -4983,7 +5009,7 @@
         </w:tc>
         <w:tc>
           <w:tcPr>
-            <w:tcW w:type="dxa" w:w="2340"/>
+            <w:tcW w:type="pct" w:w="1389"/>
             <w:tcBorders>
               <w:top w:val="single" w:color="CCCCCC" w:sz="1"/>
               <w:left w:val="single" w:color="CCCCCC" w:sz="1"/>
@@ -5014,7 +5040,7 @@
         </w:tc>
         <w:tc>
           <w:tcPr>
-            <w:tcW w:type="dxa" w:w="2340"/>
+            <w:tcW w:type="pct" w:w="1282"/>
             <w:tcBorders>
               <w:top w:val="single" w:color="CCCCCC" w:sz="1"/>
               <w:left w:val="single" w:color="CCCCCC" w:sz="1"/>
@@ -5045,7 +5071,7 @@
         </w:tc>
         <w:tc>
           <w:tcPr>
-            <w:tcW w:type="dxa" w:w="2340"/>
+            <w:tcW w:type="pct" w:w="1367"/>
             <w:tcBorders>
               <w:top w:val="single" w:color="CCCCCC" w:sz="1"/>
               <w:left w:val="single" w:color="CCCCCC" w:sz="1"/>
@@ -5081,7 +5107,7 @@
         </w:trPr>
         <w:tc>
           <w:tcPr>
-            <w:tcW w:type="dxa" w:w="2340"/>
+            <w:tcW w:type="pct" w:w="962"/>
             <w:tcBorders>
               <w:top w:val="single" w:color="CCCCCC" w:sz="1"/>
               <w:left w:val="single" w:color="CCCCCC" w:sz="1"/>
@@ -5112,7 +5138,7 @@
         </w:tc>
         <w:tc>
           <w:tcPr>
-            <w:tcW w:type="dxa" w:w="2340"/>
+            <w:tcW w:type="pct" w:w="1389"/>
             <w:tcBorders>
               <w:top w:val="single" w:color="CCCCCC" w:sz="1"/>
               <w:left w:val="single" w:color="CCCCCC" w:sz="1"/>
@@ -5143,7 +5169,7 @@
         </w:tc>
         <w:tc>
           <w:tcPr>
-            <w:tcW w:type="dxa" w:w="2340"/>
+            <w:tcW w:type="pct" w:w="1282"/>
             <w:tcBorders>
               <w:top w:val="single" w:color="CCCCCC" w:sz="1"/>
               <w:left w:val="single" w:color="CCCCCC" w:sz="1"/>
@@ -5174,7 +5200,7 @@
         </w:tc>
         <w:tc>
           <w:tcPr>
-            <w:tcW w:type="dxa" w:w="2340"/>
+            <w:tcW w:type="pct" w:w="1367"/>
             <w:tcBorders>
               <w:top w:val="single" w:color="CCCCCC" w:sz="1"/>
               <w:left w:val="single" w:color="CCCCCC" w:sz="1"/>
@@ -5210,7 +5236,7 @@
         </w:trPr>
         <w:tc>
           <w:tcPr>
-            <w:tcW w:type="dxa" w:w="2340"/>
+            <w:tcW w:type="pct" w:w="962"/>
             <w:tcBorders>
               <w:top w:val="single" w:color="CCCCCC" w:sz="1"/>
               <w:left w:val="single" w:color="CCCCCC" w:sz="1"/>
@@ -5241,7 +5267,7 @@
         </w:tc>
         <w:tc>
           <w:tcPr>
-            <w:tcW w:type="dxa" w:w="2340"/>
+            <w:tcW w:type="pct" w:w="1389"/>
             <w:tcBorders>
               <w:top w:val="single" w:color="CCCCCC" w:sz="1"/>
               <w:left w:val="single" w:color="CCCCCC" w:sz="1"/>
@@ -5272,7 +5298,7 @@
         </w:tc>
         <w:tc>
           <w:tcPr>
-            <w:tcW w:type="dxa" w:w="2340"/>
+            <w:tcW w:type="pct" w:w="1282"/>
             <w:tcBorders>
               <w:top w:val="single" w:color="CCCCCC" w:sz="1"/>
               <w:left w:val="single" w:color="CCCCCC" w:sz="1"/>
@@ -5303,7 +5329,7 @@
         </w:tc>
         <w:tc>
           <w:tcPr>
-            <w:tcW w:type="dxa" w:w="2340"/>
+            <w:tcW w:type="pct" w:w="1367"/>
             <w:tcBorders>
               <w:top w:val="single" w:color="CCCCCC" w:sz="1"/>
               <w:left w:val="single" w:color="CCCCCC" w:sz="1"/>
@@ -5339,7 +5365,7 @@
         </w:trPr>
         <w:tc>
           <w:tcPr>
-            <w:tcW w:type="dxa" w:w="2340"/>
+            <w:tcW w:type="pct" w:w="962"/>
             <w:tcBorders>
               <w:top w:val="single" w:color="CCCCCC" w:sz="1"/>
               <w:left w:val="single" w:color="CCCCCC" w:sz="1"/>
@@ -5370,7 +5396,7 @@
         </w:tc>
         <w:tc>
           <w:tcPr>
-            <w:tcW w:type="dxa" w:w="2340"/>
+            <w:tcW w:type="pct" w:w="1389"/>
             <w:tcBorders>
               <w:top w:val="single" w:color="CCCCCC" w:sz="1"/>
               <w:left w:val="single" w:color="CCCCCC" w:sz="1"/>
@@ -5401,7 +5427,7 @@
         </w:tc>
         <w:tc>
           <w:tcPr>
-            <w:tcW w:type="dxa" w:w="2340"/>
+            <w:tcW w:type="pct" w:w="1282"/>
             <w:tcBorders>
               <w:top w:val="single" w:color="CCCCCC" w:sz="1"/>
               <w:left w:val="single" w:color="CCCCCC" w:sz="1"/>
@@ -5432,7 +5458,7 @@
         </w:tc>
         <w:tc>
           <w:tcPr>
-            <w:tcW w:type="dxa" w:w="2340"/>
+            <w:tcW w:type="pct" w:w="1367"/>
             <w:tcBorders>
               <w:top w:val="single" w:color="CCCCCC" w:sz="1"/>
               <w:left w:val="single" w:color="CCCCCC" w:sz="1"/>
@@ -5468,7 +5494,7 @@
         </w:trPr>
         <w:tc>
           <w:tcPr>
-            <w:tcW w:type="dxa" w:w="2340"/>
+            <w:tcW w:type="pct" w:w="962"/>
             <w:tcBorders>
               <w:top w:val="single" w:color="CCCCCC" w:sz="1"/>
               <w:left w:val="single" w:color="CCCCCC" w:sz="1"/>
@@ -5499,7 +5525,7 @@
         </w:tc>
         <w:tc>
           <w:tcPr>
-            <w:tcW w:type="dxa" w:w="2340"/>
+            <w:tcW w:type="pct" w:w="1389"/>
             <w:tcBorders>
               <w:top w:val="single" w:color="CCCCCC" w:sz="1"/>
               <w:left w:val="single" w:color="CCCCCC" w:sz="1"/>
@@ -5530,7 +5556,7 @@
         </w:tc>
         <w:tc>
           <w:tcPr>
-            <w:tcW w:type="dxa" w:w="2340"/>
+            <w:tcW w:type="pct" w:w="1282"/>
             <w:tcBorders>
               <w:top w:val="single" w:color="CCCCCC" w:sz="1"/>
               <w:left w:val="single" w:color="CCCCCC" w:sz="1"/>
@@ -5561,7 +5587,7 @@
         </w:tc>
         <w:tc>
           <w:tcPr>
-            <w:tcW w:type="dxa" w:w="2340"/>
+            <w:tcW w:type="pct" w:w="1367"/>
             <w:tcBorders>
               <w:top w:val="single" w:color="CCCCCC" w:sz="1"/>
               <w:left w:val="single" w:color="CCCCCC" w:sz="1"/>
@@ -5597,7 +5623,7 @@
         </w:trPr>
         <w:tc>
           <w:tcPr>
-            <w:tcW w:type="dxa" w:w="2340"/>
+            <w:tcW w:type="pct" w:w="962"/>
             <w:tcBorders>
               <w:top w:val="single" w:color="CCCCCC" w:sz="1"/>
               <w:left w:val="single" w:color="CCCCCC" w:sz="1"/>
@@ -5628,7 +5654,7 @@
         </w:tc>
         <w:tc>
           <w:tcPr>
-            <w:tcW w:type="dxa" w:w="2340"/>
+            <w:tcW w:type="pct" w:w="1389"/>
             <w:tcBorders>
               <w:top w:val="single" w:color="CCCCCC" w:sz="1"/>
               <w:left w:val="single" w:color="CCCCCC" w:sz="1"/>
@@ -5659,7 +5685,7 @@
         </w:tc>
         <w:tc>
           <w:tcPr>
-            <w:tcW w:type="dxa" w:w="2340"/>
+            <w:tcW w:type="pct" w:w="1282"/>
             <w:tcBorders>
               <w:top w:val="single" w:color="CCCCCC" w:sz="1"/>
               <w:left w:val="single" w:color="CCCCCC" w:sz="1"/>
@@ -5690,7 +5716,7 @@
         </w:tc>
         <w:tc>
           <w:tcPr>
-            <w:tcW w:type="dxa" w:w="2340"/>
+            <w:tcW w:type="pct" w:w="1367"/>
             <w:tcBorders>
               <w:top w:val="single" w:color="CCCCCC" w:sz="1"/>
               <w:left w:val="single" w:color="CCCCCC" w:sz="1"/>
@@ -5930,9 +5956,9 @@
         <w:t xml:space="preserve">With 7 sectors and roughly equal partition, a typical single-sector update requires approximately 14% of the parameters that a full-module update would require. For cross-sector updates (two sectors active), the cost rises to approximately 29%. Since most real experiences are domain-concentrated — a medical query primarily activates S₃, a coding task primarily activates S₂ and S₄ — the average consolidation update cost is substantially below the full-module baseline.</w:t>
       </w:r>
     </w:p>
-    <w:tbl>
+    <w:tbl xmlns:w="http://schemas.openxmlformats.org/wordprocessingml/2006/main">
       <w:tblPr>
-        <w:tblW w:type="dxa" w:w="9360"/>
+        <w:tblW w:type="pct" w:w="5000"/>
         <w:tblBorders>
           <w:top w:val="single" w:color="auto" w:sz="4"/>
           <w:left w:val="single" w:color="auto" w:sz="4"/>
@@ -5941,6 +5967,7 @@
           <w:insideH w:val="single" w:color="auto" w:sz="4"/>
           <w:insideV w:val="single" w:color="auto" w:sz="4"/>
         </w:tblBorders>
+        <w:tblLayout w:type="autofit"/>
       </w:tblPr>
       <w:tblGrid>
         <w:gridCol w:w="2600"/>
@@ -5954,7 +5981,7 @@
         </w:trPr>
         <w:tc>
           <w:tcPr>
-            <w:tcW w:type="dxa" w:w="2340"/>
+            <w:tcW w:type="pct" w:w="1389"/>
             <w:tcBorders>
               <w:top w:val="single" w:color="CCCCCC" w:sz="1"/>
               <w:left w:val="single" w:color="CCCCCC" w:sz="1"/>
@@ -5985,7 +6012,7 @@
         </w:tc>
         <w:tc>
           <w:tcPr>
-            <w:tcW w:type="dxa" w:w="2340"/>
+            <w:tcW w:type="pct" w:w="1175"/>
             <w:tcBorders>
               <w:top w:val="single" w:color="CCCCCC" w:sz="1"/>
               <w:left w:val="single" w:color="CCCCCC" w:sz="1"/>
@@ -6016,7 +6043,7 @@
         </w:tc>
         <w:tc>
           <w:tcPr>
-            <w:tcW w:type="dxa" w:w="2340"/>
+            <w:tcW w:type="pct" w:w="1261"/>
             <w:tcBorders>
               <w:top w:val="single" w:color="CCCCCC" w:sz="1"/>
               <w:left w:val="single" w:color="CCCCCC" w:sz="1"/>
@@ -6047,7 +6074,7 @@
         </w:tc>
         <w:tc>
           <w:tcPr>
-            <w:tcW w:type="dxa" w:w="2340"/>
+            <w:tcW w:type="pct" w:w="1175"/>
             <w:tcBorders>
               <w:top w:val="single" w:color="CCCCCC" w:sz="1"/>
               <w:left w:val="single" w:color="CCCCCC" w:sz="1"/>
@@ -6083,7 +6110,7 @@
         </w:trPr>
         <w:tc>
           <w:tcPr>
-            <w:tcW w:type="dxa" w:w="2340"/>
+            <w:tcW w:type="pct" w:w="1389"/>
             <w:tcBorders>
               <w:top w:val="single" w:color="CCCCCC" w:sz="1"/>
               <w:left w:val="single" w:color="CCCCCC" w:sz="1"/>
@@ -6114,7 +6141,7 @@
         </w:tc>
         <w:tc>
           <w:tcPr>
-            <w:tcW w:type="dxa" w:w="2340"/>
+            <w:tcW w:type="pct" w:w="1175"/>
             <w:tcBorders>
               <w:top w:val="single" w:color="CCCCCC" w:sz="1"/>
               <w:left w:val="single" w:color="CCCCCC" w:sz="1"/>
@@ -6145,7 +6172,7 @@
         </w:tc>
         <w:tc>
           <w:tcPr>
-            <w:tcW w:type="dxa" w:w="2340"/>
+            <w:tcW w:type="pct" w:w="1261"/>
             <w:tcBorders>
               <w:top w:val="single" w:color="CCCCCC" w:sz="1"/>
               <w:left w:val="single" w:color="CCCCCC" w:sz="1"/>
@@ -6176,7 +6203,7 @@
         </w:tc>
         <w:tc>
           <w:tcPr>
-            <w:tcW w:type="dxa" w:w="2340"/>
+            <w:tcW w:type="pct" w:w="1175"/>
             <w:tcBorders>
               <w:top w:val="single" w:color="CCCCCC" w:sz="1"/>
               <w:left w:val="single" w:color="CCCCCC" w:sz="1"/>
@@ -6212,7 +6239,7 @@
         </w:trPr>
         <w:tc>
           <w:tcPr>
-            <w:tcW w:type="dxa" w:w="2340"/>
+            <w:tcW w:type="pct" w:w="1389"/>
             <w:tcBorders>
               <w:top w:val="single" w:color="CCCCCC" w:sz="1"/>
               <w:left w:val="single" w:color="CCCCCC" w:sz="1"/>
@@ -6243,7 +6270,7 @@
         </w:tc>
         <w:tc>
           <w:tcPr>
-            <w:tcW w:type="dxa" w:w="2340"/>
+            <w:tcW w:type="pct" w:w="1175"/>
             <w:tcBorders>
               <w:top w:val="single" w:color="CCCCCC" w:sz="1"/>
               <w:left w:val="single" w:color="CCCCCC" w:sz="1"/>
@@ -6274,7 +6301,7 @@
         </w:tc>
         <w:tc>
           <w:tcPr>
-            <w:tcW w:type="dxa" w:w="2340"/>
+            <w:tcW w:type="pct" w:w="1261"/>
             <w:tcBorders>
               <w:top w:val="single" w:color="CCCCCC" w:sz="1"/>
               <w:left w:val="single" w:color="CCCCCC" w:sz="1"/>
@@ -6305,7 +6332,7 @@
         </w:tc>
         <w:tc>
           <w:tcPr>
-            <w:tcW w:type="dxa" w:w="2340"/>
+            <w:tcW w:type="pct" w:w="1175"/>
             <w:tcBorders>
               <w:top w:val="single" w:color="CCCCCC" w:sz="1"/>
               <w:left w:val="single" w:color="CCCCCC" w:sz="1"/>
@@ -6341,7 +6368,7 @@
         </w:trPr>
         <w:tc>
           <w:tcPr>
-            <w:tcW w:type="dxa" w:w="2340"/>
+            <w:tcW w:type="pct" w:w="1389"/>
             <w:tcBorders>
               <w:top w:val="single" w:color="CCCCCC" w:sz="1"/>
               <w:left w:val="single" w:color="CCCCCC" w:sz="1"/>
@@ -6372,7 +6399,7 @@
         </w:tc>
         <w:tc>
           <w:tcPr>
-            <w:tcW w:type="dxa" w:w="2340"/>
+            <w:tcW w:type="pct" w:w="1175"/>
             <w:tcBorders>
               <w:top w:val="single" w:color="CCCCCC" w:sz="1"/>
               <w:left w:val="single" w:color="CCCCCC" w:sz="1"/>
@@ -6403,7 +6430,7 @@
         </w:tc>
         <w:tc>
           <w:tcPr>
-            <w:tcW w:type="dxa" w:w="2340"/>
+            <w:tcW w:type="pct" w:w="1261"/>
             <w:tcBorders>
               <w:top w:val="single" w:color="CCCCCC" w:sz="1"/>
               <w:left w:val="single" w:color="CCCCCC" w:sz="1"/>
@@ -6434,7 +6461,7 @@
         </w:tc>
         <w:tc>
           <w:tcPr>
-            <w:tcW w:type="dxa" w:w="2340"/>
+            <w:tcW w:type="pct" w:w="1175"/>
             <w:tcBorders>
               <w:top w:val="single" w:color="CCCCCC" w:sz="1"/>
               <w:left w:val="single" w:color="CCCCCC" w:sz="1"/>
@@ -6470,7 +6497,7 @@
         </w:trPr>
         <w:tc>
           <w:tcPr>
-            <w:tcW w:type="dxa" w:w="2340"/>
+            <w:tcW w:type="pct" w:w="1389"/>
             <w:tcBorders>
               <w:top w:val="single" w:color="CCCCCC" w:sz="1"/>
               <w:left w:val="single" w:color="CCCCCC" w:sz="1"/>
@@ -6501,7 +6528,7 @@
         </w:tc>
         <w:tc>
           <w:tcPr>
-            <w:tcW w:type="dxa" w:w="2340"/>
+            <w:tcW w:type="pct" w:w="1175"/>
             <w:tcBorders>
               <w:top w:val="single" w:color="CCCCCC" w:sz="1"/>
               <w:left w:val="single" w:color="CCCCCC" w:sz="1"/>
@@ -6532,7 +6559,7 @@
         </w:tc>
         <w:tc>
           <w:tcPr>
-            <w:tcW w:type="dxa" w:w="2340"/>
+            <w:tcW w:type="pct" w:w="1261"/>
             <w:tcBorders>
               <w:top w:val="single" w:color="CCCCCC" w:sz="1"/>
               <w:left w:val="single" w:color="CCCCCC" w:sz="1"/>
@@ -6563,7 +6590,7 @@
         </w:tc>
         <w:tc>
           <w:tcPr>
-            <w:tcW w:type="dxa" w:w="2340"/>
+            <w:tcW w:type="pct" w:w="1175"/>
             <w:tcBorders>
               <w:top w:val="single" w:color="CCCCCC" w:sz="1"/>
               <w:left w:val="single" w:color="CCCCCC" w:sz="1"/>
@@ -6599,7 +6626,7 @@
         </w:trPr>
         <w:tc>
           <w:tcPr>
-            <w:tcW w:type="dxa" w:w="2340"/>
+            <w:tcW w:type="pct" w:w="1389"/>
             <w:tcBorders>
               <w:top w:val="single" w:color="CCCCCC" w:sz="1"/>
               <w:left w:val="single" w:color="CCCCCC" w:sz="1"/>
@@ -6630,7 +6657,7 @@
         </w:tc>
         <w:tc>
           <w:tcPr>
-            <w:tcW w:type="dxa" w:w="2340"/>
+            <w:tcW w:type="pct" w:w="1175"/>
             <w:tcBorders>
               <w:top w:val="single" w:color="CCCCCC" w:sz="1"/>
               <w:left w:val="single" w:color="CCCCCC" w:sz="1"/>
@@ -6661,7 +6688,7 @@
         </w:tc>
         <w:tc>
           <w:tcPr>
-            <w:tcW w:type="dxa" w:w="2340"/>
+            <w:tcW w:type="pct" w:w="1261"/>
             <w:tcBorders>
               <w:top w:val="single" w:color="CCCCCC" w:sz="1"/>
               <w:left w:val="single" w:color="CCCCCC" w:sz="1"/>
@@ -6692,7 +6719,7 @@
         </w:tc>
         <w:tc>
           <w:tcPr>
-            <w:tcW w:type="dxa" w:w="2340"/>
+            <w:tcW w:type="pct" w:w="1175"/>
             <w:tcBorders>
               <w:top w:val="single" w:color="CCCCCC" w:sz="1"/>
               <w:left w:val="single" w:color="CCCCCC" w:sz="1"/>
@@ -7116,9 +7143,9 @@
         <w:t xml:space="preserve">The Memory Graph System operates with four memory tiers, each with distinct persistence semantics:</w:t>
       </w:r>
     </w:p>
-    <w:tbl>
+    <w:tbl xmlns:w="http://schemas.openxmlformats.org/wordprocessingml/2006/main">
       <w:tblPr>
-        <w:tblW w:type="dxa" w:w="9360"/>
+        <w:tblW w:type="pct" w:w="5000"/>
         <w:tblBorders>
           <w:top w:val="single" w:color="auto" w:sz="4"/>
           <w:left w:val="single" w:color="auto" w:sz="4"/>
@@ -7127,6 +7154,7 @@
           <w:insideH w:val="single" w:color="auto" w:sz="4"/>
           <w:insideV w:val="single" w:color="auto" w:sz="4"/>
         </w:tblBorders>
+        <w:tblLayout w:type="autofit"/>
       </w:tblPr>
       <w:tblGrid>
         <w:gridCol w:w="1900"/>
@@ -7140,7 +7168,7 @@
         </w:trPr>
         <w:tc>
           <w:tcPr>
-            <w:tcW w:type="dxa" w:w="2340"/>
+            <w:tcW w:type="pct" w:w="1015"/>
             <w:tcBorders>
               <w:top w:val="single" w:color="CCCCCC" w:sz="1"/>
               <w:left w:val="single" w:color="CCCCCC" w:sz="1"/>
@@ -7171,7 +7199,7 @@
         </w:tc>
         <w:tc>
           <w:tcPr>
-            <w:tcW w:type="dxa" w:w="2340"/>
+            <w:tcW w:type="pct" w:w="1175"/>
             <w:tcBorders>
               <w:top w:val="single" w:color="CCCCCC" w:sz="1"/>
               <w:left w:val="single" w:color="CCCCCC" w:sz="1"/>
@@ -7202,7 +7230,7 @@
         </w:tc>
         <w:tc>
           <w:tcPr>
-            <w:tcW w:type="dxa" w:w="2340"/>
+            <w:tcW w:type="pct" w:w="1314"/>
             <w:tcBorders>
               <w:top w:val="single" w:color="CCCCCC" w:sz="1"/>
               <w:left w:val="single" w:color="CCCCCC" w:sz="1"/>
@@ -7233,7 +7261,7 @@
         </w:tc>
         <w:tc>
           <w:tcPr>
-            <w:tcW w:type="dxa" w:w="2340"/>
+            <w:tcW w:type="pct" w:w="1496"/>
             <w:tcBorders>
               <w:top w:val="single" w:color="CCCCCC" w:sz="1"/>
               <w:left w:val="single" w:color="CCCCCC" w:sz="1"/>
@@ -7269,7 +7297,7 @@
         </w:trPr>
         <w:tc>
           <w:tcPr>
-            <w:tcW w:type="dxa" w:w="2340"/>
+            <w:tcW w:type="pct" w:w="1015"/>
             <w:tcBorders>
               <w:top w:val="single" w:color="CCCCCC" w:sz="1"/>
               <w:left w:val="single" w:color="CCCCCC" w:sz="1"/>
@@ -7300,7 +7328,7 @@
         </w:tc>
         <w:tc>
           <w:tcPr>
-            <w:tcW w:type="dxa" w:w="2340"/>
+            <w:tcW w:type="pct" w:w="1175"/>
             <w:tcBorders>
               <w:top w:val="single" w:color="CCCCCC" w:sz="1"/>
               <w:left w:val="single" w:color="CCCCCC" w:sz="1"/>
@@ -7331,7 +7359,7 @@
         </w:tc>
         <w:tc>
           <w:tcPr>
-            <w:tcW w:type="dxa" w:w="2340"/>
+            <w:tcW w:type="pct" w:w="1314"/>
             <w:tcBorders>
               <w:top w:val="single" w:color="CCCCCC" w:sz="1"/>
               <w:left w:val="single" w:color="CCCCCC" w:sz="1"/>
@@ -7362,7 +7390,7 @@
         </w:tc>
         <w:tc>
           <w:tcPr>
-            <w:tcW w:type="dxa" w:w="2340"/>
+            <w:tcW w:type="pct" w:w="1496"/>
             <w:tcBorders>
               <w:top w:val="single" w:color="CCCCCC" w:sz="1"/>
               <w:left w:val="single" w:color="CCCCCC" w:sz="1"/>
@@ -7398,7 +7426,7 @@
         </w:trPr>
         <w:tc>
           <w:tcPr>
-            <w:tcW w:type="dxa" w:w="2340"/>
+            <w:tcW w:type="pct" w:w="1015"/>
             <w:tcBorders>
               <w:top w:val="single" w:color="CCCCCC" w:sz="1"/>
               <w:left w:val="single" w:color="CCCCCC" w:sz="1"/>
@@ -7429,7 +7457,7 @@
         </w:tc>
         <w:tc>
           <w:tcPr>
-            <w:tcW w:type="dxa" w:w="2340"/>
+            <w:tcW w:type="pct" w:w="1175"/>
             <w:tcBorders>
               <w:top w:val="single" w:color="CCCCCC" w:sz="1"/>
               <w:left w:val="single" w:color="CCCCCC" w:sz="1"/>
@@ -7460,7 +7488,7 @@
         </w:tc>
         <w:tc>
           <w:tcPr>
-            <w:tcW w:type="dxa" w:w="2340"/>
+            <w:tcW w:type="pct" w:w="1314"/>
             <w:tcBorders>
               <w:top w:val="single" w:color="CCCCCC" w:sz="1"/>
               <w:left w:val="single" w:color="CCCCCC" w:sz="1"/>
@@ -7491,7 +7519,7 @@
         </w:tc>
         <w:tc>
           <w:tcPr>
-            <w:tcW w:type="dxa" w:w="2340"/>
+            <w:tcW w:type="pct" w:w="1496"/>
             <w:tcBorders>
               <w:top w:val="single" w:color="CCCCCC" w:sz="1"/>
               <w:left w:val="single" w:color="CCCCCC" w:sz="1"/>
@@ -7527,7 +7555,7 @@
         </w:trPr>
         <w:tc>
           <w:tcPr>
-            <w:tcW w:type="dxa" w:w="2340"/>
+            <w:tcW w:type="pct" w:w="1015"/>
             <w:tcBorders>
               <w:top w:val="single" w:color="CCCCCC" w:sz="1"/>
               <w:left w:val="single" w:color="CCCCCC" w:sz="1"/>
@@ -7558,7 +7586,7 @@
         </w:tc>
         <w:tc>
           <w:tcPr>
-            <w:tcW w:type="dxa" w:w="2340"/>
+            <w:tcW w:type="pct" w:w="1175"/>
             <w:tcBorders>
               <w:top w:val="single" w:color="CCCCCC" w:sz="1"/>
               <w:left w:val="single" w:color="CCCCCC" w:sz="1"/>
@@ -7589,7 +7617,7 @@
         </w:tc>
         <w:tc>
           <w:tcPr>
-            <w:tcW w:type="dxa" w:w="2340"/>
+            <w:tcW w:type="pct" w:w="1314"/>
             <w:tcBorders>
               <w:top w:val="single" w:color="CCCCCC" w:sz="1"/>
               <w:left w:val="single" w:color="CCCCCC" w:sz="1"/>
@@ -7620,7 +7648,7 @@
         </w:tc>
         <w:tc>
           <w:tcPr>
-            <w:tcW w:type="dxa" w:w="2340"/>
+            <w:tcW w:type="pct" w:w="1496"/>
             <w:tcBorders>
               <w:top w:val="single" w:color="CCCCCC" w:sz="1"/>
               <w:left w:val="single" w:color="CCCCCC" w:sz="1"/>
@@ -7656,7 +7684,7 @@
         </w:trPr>
         <w:tc>
           <w:tcPr>
-            <w:tcW w:type="dxa" w:w="2340"/>
+            <w:tcW w:type="pct" w:w="1015"/>
             <w:tcBorders>
               <w:top w:val="single" w:color="CCCCCC" w:sz="1"/>
               <w:left w:val="single" w:color="CCCCCC" w:sz="1"/>
@@ -7687,7 +7715,7 @@
         </w:tc>
         <w:tc>
           <w:tcPr>
-            <w:tcW w:type="dxa" w:w="2340"/>
+            <w:tcW w:type="pct" w:w="1175"/>
             <w:tcBorders>
               <w:top w:val="single" w:color="CCCCCC" w:sz="1"/>
               <w:left w:val="single" w:color="CCCCCC" w:sz="1"/>
@@ -7718,7 +7746,7 @@
         </w:tc>
         <w:tc>
           <w:tcPr>
-            <w:tcW w:type="dxa" w:w="2340"/>
+            <w:tcW w:type="pct" w:w="1314"/>
             <w:tcBorders>
               <w:top w:val="single" w:color="CCCCCC" w:sz="1"/>
               <w:left w:val="single" w:color="CCCCCC" w:sz="1"/>
@@ -7749,7 +7777,7 @@
         </w:tc>
         <w:tc>
           <w:tcPr>
-            <w:tcW w:type="dxa" w:w="2340"/>
+            <w:tcW w:type="pct" w:w="1496"/>
             <w:tcBorders>
               <w:top w:val="single" w:color="CCCCCC" w:sz="1"/>
               <w:left w:val="single" w:color="CCCCCC" w:sz="1"/>
@@ -8355,9 +8383,9 @@
         <w:t xml:space="preserve">10.7.2 Growth Decision Rules</w:t>
       </w:r>
     </w:p>
-    <w:tbl>
+    <w:tbl xmlns:w="http://schemas.openxmlformats.org/wordprocessingml/2006/main">
       <w:tblPr>
-        <w:tblW w:type="dxa" w:w="9360"/>
+        <w:tblW w:type="pct" w:w="5000"/>
         <w:tblBorders>
           <w:top w:val="single" w:color="auto" w:sz="4"/>
           <w:left w:val="single" w:color="auto" w:sz="4"/>
@@ -8366,6 +8394,7 @@
           <w:insideH w:val="single" w:color="auto" w:sz="4"/>
           <w:insideV w:val="single" w:color="auto" w:sz="4"/>
         </w:tblBorders>
+        <w:tblLayout w:type="autofit"/>
       </w:tblPr>
       <w:tblGrid>
         <w:gridCol w:w="2200"/>
@@ -8378,7 +8407,7 @@
         </w:trPr>
         <w:tc>
           <w:tcPr>
-            <w:tcW w:type="dxa" w:w="3120"/>
+            <w:tcW w:type="pct" w:w="1175"/>
             <w:tcBorders>
               <w:top w:val="single" w:color="CCCCCC" w:sz="1"/>
               <w:left w:val="single" w:color="CCCCCC" w:sz="1"/>
@@ -8409,7 +8438,7 @@
         </w:tc>
         <w:tc>
           <w:tcPr>
-            <w:tcW w:type="dxa" w:w="3120"/>
+            <w:tcW w:type="pct" w:w="1175"/>
             <w:tcBorders>
               <w:top w:val="single" w:color="CCCCCC" w:sz="1"/>
               <w:left w:val="single" w:color="CCCCCC" w:sz="1"/>
@@ -8440,7 +8469,7 @@
         </w:tc>
         <w:tc>
           <w:tcPr>
-            <w:tcW w:type="dxa" w:w="3120"/>
+            <w:tcW w:type="pct" w:w="2650"/>
             <w:tcBorders>
               <w:top w:val="single" w:color="CCCCCC" w:sz="1"/>
               <w:left w:val="single" w:color="CCCCCC" w:sz="1"/>
@@ -8476,7 +8505,7 @@
         </w:trPr>
         <w:tc>
           <w:tcPr>
-            <w:tcW w:type="dxa" w:w="3120"/>
+            <w:tcW w:type="pct" w:w="1175"/>
             <w:tcBorders>
               <w:top w:val="single" w:color="CCCCCC" w:sz="1"/>
               <w:left w:val="single" w:color="CCCCCC" w:sz="1"/>
@@ -8507,7 +8536,7 @@
         </w:tc>
         <w:tc>
           <w:tcPr>
-            <w:tcW w:type="dxa" w:w="3120"/>
+            <w:tcW w:type="pct" w:w="1175"/>
             <w:tcBorders>
               <w:top w:val="single" w:color="CCCCCC" w:sz="1"/>
               <w:left w:val="single" w:color="CCCCCC" w:sz="1"/>
@@ -8538,7 +8567,7 @@
         </w:tc>
         <w:tc>
           <w:tcPr>
-            <w:tcW w:type="dxa" w:w="3120"/>
+            <w:tcW w:type="pct" w:w="2650"/>
             <w:tcBorders>
               <w:top w:val="single" w:color="CCCCCC" w:sz="1"/>
               <w:left w:val="single" w:color="CCCCCC" w:sz="1"/>
@@ -8574,7 +8603,7 @@
         </w:trPr>
         <w:tc>
           <w:tcPr>
-            <w:tcW w:type="dxa" w:w="3120"/>
+            <w:tcW w:type="pct" w:w="1175"/>
             <w:tcBorders>
               <w:top w:val="single" w:color="CCCCCC" w:sz="1"/>
               <w:left w:val="single" w:color="CCCCCC" w:sz="1"/>
@@ -8605,7 +8634,7 @@
         </w:tc>
         <w:tc>
           <w:tcPr>
-            <w:tcW w:type="dxa" w:w="3120"/>
+            <w:tcW w:type="pct" w:w="1175"/>
             <w:tcBorders>
               <w:top w:val="single" w:color="CCCCCC" w:sz="1"/>
               <w:left w:val="single" w:color="CCCCCC" w:sz="1"/>
@@ -8636,7 +8665,7 @@
         </w:tc>
         <w:tc>
           <w:tcPr>
-            <w:tcW w:type="dxa" w:w="3120"/>
+            <w:tcW w:type="pct" w:w="2650"/>
             <w:tcBorders>
               <w:top w:val="single" w:color="CCCCCC" w:sz="1"/>
               <w:left w:val="single" w:color="CCCCCC" w:sz="1"/>
@@ -8672,7 +8701,7 @@
         </w:trPr>
         <w:tc>
           <w:tcPr>
-            <w:tcW w:type="dxa" w:w="3120"/>
+            <w:tcW w:type="pct" w:w="1175"/>
             <w:tcBorders>
               <w:top w:val="single" w:color="CCCCCC" w:sz="1"/>
               <w:left w:val="single" w:color="CCCCCC" w:sz="1"/>
@@ -8703,7 +8732,7 @@
         </w:tc>
         <w:tc>
           <w:tcPr>
-            <w:tcW w:type="dxa" w:w="3120"/>
+            <w:tcW w:type="pct" w:w="1175"/>
             <w:tcBorders>
               <w:top w:val="single" w:color="CCCCCC" w:sz="1"/>
               <w:left w:val="single" w:color="CCCCCC" w:sz="1"/>
@@ -8734,7 +8763,7 @@
         </w:tc>
         <w:tc>
           <w:tcPr>
-            <w:tcW w:type="dxa" w:w="3120"/>
+            <w:tcW w:type="pct" w:w="2650"/>
             <w:tcBorders>
               <w:top w:val="single" w:color="CCCCCC" w:sz="1"/>
               <w:left w:val="single" w:color="CCCCCC" w:sz="1"/>
@@ -8770,7 +8799,7 @@
         </w:trPr>
         <w:tc>
           <w:tcPr>
-            <w:tcW w:type="dxa" w:w="3120"/>
+            <w:tcW w:type="pct" w:w="1175"/>
             <w:tcBorders>
               <w:top w:val="single" w:color="CCCCCC" w:sz="1"/>
               <w:left w:val="single" w:color="CCCCCC" w:sz="1"/>
@@ -8801,7 +8830,7 @@
         </w:tc>
         <w:tc>
           <w:tcPr>
-            <w:tcW w:type="dxa" w:w="3120"/>
+            <w:tcW w:type="pct" w:w="1175"/>
             <w:tcBorders>
               <w:top w:val="single" w:color="CCCCCC" w:sz="1"/>
               <w:left w:val="single" w:color="CCCCCC" w:sz="1"/>
@@ -8832,7 +8861,7 @@
         </w:tc>
         <w:tc>
           <w:tcPr>
-            <w:tcW w:type="dxa" w:w="3120"/>
+            <w:tcW w:type="pct" w:w="2650"/>
             <w:tcBorders>
               <w:top w:val="single" w:color="CCCCCC" w:sz="1"/>
               <w:left w:val="single" w:color="CCCCCC" w:sz="1"/>
@@ -9992,9 +10021,9 @@
         <w:t xml:space="preserve">This is the direct formalization of the intuition you described: a chunk about food preparation activates S₃ (world knowledge) with culinary bias and S₄ (procedural) for the sequence of steps. A chunk about mathematical proof activates S₂ (formal reasoning) exclusively. A chunk about a social conflict activates S₅ (social-contextual) and potentially S₁ (linguistic) for pragmatic interpretation.</w:t>
       </w:r>
     </w:p>
-    <w:tbl>
+    <w:tbl xmlns:w="http://schemas.openxmlformats.org/wordprocessingml/2006/main">
       <w:tblPr>
-        <w:tblW w:type="dxa" w:w="9360"/>
+        <w:tblW w:type="pct" w:w="5000"/>
         <w:tblBorders>
           <w:top w:val="single" w:color="auto" w:sz="4"/>
           <w:left w:val="single" w:color="auto" w:sz="4"/>
@@ -10003,6 +10032,7 @@
           <w:insideH w:val="single" w:color="auto" w:sz="4"/>
           <w:insideV w:val="single" w:color="auto" w:sz="4"/>
         </w:tblBorders>
+        <w:tblLayout w:type="autofit"/>
       </w:tblPr>
       <w:tblGrid>
         <w:gridCol w:w="3200"/>
@@ -10015,7 +10045,7 @@
         </w:trPr>
         <w:tc>
           <w:tcPr>
-            <w:tcW w:type="dxa" w:w="3120"/>
+            <w:tcW w:type="pct" w:w="1709"/>
             <w:tcBorders>
               <w:top w:val="single" w:color="CCCCCC" w:sz="1"/>
               <w:left w:val="single" w:color="CCCCCC" w:sz="1"/>
@@ -10046,7 +10076,7 @@
         </w:tc>
         <w:tc>
           <w:tcPr>
-            <w:tcW w:type="dxa" w:w="3120"/>
+            <w:tcW w:type="pct" w:w="1282"/>
             <w:tcBorders>
               <w:top w:val="single" w:color="CCCCCC" w:sz="1"/>
               <w:left w:val="single" w:color="CCCCCC" w:sz="1"/>
@@ -10077,7 +10107,7 @@
         </w:tc>
         <w:tc>
           <w:tcPr>
-            <w:tcW w:type="dxa" w:w="3120"/>
+            <w:tcW w:type="pct" w:w="2009"/>
             <w:tcBorders>
               <w:top w:val="single" w:color="CCCCCC" w:sz="1"/>
               <w:left w:val="single" w:color="CCCCCC" w:sz="1"/>
@@ -10113,7 +10143,7 @@
         </w:trPr>
         <w:tc>
           <w:tcPr>
-            <w:tcW w:type="dxa" w:w="3120"/>
+            <w:tcW w:type="pct" w:w="1709"/>
             <w:tcBorders>
               <w:top w:val="single" w:color="CCCCCC" w:sz="1"/>
               <w:left w:val="single" w:color="CCCCCC" w:sz="1"/>
@@ -10144,7 +10174,7 @@
         </w:tc>
         <w:tc>
           <w:tcPr>
-            <w:tcW w:type="dxa" w:w="3120"/>
+            <w:tcW w:type="pct" w:w="1282"/>
             <w:tcBorders>
               <w:top w:val="single" w:color="CCCCCC" w:sz="1"/>
               <w:left w:val="single" w:color="CCCCCC" w:sz="1"/>
@@ -10175,7 +10205,7 @@
         </w:tc>
         <w:tc>
           <w:tcPr>
-            <w:tcW w:type="dxa" w:w="3120"/>
+            <w:tcW w:type="pct" w:w="2009"/>
             <w:tcBorders>
               <w:top w:val="single" w:color="CCCCCC" w:sz="1"/>
               <w:left w:val="single" w:color="CCCCCC" w:sz="1"/>
@@ -10211,7 +10241,7 @@
         </w:trPr>
         <w:tc>
           <w:tcPr>
-            <w:tcW w:type="dxa" w:w="3120"/>
+            <w:tcW w:type="pct" w:w="1709"/>
             <w:tcBorders>
               <w:top w:val="single" w:color="CCCCCC" w:sz="1"/>
               <w:left w:val="single" w:color="CCCCCC" w:sz="1"/>
@@ -10242,7 +10272,7 @@
         </w:tc>
         <w:tc>
           <w:tcPr>
-            <w:tcW w:type="dxa" w:w="3120"/>
+            <w:tcW w:type="pct" w:w="1282"/>
             <w:tcBorders>
               <w:top w:val="single" w:color="CCCCCC" w:sz="1"/>
               <w:left w:val="single" w:color="CCCCCC" w:sz="1"/>
@@ -10273,7 +10303,7 @@
         </w:tc>
         <w:tc>
           <w:tcPr>
-            <w:tcW w:type="dxa" w:w="3120"/>
+            <w:tcW w:type="pct" w:w="2009"/>
             <w:tcBorders>
               <w:top w:val="single" w:color="CCCCCC" w:sz="1"/>
               <w:left w:val="single" w:color="CCCCCC" w:sz="1"/>
@@ -10309,7 +10339,7 @@
         </w:trPr>
         <w:tc>
           <w:tcPr>
-            <w:tcW w:type="dxa" w:w="3120"/>
+            <w:tcW w:type="pct" w:w="1709"/>
             <w:tcBorders>
               <w:top w:val="single" w:color="CCCCCC" w:sz="1"/>
               <w:left w:val="single" w:color="CCCCCC" w:sz="1"/>
@@ -10340,7 +10370,7 @@
         </w:tc>
         <w:tc>
           <w:tcPr>
-            <w:tcW w:type="dxa" w:w="3120"/>
+            <w:tcW w:type="pct" w:w="1282"/>
             <w:tcBorders>
               <w:top w:val="single" w:color="CCCCCC" w:sz="1"/>
               <w:left w:val="single" w:color="CCCCCC" w:sz="1"/>
@@ -10371,7 +10401,7 @@
         </w:tc>
         <w:tc>
           <w:tcPr>
-            <w:tcW w:type="dxa" w:w="3120"/>
+            <w:tcW w:type="pct" w:w="2009"/>
             <w:tcBorders>
               <w:top w:val="single" w:color="CCCCCC" w:sz="1"/>
               <w:left w:val="single" w:color="CCCCCC" w:sz="1"/>
@@ -10407,7 +10437,7 @@
         </w:trPr>
         <w:tc>
           <w:tcPr>
-            <w:tcW w:type="dxa" w:w="3120"/>
+            <w:tcW w:type="pct" w:w="1709"/>
             <w:tcBorders>
               <w:top w:val="single" w:color="CCCCCC" w:sz="1"/>
               <w:left w:val="single" w:color="CCCCCC" w:sz="1"/>
@@ -10438,7 +10468,7 @@
         </w:tc>
         <w:tc>
           <w:tcPr>
-            <w:tcW w:type="dxa" w:w="3120"/>
+            <w:tcW w:type="pct" w:w="1282"/>
             <w:tcBorders>
               <w:top w:val="single" w:color="CCCCCC" w:sz="1"/>
               <w:left w:val="single" w:color="CCCCCC" w:sz="1"/>
@@ -10469,7 +10499,7 @@
         </w:tc>
         <w:tc>
           <w:tcPr>
-            <w:tcW w:type="dxa" w:w="3120"/>
+            <w:tcW w:type="pct" w:w="2009"/>
             <w:tcBorders>
               <w:top w:val="single" w:color="CCCCCC" w:sz="1"/>
               <w:left w:val="single" w:color="CCCCCC" w:sz="1"/>
@@ -10505,7 +10535,7 @@
         </w:trPr>
         <w:tc>
           <w:tcPr>
-            <w:tcW w:type="dxa" w:w="3120"/>
+            <w:tcW w:type="pct" w:w="1709"/>
             <w:tcBorders>
               <w:top w:val="single" w:color="CCCCCC" w:sz="1"/>
               <w:left w:val="single" w:color="CCCCCC" w:sz="1"/>
@@ -10536,7 +10566,7 @@
         </w:tc>
         <w:tc>
           <w:tcPr>
-            <w:tcW w:type="dxa" w:w="3120"/>
+            <w:tcW w:type="pct" w:w="1282"/>
             <w:tcBorders>
               <w:top w:val="single" w:color="CCCCCC" w:sz="1"/>
               <w:left w:val="single" w:color="CCCCCC" w:sz="1"/>
@@ -10567,7 +10597,7 @@
         </w:tc>
         <w:tc>
           <w:tcPr>
-            <w:tcW w:type="dxa" w:w="3120"/>
+            <w:tcW w:type="pct" w:w="2009"/>
             <w:tcBorders>
               <w:top w:val="single" w:color="CCCCCC" w:sz="1"/>
               <w:left w:val="single" w:color="CCCCCC" w:sz="1"/>
@@ -10603,7 +10633,7 @@
         </w:trPr>
         <w:tc>
           <w:tcPr>
-            <w:tcW w:type="dxa" w:w="3120"/>
+            <w:tcW w:type="pct" w:w="1709"/>
             <w:tcBorders>
               <w:top w:val="single" w:color="CCCCCC" w:sz="1"/>
               <w:left w:val="single" w:color="CCCCCC" w:sz="1"/>
@@ -10634,7 +10664,7 @@
         </w:tc>
         <w:tc>
           <w:tcPr>
-            <w:tcW w:type="dxa" w:w="3120"/>
+            <w:tcW w:type="pct" w:w="1282"/>
             <w:tcBorders>
               <w:top w:val="single" w:color="CCCCCC" w:sz="1"/>
               <w:left w:val="single" w:color="CCCCCC" w:sz="1"/>
@@ -10665,7 +10695,7 @@
         </w:tc>
         <w:tc>
           <w:tcPr>
-            <w:tcW w:type="dxa" w:w="3120"/>
+            <w:tcW w:type="pct" w:w="2009"/>
             <w:tcBorders>
               <w:top w:val="single" w:color="CCCCCC" w:sz="1"/>
               <w:left w:val="single" w:color="CCCCCC" w:sz="1"/>
@@ -10701,7 +10731,7 @@
         </w:trPr>
         <w:tc>
           <w:tcPr>
-            <w:tcW w:type="dxa" w:w="3120"/>
+            <w:tcW w:type="pct" w:w="1709"/>
             <w:tcBorders>
               <w:top w:val="single" w:color="CCCCCC" w:sz="1"/>
               <w:left w:val="single" w:color="CCCCCC" w:sz="1"/>
@@ -10732,7 +10762,7 @@
         </w:tc>
         <w:tc>
           <w:tcPr>
-            <w:tcW w:type="dxa" w:w="3120"/>
+            <w:tcW w:type="pct" w:w="1282"/>
             <w:tcBorders>
               <w:top w:val="single" w:color="CCCCCC" w:sz="1"/>
               <w:left w:val="single" w:color="CCCCCC" w:sz="1"/>
@@ -10763,7 +10793,7 @@
         </w:tc>
         <w:tc>
           <w:tcPr>
-            <w:tcW w:type="dxa" w:w="3120"/>
+            <w:tcW w:type="pct" w:w="2009"/>
             <w:tcBorders>
               <w:top w:val="single" w:color="CCCCCC" w:sz="1"/>
               <w:left w:val="single" w:color="CCCCCC" w:sz="1"/>
@@ -12560,9 +12590,9 @@
         <w:t xml:space="preserve">The proposed approach differs from Constitutional AI and RLHF along three fundamental dimensions:</w:t>
       </w:r>
     </w:p>
-    <w:tbl>
+    <w:tbl xmlns:w="http://schemas.openxmlformats.org/wordprocessingml/2006/main">
       <w:tblPr>
-        <w:tblW w:type="dxa" w:w="9360"/>
+        <w:tblW w:type="pct" w:w="5000"/>
         <w:tblBorders>
           <w:top w:val="single" w:color="auto" w:sz="4"/>
           <w:left w:val="single" w:color="auto" w:sz="4"/>
@@ -12571,6 +12601,7 @@
           <w:insideH w:val="single" w:color="auto" w:sz="4"/>
           <w:insideV w:val="single" w:color="auto" w:sz="4"/>
         </w:tblBorders>
+        <w:tblLayout w:type="autofit"/>
       </w:tblPr>
       <w:tblGrid>
         <w:gridCol w:w="2200"/>
@@ -12584,7 +12615,7 @@
         </w:trPr>
         <w:tc>
           <w:tcPr>
-            <w:tcW w:type="dxa" w:w="2340"/>
+            <w:tcW w:type="pct" w:w="1175"/>
             <w:tcBorders>
               <w:top w:val="single" w:color="CCCCCC" w:sz="1"/>
               <w:left w:val="single" w:color="CCCCCC" w:sz="1"/>
@@ -12615,7 +12646,7 @@
         </w:tc>
         <w:tc>
           <w:tcPr>
-            <w:tcW w:type="dxa" w:w="2340"/>
+            <w:tcW w:type="pct" w:w="1271"/>
             <w:tcBorders>
               <w:top w:val="single" w:color="CCCCCC" w:sz="1"/>
               <w:left w:val="single" w:color="CCCCCC" w:sz="1"/>
@@ -12646,7 +12677,7 @@
         </w:tc>
         <w:tc>
           <w:tcPr>
-            <w:tcW w:type="dxa" w:w="2340"/>
+            <w:tcW w:type="pct" w:w="1271"/>
             <w:tcBorders>
               <w:top w:val="single" w:color="CCCCCC" w:sz="1"/>
               <w:left w:val="single" w:color="CCCCCC" w:sz="1"/>
@@ -12677,7 +12708,7 @@
         </w:tc>
         <w:tc>
           <w:tcPr>
-            <w:tcW w:type="dxa" w:w="2340"/>
+            <w:tcW w:type="pct" w:w="1283"/>
             <w:tcBorders>
               <w:top w:val="single" w:color="CCCCCC" w:sz="1"/>
               <w:left w:val="single" w:color="CCCCCC" w:sz="1"/>
@@ -12713,7 +12744,7 @@
         </w:trPr>
         <w:tc>
           <w:tcPr>
-            <w:tcW w:type="dxa" w:w="2340"/>
+            <w:tcW w:type="pct" w:w="1175"/>
             <w:tcBorders>
               <w:top w:val="single" w:color="CCCCCC" w:sz="1"/>
               <w:left w:val="single" w:color="CCCCCC" w:sz="1"/>
@@ -12744,7 +12775,7 @@
         </w:tc>
         <w:tc>
           <w:tcPr>
-            <w:tcW w:type="dxa" w:w="2340"/>
+            <w:tcW w:type="pct" w:w="1271"/>
             <w:tcBorders>
               <w:top w:val="single" w:color="CCCCCC" w:sz="1"/>
               <w:left w:val="single" w:color="CCCCCC" w:sz="1"/>
@@ -12775,7 +12806,7 @@
         </w:tc>
         <w:tc>
           <w:tcPr>
-            <w:tcW w:type="dxa" w:w="2340"/>
+            <w:tcW w:type="pct" w:w="1271"/>
             <w:tcBorders>
               <w:top w:val="single" w:color="CCCCCC" w:sz="1"/>
               <w:left w:val="single" w:color="CCCCCC" w:sz="1"/>
@@ -12806,7 +12837,7 @@
         </w:tc>
         <w:tc>
           <w:tcPr>
-            <w:tcW w:type="dxa" w:w="2340"/>
+            <w:tcW w:type="pct" w:w="1283"/>
             <w:tcBorders>
               <w:top w:val="single" w:color="CCCCCC" w:sz="1"/>
               <w:left w:val="single" w:color="CCCCCC" w:sz="1"/>
@@ -12842,7 +12873,7 @@
         </w:trPr>
         <w:tc>
           <w:tcPr>
-            <w:tcW w:type="dxa" w:w="2340"/>
+            <w:tcW w:type="pct" w:w="1175"/>
             <w:tcBorders>
               <w:top w:val="single" w:color="CCCCCC" w:sz="1"/>
               <w:left w:val="single" w:color="CCCCCC" w:sz="1"/>
@@ -12873,7 +12904,7 @@
         </w:tc>
         <w:tc>
           <w:tcPr>
-            <w:tcW w:type="dxa" w:w="2340"/>
+            <w:tcW w:type="pct" w:w="1271"/>
             <w:tcBorders>
               <w:top w:val="single" w:color="CCCCCC" w:sz="1"/>
               <w:left w:val="single" w:color="CCCCCC" w:sz="1"/>
@@ -12904,7 +12935,7 @@
         </w:tc>
         <w:tc>
           <w:tcPr>
-            <w:tcW w:type="dxa" w:w="2340"/>
+            <w:tcW w:type="pct" w:w="1271"/>
             <w:tcBorders>
               <w:top w:val="single" w:color="CCCCCC" w:sz="1"/>
               <w:left w:val="single" w:color="CCCCCC" w:sz="1"/>
@@ -12935,7 +12966,7 @@
         </w:tc>
         <w:tc>
           <w:tcPr>
-            <w:tcW w:type="dxa" w:w="2340"/>
+            <w:tcW w:type="pct" w:w="1283"/>
             <w:tcBorders>
               <w:top w:val="single" w:color="CCCCCC" w:sz="1"/>
               <w:left w:val="single" w:color="CCCCCC" w:sz="1"/>
@@ -12971,7 +13002,7 @@
         </w:trPr>
         <w:tc>
           <w:tcPr>
-            <w:tcW w:type="dxa" w:w="2340"/>
+            <w:tcW w:type="pct" w:w="1175"/>
             <w:tcBorders>
               <w:top w:val="single" w:color="CCCCCC" w:sz="1"/>
               <w:left w:val="single" w:color="CCCCCC" w:sz="1"/>
@@ -13002,7 +13033,7 @@
         </w:tc>
         <w:tc>
           <w:tcPr>
-            <w:tcW w:type="dxa" w:w="2340"/>
+            <w:tcW w:type="pct" w:w="1271"/>
             <w:tcBorders>
               <w:top w:val="single" w:color="CCCCCC" w:sz="1"/>
               <w:left w:val="single" w:color="CCCCCC" w:sz="1"/>
@@ -13033,7 +13064,7 @@
         </w:tc>
         <w:tc>
           <w:tcPr>
-            <w:tcW w:type="dxa" w:w="2340"/>
+            <w:tcW w:type="pct" w:w="1271"/>
             <w:tcBorders>
               <w:top w:val="single" w:color="CCCCCC" w:sz="1"/>
               <w:left w:val="single" w:color="CCCCCC" w:sz="1"/>
@@ -13064,7 +13095,7 @@
         </w:tc>
         <w:tc>
           <w:tcPr>
-            <w:tcW w:type="dxa" w:w="2340"/>
+            <w:tcW w:type="pct" w:w="1283"/>
             <w:tcBorders>
               <w:top w:val="single" w:color="CCCCCC" w:sz="1"/>
               <w:left w:val="single" w:color="CCCCCC" w:sz="1"/>
@@ -13100,7 +13131,7 @@
         </w:trPr>
         <w:tc>
           <w:tcPr>
-            <w:tcW w:type="dxa" w:w="2340"/>
+            <w:tcW w:type="pct" w:w="1175"/>
             <w:tcBorders>
               <w:top w:val="single" w:color="CCCCCC" w:sz="1"/>
               <w:left w:val="single" w:color="CCCCCC" w:sz="1"/>
@@ -13131,7 +13162,7 @@
         </w:tc>
         <w:tc>
           <w:tcPr>
-            <w:tcW w:type="dxa" w:w="2340"/>
+            <w:tcW w:type="pct" w:w="1271"/>
             <w:tcBorders>
               <w:top w:val="single" w:color="CCCCCC" w:sz="1"/>
               <w:left w:val="single" w:color="CCCCCC" w:sz="1"/>
@@ -13162,7 +13193,7 @@
         </w:tc>
         <w:tc>
           <w:tcPr>
-            <w:tcW w:type="dxa" w:w="2340"/>
+            <w:tcW w:type="pct" w:w="1271"/>
             <w:tcBorders>
               <w:top w:val="single" w:color="CCCCCC" w:sz="1"/>
               <w:left w:val="single" w:color="CCCCCC" w:sz="1"/>
@@ -13193,7 +13224,7 @@
         </w:tc>
         <w:tc>
           <w:tcPr>
-            <w:tcW w:type="dxa" w:w="2340"/>
+            <w:tcW w:type="pct" w:w="1283"/>
             <w:tcBorders>
               <w:top w:val="single" w:color="CCCCCC" w:sz="1"/>
               <w:left w:val="single" w:color="CCCCCC" w:sz="1"/>
@@ -13229,7 +13260,7 @@
         </w:trPr>
         <w:tc>
           <w:tcPr>
-            <w:tcW w:type="dxa" w:w="2340"/>
+            <w:tcW w:type="pct" w:w="1175"/>
             <w:tcBorders>
               <w:top w:val="single" w:color="CCCCCC" w:sz="1"/>
               <w:left w:val="single" w:color="CCCCCC" w:sz="1"/>
@@ -13260,7 +13291,7 @@
         </w:tc>
         <w:tc>
           <w:tcPr>
-            <w:tcW w:type="dxa" w:w="2340"/>
+            <w:tcW w:type="pct" w:w="1271"/>
             <w:tcBorders>
               <w:top w:val="single" w:color="CCCCCC" w:sz="1"/>
               <w:left w:val="single" w:color="CCCCCC" w:sz="1"/>
@@ -13291,7 +13322,7 @@
         </w:tc>
         <w:tc>
           <w:tcPr>
-            <w:tcW w:type="dxa" w:w="2340"/>
+            <w:tcW w:type="pct" w:w="1271"/>
             <w:tcBorders>
               <w:top w:val="single" w:color="CCCCCC" w:sz="1"/>
               <w:left w:val="single" w:color="CCCCCC" w:sz="1"/>
@@ -13322,7 +13353,7 @@
         </w:tc>
         <w:tc>
           <w:tcPr>
-            <w:tcW w:type="dxa" w:w="2340"/>
+            <w:tcW w:type="pct" w:w="1283"/>
             <w:tcBorders>
               <w:top w:val="single" w:color="CCCCCC" w:sz="1"/>
               <w:left w:val="single" w:color="CCCCCC" w:sz="1"/>
@@ -13358,7 +13389,7 @@
         </w:trPr>
         <w:tc>
           <w:tcPr>
-            <w:tcW w:type="dxa" w:w="2340"/>
+            <w:tcW w:type="pct" w:w="1175"/>
             <w:tcBorders>
               <w:top w:val="single" w:color="CCCCCC" w:sz="1"/>
               <w:left w:val="single" w:color="CCCCCC" w:sz="1"/>
@@ -13389,7 +13420,7 @@
         </w:tc>
         <w:tc>
           <w:tcPr>
-            <w:tcW w:type="dxa" w:w="2340"/>
+            <w:tcW w:type="pct" w:w="1271"/>
             <w:tcBorders>
               <w:top w:val="single" w:color="CCCCCC" w:sz="1"/>
               <w:left w:val="single" w:color="CCCCCC" w:sz="1"/>
@@ -13420,7 +13451,7 @@
         </w:tc>
         <w:tc>
           <w:tcPr>
-            <w:tcW w:type="dxa" w:w="2340"/>
+            <w:tcW w:type="pct" w:w="1271"/>
             <w:tcBorders>
               <w:top w:val="single" w:color="CCCCCC" w:sz="1"/>
               <w:left w:val="single" w:color="CCCCCC" w:sz="1"/>
@@ -13451,7 +13482,7 @@
         </w:tc>
         <w:tc>
           <w:tcPr>
-            <w:tcW w:type="dxa" w:w="2340"/>
+            <w:tcW w:type="pct" w:w="1283"/>
             <w:tcBorders>
               <w:top w:val="single" w:color="CCCCCC" w:sz="1"/>
               <w:left w:val="single" w:color="CCCCCC" w:sz="1"/>
@@ -14517,9 +14548,9 @@
         <w:t xml:space="preserve">16.6 Deferral Decision Rules</w:t>
       </w:r>
     </w:p>
-    <w:tbl>
+    <w:tbl xmlns:w="http://schemas.openxmlformats.org/wordprocessingml/2006/main">
       <w:tblPr>
-        <w:tblW w:type="dxa" w:w="9360"/>
+        <w:tblW w:type="pct" w:w="5000"/>
         <w:tblBorders>
           <w:top w:val="single" w:color="auto" w:sz="4"/>
           <w:left w:val="single" w:color="auto" w:sz="4"/>
@@ -14528,6 +14559,7 @@
           <w:insideH w:val="single" w:color="auto" w:sz="4"/>
           <w:insideV w:val="single" w:color="auto" w:sz="4"/>
         </w:tblBorders>
+        <w:tblLayout w:type="autofit"/>
       </w:tblPr>
       <w:tblGrid>
         <w:gridCol w:w="2000"/>
@@ -14540,7 +14572,7 @@
         </w:trPr>
         <w:tc>
           <w:tcPr>
-            <w:tcW w:type="dxa" w:w="3120"/>
+            <w:tcW w:type="pct" w:w="1068"/>
             <w:tcBorders>
               <w:top w:val="single" w:color="CCCCCC" w:sz="1"/>
               <w:left w:val="single" w:color="CCCCCC" w:sz="1"/>
@@ -14571,7 +14603,7 @@
         </w:tc>
         <w:tc>
           <w:tcPr>
-            <w:tcW w:type="dxa" w:w="3120"/>
+            <w:tcW w:type="pct" w:w="1175"/>
             <w:tcBorders>
               <w:top w:val="single" w:color="CCCCCC" w:sz="1"/>
               <w:left w:val="single" w:color="CCCCCC" w:sz="1"/>
@@ -14602,7 +14634,7 @@
         </w:tc>
         <w:tc>
           <w:tcPr>
-            <w:tcW w:type="dxa" w:w="3120"/>
+            <w:tcW w:type="pct" w:w="2757"/>
             <w:tcBorders>
               <w:top w:val="single" w:color="CCCCCC" w:sz="1"/>
               <w:left w:val="single" w:color="CCCCCC" w:sz="1"/>
@@ -14638,7 +14670,7 @@
         </w:trPr>
         <w:tc>
           <w:tcPr>
-            <w:tcW w:type="dxa" w:w="3120"/>
+            <w:tcW w:type="pct" w:w="1068"/>
             <w:tcBorders>
               <w:top w:val="single" w:color="CCCCCC" w:sz="1"/>
               <w:left w:val="single" w:color="CCCCCC" w:sz="1"/>
@@ -14669,7 +14701,7 @@
         </w:tc>
         <w:tc>
           <w:tcPr>
-            <w:tcW w:type="dxa" w:w="3120"/>
+            <w:tcW w:type="pct" w:w="1175"/>
             <w:tcBorders>
               <w:top w:val="single" w:color="CCCCCC" w:sz="1"/>
               <w:left w:val="single" w:color="CCCCCC" w:sz="1"/>
@@ -14700,7 +14732,7 @@
         </w:tc>
         <w:tc>
           <w:tcPr>
-            <w:tcW w:type="dxa" w:w="3120"/>
+            <w:tcW w:type="pct" w:w="2757"/>
             <w:tcBorders>
               <w:top w:val="single" w:color="CCCCCC" w:sz="1"/>
               <w:left w:val="single" w:color="CCCCCC" w:sz="1"/>
@@ -14736,7 +14768,7 @@
         </w:trPr>
         <w:tc>
           <w:tcPr>
-            <w:tcW w:type="dxa" w:w="3120"/>
+            <w:tcW w:type="pct" w:w="1068"/>
             <w:tcBorders>
               <w:top w:val="single" w:color="CCCCCC" w:sz="1"/>
               <w:left w:val="single" w:color="CCCCCC" w:sz="1"/>
@@ -14767,7 +14799,7 @@
         </w:tc>
         <w:tc>
           <w:tcPr>
-            <w:tcW w:type="dxa" w:w="3120"/>
+            <w:tcW w:type="pct" w:w="1175"/>
             <w:tcBorders>
               <w:top w:val="single" w:color="CCCCCC" w:sz="1"/>
               <w:left w:val="single" w:color="CCCCCC" w:sz="1"/>
@@ -14798,7 +14830,7 @@
         </w:tc>
         <w:tc>
           <w:tcPr>
-            <w:tcW w:type="dxa" w:w="3120"/>
+            <w:tcW w:type="pct" w:w="2757"/>
             <w:tcBorders>
               <w:top w:val="single" w:color="CCCCCC" w:sz="1"/>
               <w:left w:val="single" w:color="CCCCCC" w:sz="1"/>
@@ -14834,7 +14866,7 @@
         </w:trPr>
         <w:tc>
           <w:tcPr>
-            <w:tcW w:type="dxa" w:w="3120"/>
+            <w:tcW w:type="pct" w:w="1068"/>
             <w:tcBorders>
               <w:top w:val="single" w:color="CCCCCC" w:sz="1"/>
               <w:left w:val="single" w:color="CCCCCC" w:sz="1"/>
@@ -14865,7 +14897,7 @@
         </w:tc>
         <w:tc>
           <w:tcPr>
-            <w:tcW w:type="dxa" w:w="3120"/>
+            <w:tcW w:type="pct" w:w="1175"/>
             <w:tcBorders>
               <w:top w:val="single" w:color="CCCCCC" w:sz="1"/>
               <w:left w:val="single" w:color="CCCCCC" w:sz="1"/>
@@ -14896,7 +14928,7 @@
         </w:tc>
         <w:tc>
           <w:tcPr>
-            <w:tcW w:type="dxa" w:w="3120"/>
+            <w:tcW w:type="pct" w:w="2757"/>
             <w:tcBorders>
               <w:top w:val="single" w:color="CCCCCC" w:sz="1"/>
               <w:left w:val="single" w:color="CCCCCC" w:sz="1"/>
@@ -14932,7 +14964,7 @@
         </w:trPr>
         <w:tc>
           <w:tcPr>
-            <w:tcW w:type="dxa" w:w="3120"/>
+            <w:tcW w:type="pct" w:w="1068"/>
             <w:tcBorders>
               <w:top w:val="single" w:color="CCCCCC" w:sz="1"/>
               <w:left w:val="single" w:color="CCCCCC" w:sz="1"/>
@@ -14963,7 +14995,7 @@
         </w:tc>
         <w:tc>
           <w:tcPr>
-            <w:tcW w:type="dxa" w:w="3120"/>
+            <w:tcW w:type="pct" w:w="1175"/>
             <w:tcBorders>
               <w:top w:val="single" w:color="CCCCCC" w:sz="1"/>
               <w:left w:val="single" w:color="CCCCCC" w:sz="1"/>
@@ -14994,7 +15026,7 @@
         </w:tc>
         <w:tc>
           <w:tcPr>
-            <w:tcW w:type="dxa" w:w="3120"/>
+            <w:tcW w:type="pct" w:w="2757"/>
             <w:tcBorders>
               <w:top w:val="single" w:color="CCCCCC" w:sz="1"/>
               <w:left w:val="single" w:color="CCCCCC" w:sz="1"/>
@@ -15480,9 +15512,9 @@
         <w:t xml:space="preserve">15.3 Primary Metrics</w:t>
       </w:r>
     </w:p>
-    <w:tbl>
+    <w:tbl xmlns:w="http://schemas.openxmlformats.org/wordprocessingml/2006/main">
       <w:tblPr>
-        <w:tblW w:type="dxa" w:w="9360"/>
+        <w:tblW w:type="pct" w:w="5000"/>
         <w:tblBorders>
           <w:top w:val="single" w:color="auto" w:sz="4"/>
           <w:left w:val="single" w:color="auto" w:sz="4"/>
@@ -15491,6 +15523,7 @@
           <w:insideH w:val="single" w:color="auto" w:sz="4"/>
           <w:insideV w:val="single" w:color="auto" w:sz="4"/>
         </w:tblBorders>
+        <w:tblLayout w:type="autofit"/>
       </w:tblPr>
       <w:tblGrid>
         <w:gridCol w:w="3000"/>
@@ -15502,7 +15535,7 @@
         </w:trPr>
         <w:tc>
           <w:tcPr>
-            <w:tcW w:type="dxa" w:w="4680"/>
+            <w:tcW w:type="pct" w:w="1603"/>
             <w:tcBorders>
               <w:top w:val="single" w:color="CCCCCC" w:sz="1"/>
               <w:left w:val="single" w:color="CCCCCC" w:sz="1"/>
@@ -15533,7 +15566,7 @@
         </w:tc>
         <w:tc>
           <w:tcPr>
-            <w:tcW w:type="dxa" w:w="4680"/>
+            <w:tcW w:type="pct" w:w="3397"/>
             <w:tcBorders>
               <w:top w:val="single" w:color="CCCCCC" w:sz="1"/>
               <w:left w:val="single" w:color="CCCCCC" w:sz="1"/>
@@ -15569,7 +15602,7 @@
         </w:trPr>
         <w:tc>
           <w:tcPr>
-            <w:tcW w:type="dxa" w:w="4680"/>
+            <w:tcW w:type="pct" w:w="1603"/>
             <w:tcBorders>
               <w:top w:val="single" w:color="CCCCCC" w:sz="1"/>
               <w:left w:val="single" w:color="CCCCCC" w:sz="1"/>
@@ -15600,7 +15633,7 @@
         </w:tc>
         <w:tc>
           <w:tcPr>
-            <w:tcW w:type="dxa" w:w="4680"/>
+            <w:tcW w:type="pct" w:w="3397"/>
             <w:tcBorders>
               <w:top w:val="single" w:color="CCCCCC" w:sz="1"/>
               <w:left w:val="single" w:color="CCCCCC" w:sz="1"/>
@@ -15636,7 +15669,7 @@
         </w:trPr>
         <w:tc>
           <w:tcPr>
-            <w:tcW w:type="dxa" w:w="4680"/>
+            <w:tcW w:type="pct" w:w="1603"/>
             <w:tcBorders>
               <w:top w:val="single" w:color="CCCCCC" w:sz="1"/>
               <w:left w:val="single" w:color="CCCCCC" w:sz="1"/>
@@ -15667,7 +15700,7 @@
         </w:tc>
         <w:tc>
           <w:tcPr>
-            <w:tcW w:type="dxa" w:w="4680"/>
+            <w:tcW w:type="pct" w:w="3397"/>
             <w:tcBorders>
               <w:top w:val="single" w:color="CCCCCC" w:sz="1"/>
               <w:left w:val="single" w:color="CCCCCC" w:sz="1"/>
@@ -15703,7 +15736,7 @@
         </w:trPr>
         <w:tc>
           <w:tcPr>
-            <w:tcW w:type="dxa" w:w="4680"/>
+            <w:tcW w:type="pct" w:w="1603"/>
             <w:tcBorders>
               <w:top w:val="single" w:color="CCCCCC" w:sz="1"/>
               <w:left w:val="single" w:color="CCCCCC" w:sz="1"/>
@@ -15734,7 +15767,7 @@
         </w:tc>
         <w:tc>
           <w:tcPr>
-            <w:tcW w:type="dxa" w:w="4680"/>
+            <w:tcW w:type="pct" w:w="3397"/>
             <w:tcBorders>
               <w:top w:val="single" w:color="CCCCCC" w:sz="1"/>
               <w:left w:val="single" w:color="CCCCCC" w:sz="1"/>
@@ -15770,7 +15803,7 @@
         </w:trPr>
         <w:tc>
           <w:tcPr>
-            <w:tcW w:type="dxa" w:w="4680"/>
+            <w:tcW w:type="pct" w:w="1603"/>
             <w:tcBorders>
               <w:top w:val="single" w:color="CCCCCC" w:sz="1"/>
               <w:left w:val="single" w:color="CCCCCC" w:sz="1"/>
@@ -15801,7 +15834,7 @@
         </w:tc>
         <w:tc>
           <w:tcPr>
-            <w:tcW w:type="dxa" w:w="4680"/>
+            <w:tcW w:type="pct" w:w="3397"/>
             <w:tcBorders>
               <w:top w:val="single" w:color="CCCCCC" w:sz="1"/>
               <w:left w:val="single" w:color="CCCCCC" w:sz="1"/>
@@ -15837,7 +15870,7 @@
         </w:trPr>
         <w:tc>
           <w:tcPr>
-            <w:tcW w:type="dxa" w:w="4680"/>
+            <w:tcW w:type="pct" w:w="1603"/>
             <w:tcBorders>
               <w:top w:val="single" w:color="CCCCCC" w:sz="1"/>
               <w:left w:val="single" w:color="CCCCCC" w:sz="1"/>
@@ -15868,7 +15901,7 @@
         </w:tc>
         <w:tc>
           <w:tcPr>
-            <w:tcW w:type="dxa" w:w="4680"/>
+            <w:tcW w:type="pct" w:w="3397"/>
             <w:tcBorders>
               <w:top w:val="single" w:color="CCCCCC" w:sz="1"/>
               <w:left w:val="single" w:color="CCCCCC" w:sz="1"/>
@@ -18243,9 +18276,9 @@
         <w:t xml:space="preserve">Four deployment tiers are defined, each corresponding to a prefix of the full-dimensional model:</w:t>
       </w:r>
     </w:p>
-    <w:tbl>
+    <w:tbl xmlns:w="http://schemas.openxmlformats.org/wordprocessingml/2006/main">
       <w:tblPr>
-        <w:tblW w:type="dxa" w:w="9360"/>
+        <w:tblW w:type="pct" w:w="5000"/>
         <w:tblBorders>
           <w:top w:val="single" w:color="auto" w:sz="4"/>
           <w:left w:val="single" w:color="auto" w:sz="4"/>
@@ -18254,6 +18287,7 @@
           <w:insideH w:val="single" w:color="auto" w:sz="4"/>
           <w:insideV w:val="single" w:color="auto" w:sz="4"/>
         </w:tblBorders>
+        <w:tblLayout w:type="autofit"/>
       </w:tblPr>
       <w:tblGrid>
         <w:gridCol w:w="1600"/>
@@ -18268,7 +18302,7 @@
         </w:trPr>
         <w:tc>
           <w:tcPr>
-            <w:tcW w:type="dxa" w:w="1872"/>
+            <w:tcW w:type="pct" w:w="855"/>
             <w:tcBorders>
               <w:top w:val="single" w:color="CCCCCC" w:sz="1"/>
               <w:left w:val="single" w:color="CCCCCC" w:sz="1"/>
@@ -18299,7 +18333,7 @@
         </w:tc>
         <w:tc>
           <w:tcPr>
-            <w:tcW w:type="dxa" w:w="1872"/>
+            <w:tcW w:type="pct" w:w="1015"/>
             <w:tcBorders>
               <w:top w:val="single" w:color="CCCCCC" w:sz="1"/>
               <w:left w:val="single" w:color="CCCCCC" w:sz="1"/>
@@ -18330,7 +18364,7 @@
         </w:tc>
         <w:tc>
           <w:tcPr>
-            <w:tcW w:type="dxa" w:w="1872"/>
+            <w:tcW w:type="pct" w:w="908"/>
             <w:tcBorders>
               <w:top w:val="single" w:color="CCCCCC" w:sz="1"/>
               <w:left w:val="single" w:color="CCCCCC" w:sz="1"/>
@@ -18361,7 +18395,7 @@
         </w:tc>
         <w:tc>
           <w:tcPr>
-            <w:tcW w:type="dxa" w:w="1872"/>
+            <w:tcW w:type="pct" w:w="940"/>
             <w:tcBorders>
               <w:top w:val="single" w:color="CCCCCC" w:sz="1"/>
               <w:left w:val="single" w:color="CCCCCC" w:sz="1"/>
@@ -18392,7 +18426,7 @@
         </w:tc>
         <w:tc>
           <w:tcPr>
-            <w:tcW w:type="dxa" w:w="1872"/>
+            <w:tcW w:type="pct" w:w="1282"/>
             <w:tcBorders>
               <w:top w:val="single" w:color="CCCCCC" w:sz="1"/>
               <w:left w:val="single" w:color="CCCCCC" w:sz="1"/>
@@ -18428,7 +18462,7 @@
         </w:trPr>
         <w:tc>
           <w:tcPr>
-            <w:tcW w:type="dxa" w:w="1872"/>
+            <w:tcW w:type="pct" w:w="855"/>
             <w:tcBorders>
               <w:top w:val="single" w:color="CCCCCC" w:sz="1"/>
               <w:left w:val="single" w:color="CCCCCC" w:sz="1"/>
@@ -18459,7 +18493,7 @@
         </w:tc>
         <w:tc>
           <w:tcPr>
-            <w:tcW w:type="dxa" w:w="1872"/>
+            <w:tcW w:type="pct" w:w="1015"/>
             <w:tcBorders>
               <w:top w:val="single" w:color="CCCCCC" w:sz="1"/>
               <w:left w:val="single" w:color="CCCCCC" w:sz="1"/>
@@ -18490,7 +18524,7 @@
         </w:tc>
         <w:tc>
           <w:tcPr>
-            <w:tcW w:type="dxa" w:w="1872"/>
+            <w:tcW w:type="pct" w:w="908"/>
             <w:tcBorders>
               <w:top w:val="single" w:color="CCCCCC" w:sz="1"/>
               <w:left w:val="single" w:color="CCCCCC" w:sz="1"/>
@@ -18521,7 +18555,7 @@
         </w:tc>
         <w:tc>
           <w:tcPr>
-            <w:tcW w:type="dxa" w:w="1872"/>
+            <w:tcW w:type="pct" w:w="940"/>
             <w:tcBorders>
               <w:top w:val="single" w:color="CCCCCC" w:sz="1"/>
               <w:left w:val="single" w:color="CCCCCC" w:sz="1"/>
@@ -18552,7 +18586,7 @@
         </w:tc>
         <w:tc>
           <w:tcPr>
-            <w:tcW w:type="dxa" w:w="1872"/>
+            <w:tcW w:type="pct" w:w="1282"/>
             <w:tcBorders>
               <w:top w:val="single" w:color="CCCCCC" w:sz="1"/>
               <w:left w:val="single" w:color="CCCCCC" w:sz="1"/>
@@ -18588,7 +18622,7 @@
         </w:trPr>
         <w:tc>
           <w:tcPr>
-            <w:tcW w:type="dxa" w:w="1872"/>
+            <w:tcW w:type="pct" w:w="855"/>
             <w:tcBorders>
               <w:top w:val="single" w:color="CCCCCC" w:sz="1"/>
               <w:left w:val="single" w:color="CCCCCC" w:sz="1"/>
@@ -18619,7 +18653,7 @@
         </w:tc>
         <w:tc>
           <w:tcPr>
-            <w:tcW w:type="dxa" w:w="1872"/>
+            <w:tcW w:type="pct" w:w="1015"/>
             <w:tcBorders>
               <w:top w:val="single" w:color="CCCCCC" w:sz="1"/>
               <w:left w:val="single" w:color="CCCCCC" w:sz="1"/>
@@ -18650,7 +18684,7 @@
         </w:tc>
         <w:tc>
           <w:tcPr>
-            <w:tcW w:type="dxa" w:w="1872"/>
+            <w:tcW w:type="pct" w:w="908"/>
             <w:tcBorders>
               <w:top w:val="single" w:color="CCCCCC" w:sz="1"/>
               <w:left w:val="single" w:color="CCCCCC" w:sz="1"/>
@@ -18681,7 +18715,7 @@
         </w:tc>
         <w:tc>
           <w:tcPr>
-            <w:tcW w:type="dxa" w:w="1872"/>
+            <w:tcW w:type="pct" w:w="940"/>
             <w:tcBorders>
               <w:top w:val="single" w:color="CCCCCC" w:sz="1"/>
               <w:left w:val="single" w:color="CCCCCC" w:sz="1"/>
@@ -18712,7 +18746,7 @@
         </w:tc>
         <w:tc>
           <w:tcPr>
-            <w:tcW w:type="dxa" w:w="1872"/>
+            <w:tcW w:type="pct" w:w="1282"/>
             <w:tcBorders>
               <w:top w:val="single" w:color="CCCCCC" w:sz="1"/>
               <w:left w:val="single" w:color="CCCCCC" w:sz="1"/>
@@ -18748,7 +18782,7 @@
         </w:trPr>
         <w:tc>
           <w:tcPr>
-            <w:tcW w:type="dxa" w:w="1872"/>
+            <w:tcW w:type="pct" w:w="855"/>
             <w:tcBorders>
               <w:top w:val="single" w:color="CCCCCC" w:sz="1"/>
               <w:left w:val="single" w:color="CCCCCC" w:sz="1"/>
@@ -18779,7 +18813,7 @@
         </w:tc>
         <w:tc>
           <w:tcPr>
-            <w:tcW w:type="dxa" w:w="1872"/>
+            <w:tcW w:type="pct" w:w="1015"/>
             <w:tcBorders>
               <w:top w:val="single" w:color="CCCCCC" w:sz="1"/>
               <w:left w:val="single" w:color="CCCCCC" w:sz="1"/>
@@ -18810,7 +18844,7 @@
         </w:tc>
         <w:tc>
           <w:tcPr>
-            <w:tcW w:type="dxa" w:w="1872"/>
+            <w:tcW w:type="pct" w:w="908"/>
             <w:tcBorders>
               <w:top w:val="single" w:color="CCCCCC" w:sz="1"/>
               <w:left w:val="single" w:color="CCCCCC" w:sz="1"/>
@@ -18841,7 +18875,7 @@
         </w:tc>
         <w:tc>
           <w:tcPr>
-            <w:tcW w:type="dxa" w:w="1872"/>
+            <w:tcW w:type="pct" w:w="940"/>
             <w:tcBorders>
               <w:top w:val="single" w:color="CCCCCC" w:sz="1"/>
               <w:left w:val="single" w:color="CCCCCC" w:sz="1"/>
@@ -18872,7 +18906,7 @@
         </w:tc>
         <w:tc>
           <w:tcPr>
-            <w:tcW w:type="dxa" w:w="1872"/>
+            <w:tcW w:type="pct" w:w="1282"/>
             <w:tcBorders>
               <w:top w:val="single" w:color="CCCCCC" w:sz="1"/>
               <w:left w:val="single" w:color="CCCCCC" w:sz="1"/>
@@ -18908,7 +18942,7 @@
         </w:trPr>
         <w:tc>
           <w:tcPr>
-            <w:tcW w:type="dxa" w:w="1872"/>
+            <w:tcW w:type="pct" w:w="855"/>
             <w:tcBorders>
               <w:top w:val="single" w:color="CCCCCC" w:sz="1"/>
               <w:left w:val="single" w:color="CCCCCC" w:sz="1"/>
@@ -18939,7 +18973,7 @@
         </w:tc>
         <w:tc>
           <w:tcPr>
-            <w:tcW w:type="dxa" w:w="1872"/>
+            <w:tcW w:type="pct" w:w="1015"/>
             <w:tcBorders>
               <w:top w:val="single" w:color="CCCCCC" w:sz="1"/>
               <w:left w:val="single" w:color="CCCCCC" w:sz="1"/>
@@ -18970,7 +19004,7 @@
         </w:tc>
         <w:tc>
           <w:tcPr>
-            <w:tcW w:type="dxa" w:w="1872"/>
+            <w:tcW w:type="pct" w:w="908"/>
             <w:tcBorders>
               <w:top w:val="single" w:color="CCCCCC" w:sz="1"/>
               <w:left w:val="single" w:color="CCCCCC" w:sz="1"/>
@@ -19001,7 +19035,7 @@
         </w:tc>
         <w:tc>
           <w:tcPr>
-            <w:tcW w:type="dxa" w:w="1872"/>
+            <w:tcW w:type="pct" w:w="940"/>
             <w:tcBorders>
               <w:top w:val="single" w:color="CCCCCC" w:sz="1"/>
               <w:left w:val="single" w:color="CCCCCC" w:sz="1"/>
@@ -19032,7 +19066,7 @@
         </w:tc>
         <w:tc>
           <w:tcPr>
-            <w:tcW w:type="dxa" w:w="1872"/>
+            <w:tcW w:type="pct" w:w="1282"/>
             <w:tcBorders>
               <w:top w:val="single" w:color="CCCCCC" w:sz="1"/>
               <w:left w:val="single" w:color="CCCCCC" w:sz="1"/>
@@ -19213,9 +19247,9 @@
         <w:t xml:space="preserve">Consolidation is available at tiers T₂, T₃, and T₄, each with different update scope:</w:t>
       </w:r>
     </w:p>
-    <w:tbl>
+    <w:tbl xmlns:w="http://schemas.openxmlformats.org/wordprocessingml/2006/main">
       <w:tblPr>
-        <w:tblW w:type="dxa" w:w="9360"/>
+        <w:tblW w:type="pct" w:w="5000"/>
         <w:tblBorders>
           <w:top w:val="single" w:color="auto" w:sz="4"/>
           <w:left w:val="single" w:color="auto" w:sz="4"/>
@@ -19224,6 +19258,7 @@
           <w:insideH w:val="single" w:color="auto" w:sz="4"/>
           <w:insideV w:val="single" w:color="auto" w:sz="4"/>
         </w:tblBorders>
+        <w:tblLayout w:type="autofit"/>
       </w:tblPr>
       <w:tblGrid>
         <w:gridCol w:w="1600"/>
@@ -19237,7 +19272,7 @@
         </w:trPr>
         <w:tc>
           <w:tcPr>
-            <w:tcW w:type="dxa" w:w="2340"/>
+            <w:tcW w:type="pct" w:w="855"/>
             <w:tcBorders>
               <w:top w:val="single" w:color="CCCCCC" w:sz="1"/>
               <w:left w:val="single" w:color="CCCCCC" w:sz="1"/>
@@ -19268,7 +19303,7 @@
         </w:tc>
         <w:tc>
           <w:tcPr>
-            <w:tcW w:type="dxa" w:w="2340"/>
+            <w:tcW w:type="pct" w:w="1282"/>
             <w:tcBorders>
               <w:top w:val="single" w:color="CCCCCC" w:sz="1"/>
               <w:left w:val="single" w:color="CCCCCC" w:sz="1"/>
@@ -19299,7 +19334,7 @@
         </w:tc>
         <w:tc>
           <w:tcPr>
-            <w:tcW w:type="dxa" w:w="2340"/>
+            <w:tcW w:type="pct" w:w="1368"/>
             <w:tcBorders>
               <w:top w:val="single" w:color="CCCCCC" w:sz="1"/>
               <w:left w:val="single" w:color="CCCCCC" w:sz="1"/>
@@ -19330,7 +19365,7 @@
         </w:tc>
         <w:tc>
           <w:tcPr>
-            <w:tcW w:type="dxa" w:w="2340"/>
+            <w:tcW w:type="pct" w:w="1495"/>
             <w:tcBorders>
               <w:top w:val="single" w:color="CCCCCC" w:sz="1"/>
               <w:left w:val="single" w:color="CCCCCC" w:sz="1"/>
@@ -19366,7 +19401,7 @@
         </w:trPr>
         <w:tc>
           <w:tcPr>
-            <w:tcW w:type="dxa" w:w="2340"/>
+            <w:tcW w:type="pct" w:w="855"/>
             <w:tcBorders>
               <w:top w:val="single" w:color="CCCCCC" w:sz="1"/>
               <w:left w:val="single" w:color="CCCCCC" w:sz="1"/>
@@ -19397,7 +19432,7 @@
         </w:tc>
         <w:tc>
           <w:tcPr>
-            <w:tcW w:type="dxa" w:w="2340"/>
+            <w:tcW w:type="pct" w:w="1282"/>
             <w:tcBorders>
               <w:top w:val="single" w:color="CCCCCC" w:sz="1"/>
               <w:left w:val="single" w:color="CCCCCC" w:sz="1"/>
@@ -19428,7 +19463,7 @@
         </w:tc>
         <w:tc>
           <w:tcPr>
-            <w:tcW w:type="dxa" w:w="2340"/>
+            <w:tcW w:type="pct" w:w="1368"/>
             <w:tcBorders>
               <w:top w:val="single" w:color="CCCCCC" w:sz="1"/>
               <w:left w:val="single" w:color="CCCCCC" w:sz="1"/>
@@ -19459,7 +19494,7 @@
         </w:tc>
         <w:tc>
           <w:tcPr>
-            <w:tcW w:type="dxa" w:w="2340"/>
+            <w:tcW w:type="pct" w:w="1495"/>
             <w:tcBorders>
               <w:top w:val="single" w:color="CCCCCC" w:sz="1"/>
               <w:left w:val="single" w:color="CCCCCC" w:sz="1"/>
@@ -19495,7 +19530,7 @@
         </w:trPr>
         <w:tc>
           <w:tcPr>
-            <w:tcW w:type="dxa" w:w="2340"/>
+            <w:tcW w:type="pct" w:w="855"/>
             <w:tcBorders>
               <w:top w:val="single" w:color="CCCCCC" w:sz="1"/>
               <w:left w:val="single" w:color="CCCCCC" w:sz="1"/>
@@ -19526,7 +19561,7 @@
         </w:tc>
         <w:tc>
           <w:tcPr>
-            <w:tcW w:type="dxa" w:w="2340"/>
+            <w:tcW w:type="pct" w:w="1282"/>
             <w:tcBorders>
               <w:top w:val="single" w:color="CCCCCC" w:sz="1"/>
               <w:left w:val="single" w:color="CCCCCC" w:sz="1"/>
@@ -19557,7 +19592,7 @@
         </w:tc>
         <w:tc>
           <w:tcPr>
-            <w:tcW w:type="dxa" w:w="2340"/>
+            <w:tcW w:type="pct" w:w="1368"/>
             <w:tcBorders>
               <w:top w:val="single" w:color="CCCCCC" w:sz="1"/>
               <w:left w:val="single" w:color="CCCCCC" w:sz="1"/>
@@ -19588,7 +19623,7 @@
         </w:tc>
         <w:tc>
           <w:tcPr>
-            <w:tcW w:type="dxa" w:w="2340"/>
+            <w:tcW w:type="pct" w:w="1495"/>
             <w:tcBorders>
               <w:top w:val="single" w:color="CCCCCC" w:sz="1"/>
               <w:left w:val="single" w:color="CCCCCC" w:sz="1"/>
@@ -19624,7 +19659,7 @@
         </w:trPr>
         <w:tc>
           <w:tcPr>
-            <w:tcW w:type="dxa" w:w="2340"/>
+            <w:tcW w:type="pct" w:w="855"/>
             <w:tcBorders>
               <w:top w:val="single" w:color="CCCCCC" w:sz="1"/>
               <w:left w:val="single" w:color="CCCCCC" w:sz="1"/>
@@ -19655,7 +19690,7 @@
         </w:tc>
         <w:tc>
           <w:tcPr>
-            <w:tcW w:type="dxa" w:w="2340"/>
+            <w:tcW w:type="pct" w:w="1282"/>
             <w:tcBorders>
               <w:top w:val="single" w:color="CCCCCC" w:sz="1"/>
               <w:left w:val="single" w:color="CCCCCC" w:sz="1"/>
@@ -19686,7 +19721,7 @@
         </w:tc>
         <w:tc>
           <w:tcPr>
-            <w:tcW w:type="dxa" w:w="2340"/>
+            <w:tcW w:type="pct" w:w="1368"/>
             <w:tcBorders>
               <w:top w:val="single" w:color="CCCCCC" w:sz="1"/>
               <w:left w:val="single" w:color="CCCCCC" w:sz="1"/>
@@ -19717,7 +19752,7 @@
         </w:tc>
         <w:tc>
           <w:tcPr>
-            <w:tcW w:type="dxa" w:w="2340"/>
+            <w:tcW w:type="pct" w:w="1495"/>
             <w:tcBorders>
               <w:top w:val="single" w:color="CCCCCC" w:sz="1"/>
               <w:left w:val="single" w:color="CCCCCC" w:sz="1"/>
@@ -19753,7 +19788,7 @@
         </w:trPr>
         <w:tc>
           <w:tcPr>
-            <w:tcW w:type="dxa" w:w="2340"/>
+            <w:tcW w:type="pct" w:w="855"/>
             <w:tcBorders>
               <w:top w:val="single" w:color="CCCCCC" w:sz="1"/>
               <w:left w:val="single" w:color="CCCCCC" w:sz="1"/>
@@ -19784,7 +19819,7 @@
         </w:tc>
         <w:tc>
           <w:tcPr>
-            <w:tcW w:type="dxa" w:w="2340"/>
+            <w:tcW w:type="pct" w:w="1282"/>
             <w:tcBorders>
               <w:top w:val="single" w:color="CCCCCC" w:sz="1"/>
               <w:left w:val="single" w:color="CCCCCC" w:sz="1"/>
@@ -19815,7 +19850,7 @@
         </w:tc>
         <w:tc>
           <w:tcPr>
-            <w:tcW w:type="dxa" w:w="2340"/>
+            <w:tcW w:type="pct" w:w="1368"/>
             <w:tcBorders>
               <w:top w:val="single" w:color="CCCCCC" w:sz="1"/>
               <w:left w:val="single" w:color="CCCCCC" w:sz="1"/>
@@ -19846,7 +19881,7 @@
         </w:tc>
         <w:tc>
           <w:tcPr>
-            <w:tcW w:type="dxa" w:w="2340"/>
+            <w:tcW w:type="pct" w:w="1495"/>
             <w:tcBorders>
               <w:top w:val="single" w:color="CCCCCC" w:sz="1"/>
               <w:left w:val="single" w:color="CCCCCC" w:sz="1"/>
@@ -20024,9 +20059,9 @@
         <w:t xml:space="preserve">The multi-dimensional architecture is fully compatible with quantization for further hardware reduction. At each tier, the truncated model can be quantized independently:</w:t>
       </w:r>
     </w:p>
-    <w:tbl>
+    <w:tbl xmlns:w="http://schemas.openxmlformats.org/wordprocessingml/2006/main">
       <w:tblPr>
-        <w:tblW w:type="dxa" w:w="9360"/>
+        <w:tblW w:type="pct" w:w="5000"/>
         <w:tblBorders>
           <w:top w:val="single" w:color="auto" w:sz="4"/>
           <w:left w:val="single" w:color="auto" w:sz="4"/>
@@ -20035,6 +20070,7 @@
           <w:insideH w:val="single" w:color="auto" w:sz="4"/>
           <w:insideV w:val="single" w:color="auto" w:sz="4"/>
         </w:tblBorders>
+        <w:tblLayout w:type="autofit"/>
       </w:tblPr>
       <w:tblGrid>
         <w:gridCol w:w="1600"/>
@@ -20049,7 +20085,7 @@
         </w:trPr>
         <w:tc>
           <w:tcPr>
-            <w:tcW w:type="dxa" w:w="1872"/>
+            <w:tcW w:type="pct" w:w="855"/>
             <w:tcBorders>
               <w:top w:val="single" w:color="CCCCCC" w:sz="1"/>
               <w:left w:val="single" w:color="CCCCCC" w:sz="1"/>
@@ -20080,7 +20116,7 @@
         </w:tc>
         <w:tc>
           <w:tcPr>
-            <w:tcW w:type="dxa" w:w="1872"/>
+            <w:tcW w:type="pct" w:w="908"/>
             <w:tcBorders>
               <w:top w:val="single" w:color="CCCCCC" w:sz="1"/>
               <w:left w:val="single" w:color="CCCCCC" w:sz="1"/>
@@ -20111,7 +20147,7 @@
         </w:tc>
         <w:tc>
           <w:tcPr>
-            <w:tcW w:type="dxa" w:w="1872"/>
+            <w:tcW w:type="pct" w:w="1068"/>
             <w:tcBorders>
               <w:top w:val="single" w:color="CCCCCC" w:sz="1"/>
               <w:left w:val="single" w:color="CCCCCC" w:sz="1"/>
@@ -20142,7 +20178,7 @@
         </w:tc>
         <w:tc>
           <w:tcPr>
-            <w:tcW w:type="dxa" w:w="1872"/>
+            <w:tcW w:type="pct" w:w="1154"/>
             <w:tcBorders>
               <w:top w:val="single" w:color="CCCCCC" w:sz="1"/>
               <w:left w:val="single" w:color="CCCCCC" w:sz="1"/>
@@ -20173,7 +20209,7 @@
         </w:tc>
         <w:tc>
           <w:tcPr>
-            <w:tcW w:type="dxa" w:w="1872"/>
+            <w:tcW w:type="pct" w:w="1015"/>
             <w:tcBorders>
               <w:top w:val="single" w:color="CCCCCC" w:sz="1"/>
               <w:left w:val="single" w:color="CCCCCC" w:sz="1"/>
@@ -20209,7 +20245,7 @@
         </w:trPr>
         <w:tc>
           <w:tcPr>
-            <w:tcW w:type="dxa" w:w="1872"/>
+            <w:tcW w:type="pct" w:w="855"/>
             <w:tcBorders>
               <w:top w:val="single" w:color="CCCCCC" w:sz="1"/>
               <w:left w:val="single" w:color="CCCCCC" w:sz="1"/>
@@ -20240,7 +20276,7 @@
         </w:tc>
         <w:tc>
           <w:tcPr>
-            <w:tcW w:type="dxa" w:w="1872"/>
+            <w:tcW w:type="pct" w:w="908"/>
             <w:tcBorders>
               <w:top w:val="single" w:color="CCCCCC" w:sz="1"/>
               <w:left w:val="single" w:color="CCCCCC" w:sz="1"/>
@@ -20271,7 +20307,7 @@
         </w:tc>
         <w:tc>
           <w:tcPr>
-            <w:tcW w:type="dxa" w:w="1872"/>
+            <w:tcW w:type="pct" w:w="1068"/>
             <w:tcBorders>
               <w:top w:val="single" w:color="CCCCCC" w:sz="1"/>
               <w:left w:val="single" w:color="CCCCCC" w:sz="1"/>
@@ -20302,7 +20338,7 @@
         </w:tc>
         <w:tc>
           <w:tcPr>
-            <w:tcW w:type="dxa" w:w="1872"/>
+            <w:tcW w:type="pct" w:w="1154"/>
             <w:tcBorders>
               <w:top w:val="single" w:color="CCCCCC" w:sz="1"/>
               <w:left w:val="single" w:color="CCCCCC" w:sz="1"/>
@@ -20333,7 +20369,7 @@
         </w:tc>
         <w:tc>
           <w:tcPr>
-            <w:tcW w:type="dxa" w:w="1872"/>
+            <w:tcW w:type="pct" w:w="1015"/>
             <w:tcBorders>
               <w:top w:val="single" w:color="CCCCCC" w:sz="1"/>
               <w:left w:val="single" w:color="CCCCCC" w:sz="1"/>
@@ -20369,7 +20405,7 @@
         </w:trPr>
         <w:tc>
           <w:tcPr>
-            <w:tcW w:type="dxa" w:w="1872"/>
+            <w:tcW w:type="pct" w:w="855"/>
             <w:tcBorders>
               <w:top w:val="single" w:color="CCCCCC" w:sz="1"/>
               <w:left w:val="single" w:color="CCCCCC" w:sz="1"/>
@@ -20400,7 +20436,7 @@
         </w:tc>
         <w:tc>
           <w:tcPr>
-            <w:tcW w:type="dxa" w:w="1872"/>
+            <w:tcW w:type="pct" w:w="908"/>
             <w:tcBorders>
               <w:top w:val="single" w:color="CCCCCC" w:sz="1"/>
               <w:left w:val="single" w:color="CCCCCC" w:sz="1"/>
@@ -20431,7 +20467,7 @@
         </w:tc>
         <w:tc>
           <w:tcPr>
-            <w:tcW w:type="dxa" w:w="1872"/>
+            <w:tcW w:type="pct" w:w="1068"/>
             <w:tcBorders>
               <w:top w:val="single" w:color="CCCCCC" w:sz="1"/>
               <w:left w:val="single" w:color="CCCCCC" w:sz="1"/>
@@ -20462,7 +20498,7 @@
         </w:tc>
         <w:tc>
           <w:tcPr>
-            <w:tcW w:type="dxa" w:w="1872"/>
+            <w:tcW w:type="pct" w:w="1154"/>
             <w:tcBorders>
               <w:top w:val="single" w:color="CCCCCC" w:sz="1"/>
               <w:left w:val="single" w:color="CCCCCC" w:sz="1"/>
@@ -20493,7 +20529,7 @@
         </w:tc>
         <w:tc>
           <w:tcPr>
-            <w:tcW w:type="dxa" w:w="1872"/>
+            <w:tcW w:type="pct" w:w="1015"/>
             <w:tcBorders>
               <w:top w:val="single" w:color="CCCCCC" w:sz="1"/>
               <w:left w:val="single" w:color="CCCCCC" w:sz="1"/>
@@ -20529,7 +20565,7 @@
         </w:trPr>
         <w:tc>
           <w:tcPr>
-            <w:tcW w:type="dxa" w:w="1872"/>
+            <w:tcW w:type="pct" w:w="855"/>
             <w:tcBorders>
               <w:top w:val="single" w:color="CCCCCC" w:sz="1"/>
               <w:left w:val="single" w:color="CCCCCC" w:sz="1"/>
@@ -20560,7 +20596,7 @@
         </w:tc>
         <w:tc>
           <w:tcPr>
-            <w:tcW w:type="dxa" w:w="1872"/>
+            <w:tcW w:type="pct" w:w="908"/>
             <w:tcBorders>
               <w:top w:val="single" w:color="CCCCCC" w:sz="1"/>
               <w:left w:val="single" w:color="CCCCCC" w:sz="1"/>
@@ -20591,7 +20627,7 @@
         </w:tc>
         <w:tc>
           <w:tcPr>
-            <w:tcW w:type="dxa" w:w="1872"/>
+            <w:tcW w:type="pct" w:w="1068"/>
             <w:tcBorders>
               <w:top w:val="single" w:color="CCCCCC" w:sz="1"/>
               <w:left w:val="single" w:color="CCCCCC" w:sz="1"/>
@@ -20622,7 +20658,7 @@
         </w:tc>
         <w:tc>
           <w:tcPr>
-            <w:tcW w:type="dxa" w:w="1872"/>
+            <w:tcW w:type="pct" w:w="1154"/>
             <w:tcBorders>
               <w:top w:val="single" w:color="CCCCCC" w:sz="1"/>
               <w:left w:val="single" w:color="CCCCCC" w:sz="1"/>
@@ -20653,7 +20689,7 @@
         </w:tc>
         <w:tc>
           <w:tcPr>
-            <w:tcW w:type="dxa" w:w="1872"/>
+            <w:tcW w:type="pct" w:w="1015"/>
             <w:tcBorders>
               <w:top w:val="single" w:color="CCCCCC" w:sz="1"/>
               <w:left w:val="single" w:color="CCCCCC" w:sz="1"/>
@@ -20689,7 +20725,7 @@
         </w:trPr>
         <w:tc>
           <w:tcPr>
-            <w:tcW w:type="dxa" w:w="1872"/>
+            <w:tcW w:type="pct" w:w="855"/>
             <w:tcBorders>
               <w:top w:val="single" w:color="CCCCCC" w:sz="1"/>
               <w:left w:val="single" w:color="CCCCCC" w:sz="1"/>
@@ -20720,7 +20756,7 @@
         </w:tc>
         <w:tc>
           <w:tcPr>
-            <w:tcW w:type="dxa" w:w="1872"/>
+            <w:tcW w:type="pct" w:w="908"/>
             <w:tcBorders>
               <w:top w:val="single" w:color="CCCCCC" w:sz="1"/>
               <w:left w:val="single" w:color="CCCCCC" w:sz="1"/>
@@ -20751,7 +20787,7 @@
         </w:tc>
         <w:tc>
           <w:tcPr>
-            <w:tcW w:type="dxa" w:w="1872"/>
+            <w:tcW w:type="pct" w:w="1068"/>
             <w:tcBorders>
               <w:top w:val="single" w:color="CCCCCC" w:sz="1"/>
               <w:left w:val="single" w:color="CCCCCC" w:sz="1"/>
@@ -20782,7 +20818,7 @@
         </w:tc>
         <w:tc>
           <w:tcPr>
-            <w:tcW w:type="dxa" w:w="1872"/>
+            <w:tcW w:type="pct" w:w="1154"/>
             <w:tcBorders>
               <w:top w:val="single" w:color="CCCCCC" w:sz="1"/>
               <w:left w:val="single" w:color="CCCCCC" w:sz="1"/>
@@ -20813,7 +20849,7 @@
         </w:tc>
         <w:tc>
           <w:tcPr>
-            <w:tcW w:type="dxa" w:w="1872"/>
+            <w:tcW w:type="pct" w:w="1015"/>
             <w:tcBorders>
               <w:top w:val="single" w:color="CCCCCC" w:sz="1"/>
               <w:left w:val="single" w:color="CCCCCC" w:sz="1"/>
@@ -21289,9 +21325,9 @@
         <w:t xml:space="preserve">22.2 Tier Capability Matrix</w:t>
       </w:r>
     </w:p>
-    <w:tbl>
+    <w:tbl xmlns:w="http://schemas.openxmlformats.org/wordprocessingml/2006/main">
       <w:tblPr>
-        <w:tblW w:type="dxa" w:w="9360"/>
+        <w:tblW w:type="pct" w:w="5000"/>
         <w:tblBorders>
           <w:top w:val="single" w:color="auto" w:sz="4"/>
           <w:left w:val="single" w:color="auto" w:sz="4"/>
@@ -21300,6 +21336,7 @@
           <w:insideH w:val="single" w:color="auto" w:sz="4"/>
           <w:insideV w:val="single" w:color="auto" w:sz="4"/>
         </w:tblBorders>
+        <w:tblLayout w:type="autofit"/>
       </w:tblPr>
       <w:tblGrid>
         <w:gridCol w:w="2000"/>
@@ -21314,7 +21351,7 @@
         </w:trPr>
         <w:tc>
           <w:tcPr>
-            <w:tcW w:type="dxa" w:w="1872"/>
+            <w:tcW w:type="pct" w:w="1068"/>
             <w:tcBorders>
               <w:top w:val="single" w:color="CCCCCC" w:sz="1"/>
               <w:left w:val="single" w:color="CCCCCC" w:sz="1"/>
@@ -21345,7 +21382,7 @@
         </w:tc>
         <w:tc>
           <w:tcPr>
-            <w:tcW w:type="dxa" w:w="1872"/>
+            <w:tcW w:type="pct" w:w="962"/>
             <w:tcBorders>
               <w:top w:val="single" w:color="CCCCCC" w:sz="1"/>
               <w:left w:val="single" w:color="CCCCCC" w:sz="1"/>
@@ -21376,7 +21413,7 @@
         </w:tc>
         <w:tc>
           <w:tcPr>
-            <w:tcW w:type="dxa" w:w="1872"/>
+            <w:tcW w:type="pct" w:w="1004"/>
             <w:tcBorders>
               <w:top w:val="single" w:color="CCCCCC" w:sz="1"/>
               <w:left w:val="single" w:color="CCCCCC" w:sz="1"/>
@@ -21407,7 +21444,7 @@
         </w:tc>
         <w:tc>
           <w:tcPr>
-            <w:tcW w:type="dxa" w:w="1872"/>
+            <w:tcW w:type="pct" w:w="1004"/>
             <w:tcBorders>
               <w:top w:val="single" w:color="CCCCCC" w:sz="1"/>
               <w:left w:val="single" w:color="CCCCCC" w:sz="1"/>
@@ -21438,7 +21475,7 @@
         </w:tc>
         <w:tc>
           <w:tcPr>
-            <w:tcW w:type="dxa" w:w="1872"/>
+            <w:tcW w:type="pct" w:w="962"/>
             <w:tcBorders>
               <w:top w:val="single" w:color="CCCCCC" w:sz="1"/>
               <w:left w:val="single" w:color="CCCCCC" w:sz="1"/>
@@ -21474,7 +21511,7 @@
         </w:trPr>
         <w:tc>
           <w:tcPr>
-            <w:tcW w:type="dxa" w:w="1872"/>
+            <w:tcW w:type="pct" w:w="1068"/>
             <w:tcBorders>
               <w:top w:val="single" w:color="CCCCCC" w:sz="1"/>
               <w:left w:val="single" w:color="CCCCCC" w:sz="1"/>
@@ -21505,7 +21542,7 @@
         </w:tc>
         <w:tc>
           <w:tcPr>
-            <w:tcW w:type="dxa" w:w="1872"/>
+            <w:tcW w:type="pct" w:w="962"/>
             <w:tcBorders>
               <w:top w:val="single" w:color="CCCCCC" w:sz="1"/>
               <w:left w:val="single" w:color="CCCCCC" w:sz="1"/>
@@ -21536,7 +21573,7 @@
         </w:tc>
         <w:tc>
           <w:tcPr>
-            <w:tcW w:type="dxa" w:w="1872"/>
+            <w:tcW w:type="pct" w:w="1004"/>
             <w:tcBorders>
               <w:top w:val="single" w:color="CCCCCC" w:sz="1"/>
               <w:left w:val="single" w:color="CCCCCC" w:sz="1"/>
@@ -21567,7 +21604,7 @@
         </w:tc>
         <w:tc>
           <w:tcPr>
-            <w:tcW w:type="dxa" w:w="1872"/>
+            <w:tcW w:type="pct" w:w="1004"/>
             <w:tcBorders>
               <w:top w:val="single" w:color="CCCCCC" w:sz="1"/>
               <w:left w:val="single" w:color="CCCCCC" w:sz="1"/>
@@ -21598,7 +21635,7 @@
         </w:tc>
         <w:tc>
           <w:tcPr>
-            <w:tcW w:type="dxa" w:w="1872"/>
+            <w:tcW w:type="pct" w:w="962"/>
             <w:tcBorders>
               <w:top w:val="single" w:color="CCCCCC" w:sz="1"/>
               <w:left w:val="single" w:color="CCCCCC" w:sz="1"/>
@@ -21634,7 +21671,7 @@
         </w:trPr>
         <w:tc>
           <w:tcPr>
-            <w:tcW w:type="dxa" w:w="1872"/>
+            <w:tcW w:type="pct" w:w="1068"/>
             <w:tcBorders>
               <w:top w:val="single" w:color="CCCCCC" w:sz="1"/>
               <w:left w:val="single" w:color="CCCCCC" w:sz="1"/>
@@ -21665,7 +21702,7 @@
         </w:tc>
         <w:tc>
           <w:tcPr>
-            <w:tcW w:type="dxa" w:w="1872"/>
+            <w:tcW w:type="pct" w:w="962"/>
             <w:tcBorders>
               <w:top w:val="single" w:color="CCCCCC" w:sz="1"/>
               <w:left w:val="single" w:color="CCCCCC" w:sz="1"/>
@@ -21696,7 +21733,7 @@
         </w:tc>
         <w:tc>
           <w:tcPr>
-            <w:tcW w:type="dxa" w:w="1872"/>
+            <w:tcW w:type="pct" w:w="1004"/>
             <w:tcBorders>
               <w:top w:val="single" w:color="CCCCCC" w:sz="1"/>
               <w:left w:val="single" w:color="CCCCCC" w:sz="1"/>
@@ -21727,7 +21764,7 @@
         </w:tc>
         <w:tc>
           <w:tcPr>
-            <w:tcW w:type="dxa" w:w="1872"/>
+            <w:tcW w:type="pct" w:w="1004"/>
             <w:tcBorders>
               <w:top w:val="single" w:color="CCCCCC" w:sz="1"/>
               <w:left w:val="single" w:color="CCCCCC" w:sz="1"/>
@@ -21758,7 +21795,7 @@
         </w:tc>
         <w:tc>
           <w:tcPr>
-            <w:tcW w:type="dxa" w:w="1872"/>
+            <w:tcW w:type="pct" w:w="962"/>
             <w:tcBorders>
               <w:top w:val="single" w:color="CCCCCC" w:sz="1"/>
               <w:left w:val="single" w:color="CCCCCC" w:sz="1"/>
@@ -21794,7 +21831,7 @@
         </w:trPr>
         <w:tc>
           <w:tcPr>
-            <w:tcW w:type="dxa" w:w="1872"/>
+            <w:tcW w:type="pct" w:w="1068"/>
             <w:tcBorders>
               <w:top w:val="single" w:color="CCCCCC" w:sz="1"/>
               <w:left w:val="single" w:color="CCCCCC" w:sz="1"/>
@@ -21825,7 +21862,7 @@
         </w:tc>
         <w:tc>
           <w:tcPr>
-            <w:tcW w:type="dxa" w:w="1872"/>
+            <w:tcW w:type="pct" w:w="962"/>
             <w:tcBorders>
               <w:top w:val="single" w:color="CCCCCC" w:sz="1"/>
               <w:left w:val="single" w:color="CCCCCC" w:sz="1"/>
@@ -21856,7 +21893,7 @@
         </w:tc>
         <w:tc>
           <w:tcPr>
-            <w:tcW w:type="dxa" w:w="1872"/>
+            <w:tcW w:type="pct" w:w="1004"/>
             <w:tcBorders>
               <w:top w:val="single" w:color="CCCCCC" w:sz="1"/>
               <w:left w:val="single" w:color="CCCCCC" w:sz="1"/>
@@ -21887,7 +21924,7 @@
         </w:tc>
         <w:tc>
           <w:tcPr>
-            <w:tcW w:type="dxa" w:w="1872"/>
+            <w:tcW w:type="pct" w:w="1004"/>
             <w:tcBorders>
               <w:top w:val="single" w:color="CCCCCC" w:sz="1"/>
               <w:left w:val="single" w:color="CCCCCC" w:sz="1"/>
@@ -21918,7 +21955,7 @@
         </w:tc>
         <w:tc>
           <w:tcPr>
-            <w:tcW w:type="dxa" w:w="1872"/>
+            <w:tcW w:type="pct" w:w="962"/>
             <w:tcBorders>
               <w:top w:val="single" w:color="CCCCCC" w:sz="1"/>
               <w:left w:val="single" w:color="CCCCCC" w:sz="1"/>
@@ -21954,7 +21991,7 @@
         </w:trPr>
         <w:tc>
           <w:tcPr>
-            <w:tcW w:type="dxa" w:w="1872"/>
+            <w:tcW w:type="pct" w:w="1068"/>
             <w:tcBorders>
               <w:top w:val="single" w:color="CCCCCC" w:sz="1"/>
               <w:left w:val="single" w:color="CCCCCC" w:sz="1"/>
@@ -21985,7 +22022,7 @@
         </w:tc>
         <w:tc>
           <w:tcPr>
-            <w:tcW w:type="dxa" w:w="1872"/>
+            <w:tcW w:type="pct" w:w="962"/>
             <w:tcBorders>
               <w:top w:val="single" w:color="CCCCCC" w:sz="1"/>
               <w:left w:val="single" w:color="CCCCCC" w:sz="1"/>
@@ -22016,7 +22053,7 @@
         </w:tc>
         <w:tc>
           <w:tcPr>
-            <w:tcW w:type="dxa" w:w="1872"/>
+            <w:tcW w:type="pct" w:w="1004"/>
             <w:tcBorders>
               <w:top w:val="single" w:color="CCCCCC" w:sz="1"/>
               <w:left w:val="single" w:color="CCCCCC" w:sz="1"/>
@@ -22047,7 +22084,7 @@
         </w:tc>
         <w:tc>
           <w:tcPr>
-            <w:tcW w:type="dxa" w:w="1872"/>
+            <w:tcW w:type="pct" w:w="1004"/>
             <w:tcBorders>
               <w:top w:val="single" w:color="CCCCCC" w:sz="1"/>
               <w:left w:val="single" w:color="CCCCCC" w:sz="1"/>
@@ -22078,7 +22115,7 @@
         </w:tc>
         <w:tc>
           <w:tcPr>
-            <w:tcW w:type="dxa" w:w="1872"/>
+            <w:tcW w:type="pct" w:w="962"/>
             <w:tcBorders>
               <w:top w:val="single" w:color="CCCCCC" w:sz="1"/>
               <w:left w:val="single" w:color="CCCCCC" w:sz="1"/>
@@ -22114,7 +22151,7 @@
         </w:trPr>
         <w:tc>
           <w:tcPr>
-            <w:tcW w:type="dxa" w:w="1872"/>
+            <w:tcW w:type="pct" w:w="1068"/>
             <w:tcBorders>
               <w:top w:val="single" w:color="CCCCCC" w:sz="1"/>
               <w:left w:val="single" w:color="CCCCCC" w:sz="1"/>
@@ -22145,7 +22182,7 @@
         </w:tc>
         <w:tc>
           <w:tcPr>
-            <w:tcW w:type="dxa" w:w="1872"/>
+            <w:tcW w:type="pct" w:w="962"/>
             <w:tcBorders>
               <w:top w:val="single" w:color="CCCCCC" w:sz="1"/>
               <w:left w:val="single" w:color="CCCCCC" w:sz="1"/>
@@ -22176,7 +22213,7 @@
         </w:tc>
         <w:tc>
           <w:tcPr>
-            <w:tcW w:type="dxa" w:w="1872"/>
+            <w:tcW w:type="pct" w:w="1004"/>
             <w:tcBorders>
               <w:top w:val="single" w:color="CCCCCC" w:sz="1"/>
               <w:left w:val="single" w:color="CCCCCC" w:sz="1"/>
@@ -22207,7 +22244,7 @@
         </w:tc>
         <w:tc>
           <w:tcPr>
-            <w:tcW w:type="dxa" w:w="1872"/>
+            <w:tcW w:type="pct" w:w="1004"/>
             <w:tcBorders>
               <w:top w:val="single" w:color="CCCCCC" w:sz="1"/>
               <w:left w:val="single" w:color="CCCCCC" w:sz="1"/>
@@ -22238,7 +22275,7 @@
         </w:tc>
         <w:tc>
           <w:tcPr>
-            <w:tcW w:type="dxa" w:w="1872"/>
+            <w:tcW w:type="pct" w:w="962"/>
             <w:tcBorders>
               <w:top w:val="single" w:color="CCCCCC" w:sz="1"/>
               <w:left w:val="single" w:color="CCCCCC" w:sz="1"/>
@@ -22274,7 +22311,7 @@
         </w:trPr>
         <w:tc>
           <w:tcPr>
-            <w:tcW w:type="dxa" w:w="1872"/>
+            <w:tcW w:type="pct" w:w="1068"/>
             <w:tcBorders>
               <w:top w:val="single" w:color="CCCCCC" w:sz="1"/>
               <w:left w:val="single" w:color="CCCCCC" w:sz="1"/>
@@ -22305,7 +22342,7 @@
         </w:tc>
         <w:tc>
           <w:tcPr>
-            <w:tcW w:type="dxa" w:w="1872"/>
+            <w:tcW w:type="pct" w:w="962"/>
             <w:tcBorders>
               <w:top w:val="single" w:color="CCCCCC" w:sz="1"/>
               <w:left w:val="single" w:color="CCCCCC" w:sz="1"/>
@@ -22336,7 +22373,7 @@
         </w:tc>
         <w:tc>
           <w:tcPr>
-            <w:tcW w:type="dxa" w:w="1872"/>
+            <w:tcW w:type="pct" w:w="1004"/>
             <w:tcBorders>
               <w:top w:val="single" w:color="CCCCCC" w:sz="1"/>
               <w:left w:val="single" w:color="CCCCCC" w:sz="1"/>
@@ -22367,7 +22404,7 @@
         </w:tc>
         <w:tc>
           <w:tcPr>
-            <w:tcW w:type="dxa" w:w="1872"/>
+            <w:tcW w:type="pct" w:w="1004"/>
             <w:tcBorders>
               <w:top w:val="single" w:color="CCCCCC" w:sz="1"/>
               <w:left w:val="single" w:color="CCCCCC" w:sz="1"/>
@@ -22398,7 +22435,7 @@
         </w:tc>
         <w:tc>
           <w:tcPr>
-            <w:tcW w:type="dxa" w:w="1872"/>
+            <w:tcW w:type="pct" w:w="962"/>
             <w:tcBorders>
               <w:top w:val="single" w:color="CCCCCC" w:sz="1"/>
               <w:left w:val="single" w:color="CCCCCC" w:sz="1"/>
@@ -22434,7 +22471,7 @@
         </w:trPr>
         <w:tc>
           <w:tcPr>
-            <w:tcW w:type="dxa" w:w="1872"/>
+            <w:tcW w:type="pct" w:w="1068"/>
             <w:tcBorders>
               <w:top w:val="single" w:color="CCCCCC" w:sz="1"/>
               <w:left w:val="single" w:color="CCCCCC" w:sz="1"/>
@@ -22465,7 +22502,7 @@
         </w:tc>
         <w:tc>
           <w:tcPr>
-            <w:tcW w:type="dxa" w:w="1872"/>
+            <w:tcW w:type="pct" w:w="962"/>
             <w:tcBorders>
               <w:top w:val="single" w:color="CCCCCC" w:sz="1"/>
               <w:left w:val="single" w:color="CCCCCC" w:sz="1"/>
@@ -22496,7 +22533,7 @@
         </w:tc>
         <w:tc>
           <w:tcPr>
-            <w:tcW w:type="dxa" w:w="1872"/>
+            <w:tcW w:type="pct" w:w="1004"/>
             <w:tcBorders>
               <w:top w:val="single" w:color="CCCCCC" w:sz="1"/>
               <w:left w:val="single" w:color="CCCCCC" w:sz="1"/>
@@ -22527,7 +22564,7 @@
         </w:tc>
         <w:tc>
           <w:tcPr>
-            <w:tcW w:type="dxa" w:w="1872"/>
+            <w:tcW w:type="pct" w:w="1004"/>
             <w:tcBorders>
               <w:top w:val="single" w:color="CCCCCC" w:sz="1"/>
               <w:left w:val="single" w:color="CCCCCC" w:sz="1"/>
@@ -22558,7 +22595,7 @@
         </w:tc>
         <w:tc>
           <w:tcPr>
-            <w:tcW w:type="dxa" w:w="1872"/>
+            <w:tcW w:type="pct" w:w="962"/>
             <w:tcBorders>
               <w:top w:val="single" w:color="CCCCCC" w:sz="1"/>
               <w:left w:val="single" w:color="CCCCCC" w:sz="1"/>
@@ -22594,7 +22631,7 @@
         </w:trPr>
         <w:tc>
           <w:tcPr>
-            <w:tcW w:type="dxa" w:w="1872"/>
+            <w:tcW w:type="pct" w:w="1068"/>
             <w:tcBorders>
               <w:top w:val="single" w:color="CCCCCC" w:sz="1"/>
               <w:left w:val="single" w:color="CCCCCC" w:sz="1"/>
@@ -22625,7 +22662,7 @@
         </w:tc>
         <w:tc>
           <w:tcPr>
-            <w:tcW w:type="dxa" w:w="1872"/>
+            <w:tcW w:type="pct" w:w="962"/>
             <w:tcBorders>
               <w:top w:val="single" w:color="CCCCCC" w:sz="1"/>
               <w:left w:val="single" w:color="CCCCCC" w:sz="1"/>
@@ -22656,7 +22693,7 @@
         </w:tc>
         <w:tc>
           <w:tcPr>
-            <w:tcW w:type="dxa" w:w="1872"/>
+            <w:tcW w:type="pct" w:w="1004"/>
             <w:tcBorders>
               <w:top w:val="single" w:color="CCCCCC" w:sz="1"/>
               <w:left w:val="single" w:color="CCCCCC" w:sz="1"/>
@@ -22687,7 +22724,7 @@
         </w:tc>
         <w:tc>
           <w:tcPr>
-            <w:tcW w:type="dxa" w:w="1872"/>
+            <w:tcW w:type="pct" w:w="1004"/>
             <w:tcBorders>
               <w:top w:val="single" w:color="CCCCCC" w:sz="1"/>
               <w:left w:val="single" w:color="CCCCCC" w:sz="1"/>
@@ -22718,7 +22755,7 @@
         </w:tc>
         <w:tc>
           <w:tcPr>
-            <w:tcW w:type="dxa" w:w="1872"/>
+            <w:tcW w:type="pct" w:w="962"/>
             <w:tcBorders>
               <w:top w:val="single" w:color="CCCCCC" w:sz="1"/>
               <w:left w:val="single" w:color="CCCCCC" w:sz="1"/>
@@ -22754,7 +22791,7 @@
         </w:trPr>
         <w:tc>
           <w:tcPr>
-            <w:tcW w:type="dxa" w:w="1872"/>
+            <w:tcW w:type="pct" w:w="1068"/>
             <w:tcBorders>
               <w:top w:val="single" w:color="CCCCCC" w:sz="1"/>
               <w:left w:val="single" w:color="CCCCCC" w:sz="1"/>
@@ -22785,7 +22822,7 @@
         </w:tc>
         <w:tc>
           <w:tcPr>
-            <w:tcW w:type="dxa" w:w="1872"/>
+            <w:tcW w:type="pct" w:w="962"/>
             <w:tcBorders>
               <w:top w:val="single" w:color="CCCCCC" w:sz="1"/>
               <w:left w:val="single" w:color="CCCCCC" w:sz="1"/>
@@ -22816,7 +22853,7 @@
         </w:tc>
         <w:tc>
           <w:tcPr>
-            <w:tcW w:type="dxa" w:w="1872"/>
+            <w:tcW w:type="pct" w:w="1004"/>
             <w:tcBorders>
               <w:top w:val="single" w:color="CCCCCC" w:sz="1"/>
               <w:left w:val="single" w:color="CCCCCC" w:sz="1"/>
@@ -22847,7 +22884,7 @@
         </w:tc>
         <w:tc>
           <w:tcPr>
-            <w:tcW w:type="dxa" w:w="1872"/>
+            <w:tcW w:type="pct" w:w="1004"/>
             <w:tcBorders>
               <w:top w:val="single" w:color="CCCCCC" w:sz="1"/>
               <w:left w:val="single" w:color="CCCCCC" w:sz="1"/>
@@ -22878,7 +22915,7 @@
         </w:tc>
         <w:tc>
           <w:tcPr>
-            <w:tcW w:type="dxa" w:w="1872"/>
+            <w:tcW w:type="pct" w:w="962"/>
             <w:tcBorders>
               <w:top w:val="single" w:color="CCCCCC" w:sz="1"/>
               <w:left w:val="single" w:color="CCCCCC" w:sz="1"/>
@@ -22914,7 +22951,7 @@
         </w:trPr>
         <w:tc>
           <w:tcPr>
-            <w:tcW w:type="dxa" w:w="1872"/>
+            <w:tcW w:type="pct" w:w="1068"/>
             <w:tcBorders>
               <w:top w:val="single" w:color="CCCCCC" w:sz="1"/>
               <w:left w:val="single" w:color="CCCCCC" w:sz="1"/>
@@ -22945,7 +22982,7 @@
         </w:tc>
         <w:tc>
           <w:tcPr>
-            <w:tcW w:type="dxa" w:w="1872"/>
+            <w:tcW w:type="pct" w:w="962"/>
             <w:tcBorders>
               <w:top w:val="single" w:color="CCCCCC" w:sz="1"/>
               <w:left w:val="single" w:color="CCCCCC" w:sz="1"/>
@@ -22976,7 +23013,7 @@
         </w:tc>
         <w:tc>
           <w:tcPr>
-            <w:tcW w:type="dxa" w:w="1872"/>
+            <w:tcW w:type="pct" w:w="1004"/>
             <w:tcBorders>
               <w:top w:val="single" w:color="CCCCCC" w:sz="1"/>
               <w:left w:val="single" w:color="CCCCCC" w:sz="1"/>
@@ -23007,7 +23044,7 @@
         </w:tc>
         <w:tc>
           <w:tcPr>
-            <w:tcW w:type="dxa" w:w="1872"/>
+            <w:tcW w:type="pct" w:w="1004"/>
             <w:tcBorders>
               <w:top w:val="single" w:color="CCCCCC" w:sz="1"/>
               <w:left w:val="single" w:color="CCCCCC" w:sz="1"/>
@@ -23038,7 +23075,7 @@
         </w:tc>
         <w:tc>
           <w:tcPr>
-            <w:tcW w:type="dxa" w:w="1872"/>
+            <w:tcW w:type="pct" w:w="962"/>
             <w:tcBorders>
               <w:top w:val="single" w:color="CCCCCC" w:sz="1"/>
               <w:left w:val="single" w:color="CCCCCC" w:sz="1"/>
@@ -23074,7 +23111,7 @@
         </w:trPr>
         <w:tc>
           <w:tcPr>
-            <w:tcW w:type="dxa" w:w="1872"/>
+            <w:tcW w:type="pct" w:w="1068"/>
             <w:tcBorders>
               <w:top w:val="single" w:color="CCCCCC" w:sz="1"/>
               <w:left w:val="single" w:color="CCCCCC" w:sz="1"/>
@@ -23105,7 +23142,7 @@
         </w:tc>
         <w:tc>
           <w:tcPr>
-            <w:tcW w:type="dxa" w:w="1872"/>
+            <w:tcW w:type="pct" w:w="962"/>
             <w:tcBorders>
               <w:top w:val="single" w:color="CCCCCC" w:sz="1"/>
               <w:left w:val="single" w:color="CCCCCC" w:sz="1"/>
@@ -23136,7 +23173,7 @@
         </w:tc>
         <w:tc>
           <w:tcPr>
-            <w:tcW w:type="dxa" w:w="1872"/>
+            <w:tcW w:type="pct" w:w="1004"/>
             <w:tcBorders>
               <w:top w:val="single" w:color="CCCCCC" w:sz="1"/>
               <w:left w:val="single" w:color="CCCCCC" w:sz="1"/>
@@ -23167,7 +23204,7 @@
         </w:tc>
         <w:tc>
           <w:tcPr>
-            <w:tcW w:type="dxa" w:w="1872"/>
+            <w:tcW w:type="pct" w:w="1004"/>
             <w:tcBorders>
               <w:top w:val="single" w:color="CCCCCC" w:sz="1"/>
               <w:left w:val="single" w:color="CCCCCC" w:sz="1"/>
@@ -23198,7 +23235,7 @@
         </w:tc>
         <w:tc>
           <w:tcPr>
-            <w:tcW w:type="dxa" w:w="1872"/>
+            <w:tcW w:type="pct" w:w="962"/>
             <w:tcBorders>
               <w:top w:val="single" w:color="CCCCCC" w:sz="1"/>
               <w:left w:val="single" w:color="CCCCCC" w:sz="1"/>
@@ -23234,7 +23271,7 @@
         </w:trPr>
         <w:tc>
           <w:tcPr>
-            <w:tcW w:type="dxa" w:w="1872"/>
+            <w:tcW w:type="pct" w:w="1068"/>
             <w:tcBorders>
               <w:top w:val="single" w:color="CCCCCC" w:sz="1"/>
               <w:left w:val="single" w:color="CCCCCC" w:sz="1"/>
@@ -23265,7 +23302,7 @@
         </w:tc>
         <w:tc>
           <w:tcPr>
-            <w:tcW w:type="dxa" w:w="1872"/>
+            <w:tcW w:type="pct" w:w="962"/>
             <w:tcBorders>
               <w:top w:val="single" w:color="CCCCCC" w:sz="1"/>
               <w:left w:val="single" w:color="CCCCCC" w:sz="1"/>
@@ -23296,7 +23333,7 @@
         </w:tc>
         <w:tc>
           <w:tcPr>
-            <w:tcW w:type="dxa" w:w="1872"/>
+            <w:tcW w:type="pct" w:w="1004"/>
             <w:tcBorders>
               <w:top w:val="single" w:color="CCCCCC" w:sz="1"/>
               <w:left w:val="single" w:color="CCCCCC" w:sz="1"/>
@@ -23327,7 +23364,7 @@
         </w:tc>
         <w:tc>
           <w:tcPr>
-            <w:tcW w:type="dxa" w:w="1872"/>
+            <w:tcW w:type="pct" w:w="1004"/>
             <w:tcBorders>
               <w:top w:val="single" w:color="CCCCCC" w:sz="1"/>
               <w:left w:val="single" w:color="CCCCCC" w:sz="1"/>
@@ -23358,7 +23395,7 @@
         </w:tc>
         <w:tc>
           <w:tcPr>
-            <w:tcW w:type="dxa" w:w="1872"/>
+            <w:tcW w:type="pct" w:w="962"/>
             <w:tcBorders>
               <w:top w:val="single" w:color="CCCCCC" w:sz="1"/>
               <w:left w:val="single" w:color="CCCCCC" w:sz="1"/>
@@ -23394,7 +23431,7 @@
         </w:trPr>
         <w:tc>
           <w:tcPr>
-            <w:tcW w:type="dxa" w:w="1872"/>
+            <w:tcW w:type="pct" w:w="1068"/>
             <w:tcBorders>
               <w:top w:val="single" w:color="CCCCCC" w:sz="1"/>
               <w:left w:val="single" w:color="CCCCCC" w:sz="1"/>
@@ -23425,7 +23462,7 @@
         </w:tc>
         <w:tc>
           <w:tcPr>
-            <w:tcW w:type="dxa" w:w="1872"/>
+            <w:tcW w:type="pct" w:w="962"/>
             <w:tcBorders>
               <w:top w:val="single" w:color="CCCCCC" w:sz="1"/>
               <w:left w:val="single" w:color="CCCCCC" w:sz="1"/>
@@ -23456,7 +23493,7 @@
         </w:tc>
         <w:tc>
           <w:tcPr>
-            <w:tcW w:type="dxa" w:w="1872"/>
+            <w:tcW w:type="pct" w:w="1004"/>
             <w:tcBorders>
               <w:top w:val="single" w:color="CCCCCC" w:sz="1"/>
               <w:left w:val="single" w:color="CCCCCC" w:sz="1"/>
@@ -23487,7 +23524,7 @@
         </w:tc>
         <w:tc>
           <w:tcPr>
-            <w:tcW w:type="dxa" w:w="1872"/>
+            <w:tcW w:type="pct" w:w="1004"/>
             <w:tcBorders>
               <w:top w:val="single" w:color="CCCCCC" w:sz="1"/>
               <w:left w:val="single" w:color="CCCCCC" w:sz="1"/>
@@ -23518,7 +23555,7 @@
         </w:tc>
         <w:tc>
           <w:tcPr>
-            <w:tcW w:type="dxa" w:w="1872"/>
+            <w:tcW w:type="pct" w:w="962"/>
             <w:tcBorders>
               <w:top w:val="single" w:color="CCCCCC" w:sz="1"/>
               <w:left w:val="single" w:color="CCCCCC" w:sz="1"/>
@@ -23916,9 +23953,9 @@
         <w:t xml:space="preserve">The architecture has explicit mechanisms to control parameter growth and prevent unbounded expansion:</w:t>
       </w:r>
     </w:p>
-    <w:tbl>
+    <w:tbl xmlns:w="http://schemas.openxmlformats.org/wordprocessingml/2006/main">
       <w:tblPr>
-        <w:tblW w:type="dxa" w:w="9360"/>
+        <w:tblW w:type="pct" w:w="5000"/>
         <w:tblBorders>
           <w:top w:val="single" w:color="auto" w:sz="4"/>
           <w:left w:val="single" w:color="auto" w:sz="4"/>
@@ -23927,6 +23964,7 @@
           <w:insideH w:val="single" w:color="auto" w:sz="4"/>
           <w:insideV w:val="single" w:color="auto" w:sz="4"/>
         </w:tblBorders>
+        <w:tblLayout w:type="autofit"/>
       </w:tblPr>
       <w:tblGrid>
         <w:gridCol w:w="2800"/>
@@ -23939,7 +23977,7 @@
         </w:trPr>
         <w:tc>
           <w:tcPr>
-            <w:tcW w:type="dxa" w:w="3120"/>
+            <w:tcW w:type="pct" w:w="1496"/>
             <w:tcBorders>
               <w:top w:val="single" w:color="CCCCCC" w:sz="1"/>
               <w:left w:val="single" w:color="CCCCCC" w:sz="1"/>
@@ -23970,7 +24008,7 @@
         </w:tc>
         <w:tc>
           <w:tcPr>
-            <w:tcW w:type="dxa" w:w="3120"/>
+            <w:tcW w:type="pct" w:w="1175"/>
             <w:tcBorders>
               <w:top w:val="single" w:color="CCCCCC" w:sz="1"/>
               <w:left w:val="single" w:color="CCCCCC" w:sz="1"/>
@@ -24001,7 +24039,7 @@
         </w:tc>
         <w:tc>
           <w:tcPr>
-            <w:tcW w:type="dxa" w:w="3120"/>
+            <w:tcW w:type="pct" w:w="2329"/>
             <w:tcBorders>
               <w:top w:val="single" w:color="CCCCCC" w:sz="1"/>
               <w:left w:val="single" w:color="CCCCCC" w:sz="1"/>
@@ -24037,7 +24075,7 @@
         </w:trPr>
         <w:tc>
           <w:tcPr>
-            <w:tcW w:type="dxa" w:w="3120"/>
+            <w:tcW w:type="pct" w:w="1496"/>
             <w:tcBorders>
               <w:top w:val="single" w:color="CCCCCC" w:sz="1"/>
               <w:left w:val="single" w:color="CCCCCC" w:sz="1"/>
@@ -24068,7 +24106,7 @@
         </w:tc>
         <w:tc>
           <w:tcPr>
-            <w:tcW w:type="dxa" w:w="3120"/>
+            <w:tcW w:type="pct" w:w="1175"/>
             <w:tcBorders>
               <w:top w:val="single" w:color="CCCCCC" w:sz="1"/>
               <w:left w:val="single" w:color="CCCCCC" w:sz="1"/>
@@ -24099,7 +24137,7 @@
         </w:tc>
         <w:tc>
           <w:tcPr>
-            <w:tcW w:type="dxa" w:w="3120"/>
+            <w:tcW w:type="pct" w:w="2329"/>
             <w:tcBorders>
               <w:top w:val="single" w:color="CCCCCC" w:sz="1"/>
               <w:left w:val="single" w:color="CCCCCC" w:sz="1"/>
@@ -24135,7 +24173,7 @@
         </w:trPr>
         <w:tc>
           <w:tcPr>
-            <w:tcW w:type="dxa" w:w="3120"/>
+            <w:tcW w:type="pct" w:w="1496"/>
             <w:tcBorders>
               <w:top w:val="single" w:color="CCCCCC" w:sz="1"/>
               <w:left w:val="single" w:color="CCCCCC" w:sz="1"/>
@@ -24166,7 +24204,7 @@
         </w:tc>
         <w:tc>
           <w:tcPr>
-            <w:tcW w:type="dxa" w:w="3120"/>
+            <w:tcW w:type="pct" w:w="1175"/>
             <w:tcBorders>
               <w:top w:val="single" w:color="CCCCCC" w:sz="1"/>
               <w:left w:val="single" w:color="CCCCCC" w:sz="1"/>
@@ -24197,7 +24235,7 @@
         </w:tc>
         <w:tc>
           <w:tcPr>
-            <w:tcW w:type="dxa" w:w="3120"/>
+            <w:tcW w:type="pct" w:w="2329"/>
             <w:tcBorders>
               <w:top w:val="single" w:color="CCCCCC" w:sz="1"/>
               <w:left w:val="single" w:color="CCCCCC" w:sz="1"/>
@@ -24233,7 +24271,7 @@
         </w:trPr>
         <w:tc>
           <w:tcPr>
-            <w:tcW w:type="dxa" w:w="3120"/>
+            <w:tcW w:type="pct" w:w="1496"/>
             <w:tcBorders>
               <w:top w:val="single" w:color="CCCCCC" w:sz="1"/>
               <w:left w:val="single" w:color="CCCCCC" w:sz="1"/>
@@ -24264,7 +24302,7 @@
         </w:tc>
         <w:tc>
           <w:tcPr>
-            <w:tcW w:type="dxa" w:w="3120"/>
+            <w:tcW w:type="pct" w:w="1175"/>
             <w:tcBorders>
               <w:top w:val="single" w:color="CCCCCC" w:sz="1"/>
               <w:left w:val="single" w:color="CCCCCC" w:sz="1"/>
@@ -24295,7 +24333,7 @@
         </w:tc>
         <w:tc>
           <w:tcPr>
-            <w:tcW w:type="dxa" w:w="3120"/>
+            <w:tcW w:type="pct" w:w="2329"/>
             <w:tcBorders>
               <w:top w:val="single" w:color="CCCCCC" w:sz="1"/>
               <w:left w:val="single" w:color="CCCCCC" w:sz="1"/>
@@ -24331,7 +24369,7 @@
         </w:trPr>
         <w:tc>
           <w:tcPr>
-            <w:tcW w:type="dxa" w:w="3120"/>
+            <w:tcW w:type="pct" w:w="1496"/>
             <w:tcBorders>
               <w:top w:val="single" w:color="CCCCCC" w:sz="1"/>
               <w:left w:val="single" w:color="CCCCCC" w:sz="1"/>
@@ -24362,7 +24400,7 @@
         </w:tc>
         <w:tc>
           <w:tcPr>
-            <w:tcW w:type="dxa" w:w="3120"/>
+            <w:tcW w:type="pct" w:w="1175"/>
             <w:tcBorders>
               <w:top w:val="single" w:color="CCCCCC" w:sz="1"/>
               <w:left w:val="single" w:color="CCCCCC" w:sz="1"/>
@@ -24393,7 +24431,7 @@
         </w:tc>
         <w:tc>
           <w:tcPr>
-            <w:tcW w:type="dxa" w:w="3120"/>
+            <w:tcW w:type="pct" w:w="2329"/>
             <w:tcBorders>
               <w:top w:val="single" w:color="CCCCCC" w:sz="1"/>
               <w:left w:val="single" w:color="CCCCCC" w:sz="1"/>
@@ -24429,7 +24467,7 @@
         </w:trPr>
         <w:tc>
           <w:tcPr>
-            <w:tcW w:type="dxa" w:w="3120"/>
+            <w:tcW w:type="pct" w:w="1496"/>
             <w:tcBorders>
               <w:top w:val="single" w:color="CCCCCC" w:sz="1"/>
               <w:left w:val="single" w:color="CCCCCC" w:sz="1"/>
@@ -24460,7 +24498,7 @@
         </w:tc>
         <w:tc>
           <w:tcPr>
-            <w:tcW w:type="dxa" w:w="3120"/>
+            <w:tcW w:type="pct" w:w="1175"/>
             <w:tcBorders>
               <w:top w:val="single" w:color="CCCCCC" w:sz="1"/>
               <w:left w:val="single" w:color="CCCCCC" w:sz="1"/>
@@ -24491,7 +24529,7 @@
         </w:tc>
         <w:tc>
           <w:tcPr>
-            <w:tcW w:type="dxa" w:w="3120"/>
+            <w:tcW w:type="pct" w:w="2329"/>
             <w:tcBorders>
               <w:top w:val="single" w:color="CCCCCC" w:sz="1"/>
               <w:left w:val="single" w:color="CCCCCC" w:sz="1"/>
@@ -24527,7 +24565,7 @@
         </w:trPr>
         <w:tc>
           <w:tcPr>
-            <w:tcW w:type="dxa" w:w="3120"/>
+            <w:tcW w:type="pct" w:w="1496"/>
             <w:tcBorders>
               <w:top w:val="single" w:color="CCCCCC" w:sz="1"/>
               <w:left w:val="single" w:color="CCCCCC" w:sz="1"/>
@@ -24558,7 +24596,7 @@
         </w:tc>
         <w:tc>
           <w:tcPr>
-            <w:tcW w:type="dxa" w:w="3120"/>
+            <w:tcW w:type="pct" w:w="1175"/>
             <w:tcBorders>
               <w:top w:val="single" w:color="CCCCCC" w:sz="1"/>
               <w:left w:val="single" w:color="CCCCCC" w:sz="1"/>
@@ -24589,7 +24627,7 @@
         </w:tc>
         <w:tc>
           <w:tcPr>
-            <w:tcW w:type="dxa" w:w="3120"/>
+            <w:tcW w:type="pct" w:w="2329"/>
             <w:tcBorders>
               <w:top w:val="single" w:color="CCCCCC" w:sz="1"/>
               <w:left w:val="single" w:color="CCCCCC" w:sz="1"/>
@@ -24727,9 +24765,9 @@
         <w:t xml:space="preserve">The architecture has two distinct capacity dimensions that evolve independently and contribute differently to overall capability:</w:t>
       </w:r>
     </w:p>
-    <w:tbl>
+    <w:tbl xmlns:w="http://schemas.openxmlformats.org/wordprocessingml/2006/main">
       <w:tblPr>
-        <w:tblW w:type="dxa" w:w="9360"/>
+        <w:tblW w:type="pct" w:w="5000"/>
         <w:tblBorders>
           <w:top w:val="single" w:color="auto" w:sz="4"/>
           <w:left w:val="single" w:color="auto" w:sz="4"/>
@@ -24738,6 +24776,7 @@
           <w:insideH w:val="single" w:color="auto" w:sz="4"/>
           <w:insideV w:val="single" w:color="auto" w:sz="4"/>
         </w:tblBorders>
+        <w:tblLayout w:type="autofit"/>
       </w:tblPr>
       <w:tblGrid>
         <w:gridCol w:w="2400"/>
@@ -24750,7 +24789,7 @@
         </w:trPr>
         <w:tc>
           <w:tcPr>
-            <w:tcW w:type="dxa" w:w="3120"/>
+            <w:tcW w:type="pct" w:w="1282"/>
             <w:tcBorders>
               <w:top w:val="single" w:color="CCCCCC" w:sz="1"/>
               <w:left w:val="single" w:color="CCCCCC" w:sz="1"/>
@@ -24781,7 +24820,7 @@
         </w:tc>
         <w:tc>
           <w:tcPr>
-            <w:tcW w:type="dxa" w:w="3120"/>
+            <w:tcW w:type="pct" w:w="1859"/>
             <w:tcBorders>
               <w:top w:val="single" w:color="CCCCCC" w:sz="1"/>
               <w:left w:val="single" w:color="CCCCCC" w:sz="1"/>
@@ -24812,7 +24851,7 @@
         </w:tc>
         <w:tc>
           <w:tcPr>
-            <w:tcW w:type="dxa" w:w="3120"/>
+            <w:tcW w:type="pct" w:w="1859"/>
             <w:tcBorders>
               <w:top w:val="single" w:color="CCCCCC" w:sz="1"/>
               <w:left w:val="single" w:color="CCCCCC" w:sz="1"/>
@@ -24848,7 +24887,7 @@
         </w:trPr>
         <w:tc>
           <w:tcPr>
-            <w:tcW w:type="dxa" w:w="3120"/>
+            <w:tcW w:type="pct" w:w="1282"/>
             <w:tcBorders>
               <w:top w:val="single" w:color="CCCCCC" w:sz="1"/>
               <w:left w:val="single" w:color="CCCCCC" w:sz="1"/>
@@ -24879,7 +24918,7 @@
         </w:tc>
         <w:tc>
           <w:tcPr>
-            <w:tcW w:type="dxa" w:w="3120"/>
+            <w:tcW w:type="pct" w:w="1859"/>
             <w:tcBorders>
               <w:top w:val="single" w:color="CCCCCC" w:sz="1"/>
               <w:left w:val="single" w:color="CCCCCC" w:sz="1"/>
@@ -24910,7 +24949,7 @@
         </w:tc>
         <w:tc>
           <w:tcPr>
-            <w:tcW w:type="dxa" w:w="3120"/>
+            <w:tcW w:type="pct" w:w="1859"/>
             <w:tcBorders>
               <w:top w:val="single" w:color="CCCCCC" w:sz="1"/>
               <w:left w:val="single" w:color="CCCCCC" w:sz="1"/>
@@ -24946,7 +24985,7 @@
         </w:trPr>
         <w:tc>
           <w:tcPr>
-            <w:tcW w:type="dxa" w:w="3120"/>
+            <w:tcW w:type="pct" w:w="1282"/>
             <w:tcBorders>
               <w:top w:val="single" w:color="CCCCCC" w:sz="1"/>
               <w:left w:val="single" w:color="CCCCCC" w:sz="1"/>
@@ -24977,7 +25016,7 @@
         </w:tc>
         <w:tc>
           <w:tcPr>
-            <w:tcW w:type="dxa" w:w="3120"/>
+            <w:tcW w:type="pct" w:w="1859"/>
             <w:tcBorders>
               <w:top w:val="single" w:color="CCCCCC" w:sz="1"/>
               <w:left w:val="single" w:color="CCCCCC" w:sz="1"/>
@@ -25008,7 +25047,7 @@
         </w:tc>
         <w:tc>
           <w:tcPr>
-            <w:tcW w:type="dxa" w:w="3120"/>
+            <w:tcW w:type="pct" w:w="1859"/>
             <w:tcBorders>
               <w:top w:val="single" w:color="CCCCCC" w:sz="1"/>
               <w:left w:val="single" w:color="CCCCCC" w:sz="1"/>
@@ -25220,9 +25259,9 @@
         <w:t xml:space="preserve">The sector count trajectory over time reflects the system's experiential biography: how many genuinely distinct cognitive domains it has encountered with sufficient depth to warrant dedicated parameter space. This is a property no parameter count alone can capture — it is an emergent property of the system's operational history, governed by the PGQ and the foundational training quality.</w:t>
       </w:r>
     </w:p>
-    <w:tbl>
+    <w:tbl xmlns:w="http://schemas.openxmlformats.org/wordprocessingml/2006/main">
       <w:tblPr>
-        <w:tblW w:type="dxa" w:w="9360"/>
+        <w:tblW w:type="pct" w:w="5000"/>
         <w:tblBorders>
           <w:top w:val="single" w:color="auto" w:sz="4"/>
           <w:left w:val="single" w:color="auto" w:sz="4"/>
@@ -25231,6 +25270,7 @@
           <w:insideH w:val="single" w:color="auto" w:sz="4"/>
           <w:insideV w:val="single" w:color="auto" w:sz="4"/>
         </w:tblBorders>
+        <w:tblLayout w:type="autofit"/>
       </w:tblPr>
       <w:tblGrid>
         <w:gridCol w:w="2000"/>
@@ -25244,7 +25284,7 @@
         </w:trPr>
         <w:tc>
           <w:tcPr>
-            <w:tcW w:type="dxa" w:w="2340"/>
+            <w:tcW w:type="pct" w:w="1068"/>
             <w:tcBorders>
               <w:top w:val="single" w:color="CCCCCC" w:sz="1"/>
               <w:left w:val="single" w:color="CCCCCC" w:sz="1"/>
@@ -25275,7 +25315,7 @@
         </w:tc>
         <w:tc>
           <w:tcPr>
-            <w:tcW w:type="dxa" w:w="2340"/>
+            <w:tcW w:type="pct" w:w="1068"/>
             <w:tcBorders>
               <w:top w:val="single" w:color="CCCCCC" w:sz="1"/>
               <w:left w:val="single" w:color="CCCCCC" w:sz="1"/>
@@ -25306,7 +25346,7 @@
         </w:tc>
         <w:tc>
           <w:tcPr>
-            <w:tcW w:type="dxa" w:w="2340"/>
+            <w:tcW w:type="pct" w:w="1068"/>
             <w:tcBorders>
               <w:top w:val="single" w:color="CCCCCC" w:sz="1"/>
               <w:left w:val="single" w:color="CCCCCC" w:sz="1"/>
@@ -25337,7 +25377,7 @@
         </w:tc>
         <w:tc>
           <w:tcPr>
-            <w:tcW w:type="dxa" w:w="2340"/>
+            <w:tcW w:type="pct" w:w="1796"/>
             <w:tcBorders>
               <w:top w:val="single" w:color="CCCCCC" w:sz="1"/>
               <w:left w:val="single" w:color="CCCCCC" w:sz="1"/>
@@ -25373,7 +25413,7 @@
         </w:trPr>
         <w:tc>
           <w:tcPr>
-            <w:tcW w:type="dxa" w:w="2340"/>
+            <w:tcW w:type="pct" w:w="1068"/>
             <w:tcBorders>
               <w:top w:val="single" w:color="CCCCCC" w:sz="1"/>
               <w:left w:val="single" w:color="CCCCCC" w:sz="1"/>
@@ -25404,7 +25444,7 @@
         </w:tc>
         <w:tc>
           <w:tcPr>
-            <w:tcW w:type="dxa" w:w="2340"/>
+            <w:tcW w:type="pct" w:w="1068"/>
             <w:tcBorders>
               <w:top w:val="single" w:color="CCCCCC" w:sz="1"/>
               <w:left w:val="single" w:color="CCCCCC" w:sz="1"/>
@@ -25435,7 +25475,7 @@
         </w:tc>
         <w:tc>
           <w:tcPr>
-            <w:tcW w:type="dxa" w:w="2340"/>
+            <w:tcW w:type="pct" w:w="1068"/>
             <w:tcBorders>
               <w:top w:val="single" w:color="CCCCCC" w:sz="1"/>
               <w:left w:val="single" w:color="CCCCCC" w:sz="1"/>
@@ -25466,7 +25506,7 @@
         </w:tc>
         <w:tc>
           <w:tcPr>
-            <w:tcW w:type="dxa" w:w="2340"/>
+            <w:tcW w:type="pct" w:w="1796"/>
             <w:tcBorders>
               <w:top w:val="single" w:color="CCCCCC" w:sz="1"/>
               <w:left w:val="single" w:color="CCCCCC" w:sz="1"/>
@@ -25502,7 +25542,7 @@
         </w:trPr>
         <w:tc>
           <w:tcPr>
-            <w:tcW w:type="dxa" w:w="2340"/>
+            <w:tcW w:type="pct" w:w="1068"/>
             <w:tcBorders>
               <w:top w:val="single" w:color="CCCCCC" w:sz="1"/>
               <w:left w:val="single" w:color="CCCCCC" w:sz="1"/>
@@ -25533,7 +25573,7 @@
         </w:tc>
         <w:tc>
           <w:tcPr>
-            <w:tcW w:type="dxa" w:w="2340"/>
+            <w:tcW w:type="pct" w:w="1068"/>
             <w:tcBorders>
               <w:top w:val="single" w:color="CCCCCC" w:sz="1"/>
               <w:left w:val="single" w:color="CCCCCC" w:sz="1"/>
@@ -25564,7 +25604,7 @@
         </w:tc>
         <w:tc>
           <w:tcPr>
-            <w:tcW w:type="dxa" w:w="2340"/>
+            <w:tcW w:type="pct" w:w="1068"/>
             <w:tcBorders>
               <w:top w:val="single" w:color="CCCCCC" w:sz="1"/>
               <w:left w:val="single" w:color="CCCCCC" w:sz="1"/>
@@ -25595,7 +25635,7 @@
         </w:tc>
         <w:tc>
           <w:tcPr>
-            <w:tcW w:type="dxa" w:w="2340"/>
+            <w:tcW w:type="pct" w:w="1796"/>
             <w:tcBorders>
               <w:top w:val="single" w:color="CCCCCC" w:sz="1"/>
               <w:left w:val="single" w:color="CCCCCC" w:sz="1"/>
@@ -25631,7 +25671,7 @@
         </w:trPr>
         <w:tc>
           <w:tcPr>
-            <w:tcW w:type="dxa" w:w="2340"/>
+            <w:tcW w:type="pct" w:w="1068"/>
             <w:tcBorders>
               <w:top w:val="single" w:color="CCCCCC" w:sz="1"/>
               <w:left w:val="single" w:color="CCCCCC" w:sz="1"/>
@@ -25662,7 +25702,7 @@
         </w:tc>
         <w:tc>
           <w:tcPr>
-            <w:tcW w:type="dxa" w:w="2340"/>
+            <w:tcW w:type="pct" w:w="1068"/>
             <w:tcBorders>
               <w:top w:val="single" w:color="CCCCCC" w:sz="1"/>
               <w:left w:val="single" w:color="CCCCCC" w:sz="1"/>
@@ -25693,7 +25733,7 @@
         </w:tc>
         <w:tc>
           <w:tcPr>
-            <w:tcW w:type="dxa" w:w="2340"/>
+            <w:tcW w:type="pct" w:w="1068"/>
             <w:tcBorders>
               <w:top w:val="single" w:color="CCCCCC" w:sz="1"/>
               <w:left w:val="single" w:color="CCCCCC" w:sz="1"/>
@@ -25724,7 +25764,7 @@
         </w:tc>
         <w:tc>
           <w:tcPr>
-            <w:tcW w:type="dxa" w:w="2340"/>
+            <w:tcW w:type="pct" w:w="1796"/>
             <w:tcBorders>
               <w:top w:val="single" w:color="CCCCCC" w:sz="1"/>
               <w:left w:val="single" w:color="CCCCCC" w:sz="1"/>
@@ -25880,9 +25920,9 @@
         <w:t xml:space="preserve">22.6.5 Recommended parameter budgets by use case</w:t>
       </w:r>
     </w:p>
-    <w:tbl>
+    <w:tbl xmlns:w="http://schemas.openxmlformats.org/wordprocessingml/2006/main">
       <w:tblPr>
-        <w:tblW w:type="dxa" w:w="9360"/>
+        <w:tblW w:type="pct" w:w="5000"/>
         <w:tblBorders>
           <w:top w:val="single" w:color="auto" w:sz="4"/>
           <w:left w:val="single" w:color="auto" w:sz="4"/>
@@ -25891,6 +25931,7 @@
           <w:insideH w:val="single" w:color="auto" w:sz="4"/>
           <w:insideV w:val="single" w:color="auto" w:sz="4"/>
         </w:tblBorders>
+        <w:tblLayout w:type="autofit"/>
       </w:tblPr>
       <w:tblGrid>
         <w:gridCol w:w="2600"/>
@@ -25904,7 +25945,7 @@
         </w:trPr>
         <w:tc>
           <w:tcPr>
-            <w:tcW w:type="dxa" w:w="2340"/>
+            <w:tcW w:type="pct" w:w="1389"/>
             <w:tcBorders>
               <w:top w:val="single" w:color="CCCCCC" w:sz="1"/>
               <w:left w:val="single" w:color="CCCCCC" w:sz="1"/>
@@ -25935,7 +25976,7 @@
         </w:tc>
         <w:tc>
           <w:tcPr>
-            <w:tcW w:type="dxa" w:w="2340"/>
+            <w:tcW w:type="pct" w:w="962"/>
             <w:tcBorders>
               <w:top w:val="single" w:color="CCCCCC" w:sz="1"/>
               <w:left w:val="single" w:color="CCCCCC" w:sz="1"/>
@@ -25966,7 +26007,7 @@
         </w:tc>
         <w:tc>
           <w:tcPr>
-            <w:tcW w:type="dxa" w:w="2340"/>
+            <w:tcW w:type="pct" w:w="855"/>
             <w:tcBorders>
               <w:top w:val="single" w:color="CCCCCC" w:sz="1"/>
               <w:left w:val="single" w:color="CCCCCC" w:sz="1"/>
@@ -25997,7 +26038,7 @@
         </w:tc>
         <w:tc>
           <w:tcPr>
-            <w:tcW w:type="dxa" w:w="2340"/>
+            <w:tcW w:type="pct" w:w="1794"/>
             <w:tcBorders>
               <w:top w:val="single" w:color="CCCCCC" w:sz="1"/>
               <w:left w:val="single" w:color="CCCCCC" w:sz="1"/>
@@ -26033,7 +26074,7 @@
         </w:trPr>
         <w:tc>
           <w:tcPr>
-            <w:tcW w:type="dxa" w:w="2340"/>
+            <w:tcW w:type="pct" w:w="1389"/>
             <w:tcBorders>
               <w:top w:val="single" w:color="CCCCCC" w:sz="1"/>
               <w:left w:val="single" w:color="CCCCCC" w:sz="1"/>
@@ -26064,7 +26105,7 @@
         </w:tc>
         <w:tc>
           <w:tcPr>
-            <w:tcW w:type="dxa" w:w="2340"/>
+            <w:tcW w:type="pct" w:w="962"/>
             <w:tcBorders>
               <w:top w:val="single" w:color="CCCCCC" w:sz="1"/>
               <w:left w:val="single" w:color="CCCCCC" w:sz="1"/>
@@ -26095,7 +26136,7 @@
         </w:tc>
         <w:tc>
           <w:tcPr>
-            <w:tcW w:type="dxa" w:w="2340"/>
+            <w:tcW w:type="pct" w:w="855"/>
             <w:tcBorders>
               <w:top w:val="single" w:color="CCCCCC" w:sz="1"/>
               <w:left w:val="single" w:color="CCCCCC" w:sz="1"/>
@@ -26126,7 +26167,7 @@
         </w:tc>
         <w:tc>
           <w:tcPr>
-            <w:tcW w:type="dxa" w:w="2340"/>
+            <w:tcW w:type="pct" w:w="1794"/>
             <w:tcBorders>
               <w:top w:val="single" w:color="CCCCCC" w:sz="1"/>
               <w:left w:val="single" w:color="CCCCCC" w:sz="1"/>
@@ -26162,7 +26203,7 @@
         </w:trPr>
         <w:tc>
           <w:tcPr>
-            <w:tcW w:type="dxa" w:w="2340"/>
+            <w:tcW w:type="pct" w:w="1389"/>
             <w:tcBorders>
               <w:top w:val="single" w:color="CCCCCC" w:sz="1"/>
               <w:left w:val="single" w:color="CCCCCC" w:sz="1"/>
@@ -26193,7 +26234,7 @@
         </w:tc>
         <w:tc>
           <w:tcPr>
-            <w:tcW w:type="dxa" w:w="2340"/>
+            <w:tcW w:type="pct" w:w="962"/>
             <w:tcBorders>
               <w:top w:val="single" w:color="CCCCCC" w:sz="1"/>
               <w:left w:val="single" w:color="CCCCCC" w:sz="1"/>
@@ -26224,7 +26265,7 @@
         </w:tc>
         <w:tc>
           <w:tcPr>
-            <w:tcW w:type="dxa" w:w="2340"/>
+            <w:tcW w:type="pct" w:w="855"/>
             <w:tcBorders>
               <w:top w:val="single" w:color="CCCCCC" w:sz="1"/>
               <w:left w:val="single" w:color="CCCCCC" w:sz="1"/>
@@ -26255,7 +26296,7 @@
         </w:tc>
         <w:tc>
           <w:tcPr>
-            <w:tcW w:type="dxa" w:w="2340"/>
+            <w:tcW w:type="pct" w:w="1794"/>
             <w:tcBorders>
               <w:top w:val="single" w:color="CCCCCC" w:sz="1"/>
               <w:left w:val="single" w:color="CCCCCC" w:sz="1"/>
@@ -26291,7 +26332,7 @@
         </w:trPr>
         <w:tc>
           <w:tcPr>
-            <w:tcW w:type="dxa" w:w="2340"/>
+            <w:tcW w:type="pct" w:w="1389"/>
             <w:tcBorders>
               <w:top w:val="single" w:color="CCCCCC" w:sz="1"/>
               <w:left w:val="single" w:color="CCCCCC" w:sz="1"/>
@@ -26322,7 +26363,7 @@
         </w:tc>
         <w:tc>
           <w:tcPr>
-            <w:tcW w:type="dxa" w:w="2340"/>
+            <w:tcW w:type="pct" w:w="962"/>
             <w:tcBorders>
               <w:top w:val="single" w:color="CCCCCC" w:sz="1"/>
               <w:left w:val="single" w:color="CCCCCC" w:sz="1"/>
@@ -26353,7 +26394,7 @@
         </w:tc>
         <w:tc>
           <w:tcPr>
-            <w:tcW w:type="dxa" w:w="2340"/>
+            <w:tcW w:type="pct" w:w="855"/>
             <w:tcBorders>
               <w:top w:val="single" w:color="CCCCCC" w:sz="1"/>
               <w:left w:val="single" w:color="CCCCCC" w:sz="1"/>
@@ -26384,7 +26425,7 @@
         </w:tc>
         <w:tc>
           <w:tcPr>
-            <w:tcW w:type="dxa" w:w="2340"/>
+            <w:tcW w:type="pct" w:w="1794"/>
             <w:tcBorders>
               <w:top w:val="single" w:color="CCCCCC" w:sz="1"/>
               <w:left w:val="single" w:color="CCCCCC" w:sz="1"/>
@@ -26420,7 +26461,7 @@
         </w:trPr>
         <w:tc>
           <w:tcPr>
-            <w:tcW w:type="dxa" w:w="2340"/>
+            <w:tcW w:type="pct" w:w="1389"/>
             <w:tcBorders>
               <w:top w:val="single" w:color="CCCCCC" w:sz="1"/>
               <w:left w:val="single" w:color="CCCCCC" w:sz="1"/>
@@ -26451,7 +26492,7 @@
         </w:tc>
         <w:tc>
           <w:tcPr>
-            <w:tcW w:type="dxa" w:w="2340"/>
+            <w:tcW w:type="pct" w:w="962"/>
             <w:tcBorders>
               <w:top w:val="single" w:color="CCCCCC" w:sz="1"/>
               <w:left w:val="single" w:color="CCCCCC" w:sz="1"/>
@@ -26482,7 +26523,7 @@
         </w:tc>
         <w:tc>
           <w:tcPr>
-            <w:tcW w:type="dxa" w:w="2340"/>
+            <w:tcW w:type="pct" w:w="855"/>
             <w:tcBorders>
               <w:top w:val="single" w:color="CCCCCC" w:sz="1"/>
               <w:left w:val="single" w:color="CCCCCC" w:sz="1"/>
@@ -26513,7 +26554,7 @@
         </w:tc>
         <w:tc>
           <w:tcPr>
-            <w:tcW w:type="dxa" w:w="2340"/>
+            <w:tcW w:type="pct" w:w="1794"/>
             <w:tcBorders>
               <w:top w:val="single" w:color="CCCCCC" w:sz="1"/>
               <w:left w:val="single" w:color="CCCCCC" w:sz="1"/>
@@ -26549,7 +26590,7 @@
         </w:trPr>
         <w:tc>
           <w:tcPr>
-            <w:tcW w:type="dxa" w:w="2340"/>
+            <w:tcW w:type="pct" w:w="1389"/>
             <w:tcBorders>
               <w:top w:val="single" w:color="CCCCCC" w:sz="1"/>
               <w:left w:val="single" w:color="CCCCCC" w:sz="1"/>
@@ -26580,7 +26621,7 @@
         </w:tc>
         <w:tc>
           <w:tcPr>
-            <w:tcW w:type="dxa" w:w="2340"/>
+            <w:tcW w:type="pct" w:w="962"/>
             <w:tcBorders>
               <w:top w:val="single" w:color="CCCCCC" w:sz="1"/>
               <w:left w:val="single" w:color="CCCCCC" w:sz="1"/>
@@ -26611,7 +26652,7 @@
         </w:tc>
         <w:tc>
           <w:tcPr>
-            <w:tcW w:type="dxa" w:w="2340"/>
+            <w:tcW w:type="pct" w:w="855"/>
             <w:tcBorders>
               <w:top w:val="single" w:color="CCCCCC" w:sz="1"/>
               <w:left w:val="single" w:color="CCCCCC" w:sz="1"/>
@@ -26642,7 +26683,7 @@
         </w:tc>
         <w:tc>
           <w:tcPr>
-            <w:tcW w:type="dxa" w:w="2340"/>
+            <w:tcW w:type="pct" w:w="1794"/>
             <w:tcBorders>
               <w:top w:val="single" w:color="CCCCCC" w:sz="1"/>
               <w:left w:val="single" w:color="CCCCCC" w:sz="1"/>
@@ -26678,7 +26719,7 @@
         </w:trPr>
         <w:tc>
           <w:tcPr>
-            <w:tcW w:type="dxa" w:w="2340"/>
+            <w:tcW w:type="pct" w:w="1389"/>
             <w:tcBorders>
               <w:top w:val="single" w:color="CCCCCC" w:sz="1"/>
               <w:left w:val="single" w:color="CCCCCC" w:sz="1"/>
@@ -26709,7 +26750,7 @@
         </w:tc>
         <w:tc>
           <w:tcPr>
-            <w:tcW w:type="dxa" w:w="2340"/>
+            <w:tcW w:type="pct" w:w="962"/>
             <w:tcBorders>
               <w:top w:val="single" w:color="CCCCCC" w:sz="1"/>
               <w:left w:val="single" w:color="CCCCCC" w:sz="1"/>
@@ -26740,7 +26781,7 @@
         </w:tc>
         <w:tc>
           <w:tcPr>
-            <w:tcW w:type="dxa" w:w="2340"/>
+            <w:tcW w:type="pct" w:w="855"/>
             <w:tcBorders>
               <w:top w:val="single" w:color="CCCCCC" w:sz="1"/>
               <w:left w:val="single" w:color="CCCCCC" w:sz="1"/>
@@ -26771,7 +26812,7 @@
         </w:tc>
         <w:tc>
           <w:tcPr>
-            <w:tcW w:type="dxa" w:w="2340"/>
+            <w:tcW w:type="pct" w:w="1794"/>
             <w:tcBorders>
               <w:top w:val="single" w:color="CCCCCC" w:sz="1"/>
               <w:left w:val="single" w:color="CCCCCC" w:sz="1"/>
@@ -26901,9 +26942,9 @@
         <w:t xml:space="preserve">The growth propagation chain is:</w:t>
       </w:r>
     </w:p>
-    <w:tbl>
+    <w:tbl xmlns:w="http://schemas.openxmlformats.org/wordprocessingml/2006/main">
       <w:tblPr>
-        <w:tblW w:type="dxa" w:w="9360"/>
+        <w:tblW w:type="pct" w:w="5000"/>
         <w:tblBorders>
           <w:top w:val="single" w:color="auto" w:sz="4"/>
           <w:left w:val="single" w:color="auto" w:sz="4"/>
@@ -26912,6 +26953,7 @@
           <w:insideH w:val="single" w:color="auto" w:sz="4"/>
           <w:insideV w:val="single" w:color="auto" w:sz="4"/>
         </w:tblBorders>
+        <w:tblLayout w:type="autofit"/>
       </w:tblPr>
       <w:tblGrid>
         <w:gridCol w:w="1400"/>
@@ -26925,7 +26967,7 @@
         </w:trPr>
         <w:tc>
           <w:tcPr>
-            <w:tcW w:type="dxa" w:w="2340"/>
+            <w:tcW w:type="pct" w:w="748"/>
             <w:tcBorders>
               <w:top w:val="single" w:color="CCCCCC" w:sz="1"/>
               <w:left w:val="single" w:color="CCCCCC" w:sz="1"/>
@@ -26956,7 +26998,7 @@
         </w:tc>
         <w:tc>
           <w:tcPr>
-            <w:tcW w:type="dxa" w:w="2340"/>
+            <w:tcW w:type="pct" w:w="1175"/>
             <w:tcBorders>
               <w:top w:val="single" w:color="CCCCCC" w:sz="1"/>
               <w:left w:val="single" w:color="CCCCCC" w:sz="1"/>
@@ -26987,7 +27029,7 @@
         </w:tc>
         <w:tc>
           <w:tcPr>
-            <w:tcW w:type="dxa" w:w="2340"/>
+            <w:tcW w:type="pct" w:w="1175"/>
             <w:tcBorders>
               <w:top w:val="single" w:color="CCCCCC" w:sz="1"/>
               <w:left w:val="single" w:color="CCCCCC" w:sz="1"/>
@@ -27018,7 +27060,7 @@
         </w:tc>
         <w:tc>
           <w:tcPr>
-            <w:tcW w:type="dxa" w:w="2340"/>
+            <w:tcW w:type="pct" w:w="1902"/>
             <w:tcBorders>
               <w:top w:val="single" w:color="CCCCCC" w:sz="1"/>
               <w:left w:val="single" w:color="CCCCCC" w:sz="1"/>
@@ -27054,7 +27096,7 @@
         </w:trPr>
         <w:tc>
           <w:tcPr>
-            <w:tcW w:type="dxa" w:w="2340"/>
+            <w:tcW w:type="pct" w:w="748"/>
             <w:tcBorders>
               <w:top w:val="single" w:color="CCCCCC" w:sz="1"/>
               <w:left w:val="single" w:color="CCCCCC" w:sz="1"/>
@@ -27085,7 +27127,7 @@
         </w:tc>
         <w:tc>
           <w:tcPr>
-            <w:tcW w:type="dxa" w:w="2340"/>
+            <w:tcW w:type="pct" w:w="1175"/>
             <w:tcBorders>
               <w:top w:val="single" w:color="CCCCCC" w:sz="1"/>
               <w:left w:val="single" w:color="CCCCCC" w:sz="1"/>
@@ -27116,7 +27158,7 @@
         </w:tc>
         <w:tc>
           <w:tcPr>
-            <w:tcW w:type="dxa" w:w="2340"/>
+            <w:tcW w:type="pct" w:w="1175"/>
             <w:tcBorders>
               <w:top w:val="single" w:color="CCCCCC" w:sz="1"/>
               <w:left w:val="single" w:color="CCCCCC" w:sz="1"/>
@@ -27147,7 +27189,7 @@
         </w:tc>
         <w:tc>
           <w:tcPr>
-            <w:tcW w:type="dxa" w:w="2340"/>
+            <w:tcW w:type="pct" w:w="1902"/>
             <w:tcBorders>
               <w:top w:val="single" w:color="CCCCCC" w:sz="1"/>
               <w:left w:val="single" w:color="CCCCCC" w:sz="1"/>
@@ -27183,7 +27225,7 @@
         </w:trPr>
         <w:tc>
           <w:tcPr>
-            <w:tcW w:type="dxa" w:w="2340"/>
+            <w:tcW w:type="pct" w:w="748"/>
             <w:tcBorders>
               <w:top w:val="single" w:color="CCCCCC" w:sz="1"/>
               <w:left w:val="single" w:color="CCCCCC" w:sz="1"/>
@@ -27214,7 +27256,7 @@
         </w:tc>
         <w:tc>
           <w:tcPr>
-            <w:tcW w:type="dxa" w:w="2340"/>
+            <w:tcW w:type="pct" w:w="1175"/>
             <w:tcBorders>
               <w:top w:val="single" w:color="CCCCCC" w:sz="1"/>
               <w:left w:val="single" w:color="CCCCCC" w:sz="1"/>
@@ -27245,7 +27287,7 @@
         </w:tc>
         <w:tc>
           <w:tcPr>
-            <w:tcW w:type="dxa" w:w="2340"/>
+            <w:tcW w:type="pct" w:w="1175"/>
             <w:tcBorders>
               <w:top w:val="single" w:color="CCCCCC" w:sz="1"/>
               <w:left w:val="single" w:color="CCCCCC" w:sz="1"/>
@@ -27276,7 +27318,7 @@
         </w:tc>
         <w:tc>
           <w:tcPr>
-            <w:tcW w:type="dxa" w:w="2340"/>
+            <w:tcW w:type="pct" w:w="1902"/>
             <w:tcBorders>
               <w:top w:val="single" w:color="CCCCCC" w:sz="1"/>
               <w:left w:val="single" w:color="CCCCCC" w:sz="1"/>
@@ -27312,7 +27354,7 @@
         </w:trPr>
         <w:tc>
           <w:tcPr>
-            <w:tcW w:type="dxa" w:w="2340"/>
+            <w:tcW w:type="pct" w:w="748"/>
             <w:tcBorders>
               <w:top w:val="single" w:color="CCCCCC" w:sz="1"/>
               <w:left w:val="single" w:color="CCCCCC" w:sz="1"/>
@@ -27343,7 +27385,7 @@
         </w:tc>
         <w:tc>
           <w:tcPr>
-            <w:tcW w:type="dxa" w:w="2340"/>
+            <w:tcW w:type="pct" w:w="1175"/>
             <w:tcBorders>
               <w:top w:val="single" w:color="CCCCCC" w:sz="1"/>
               <w:left w:val="single" w:color="CCCCCC" w:sz="1"/>
@@ -27374,7 +27416,7 @@
         </w:tc>
         <w:tc>
           <w:tcPr>
-            <w:tcW w:type="dxa" w:w="2340"/>
+            <w:tcW w:type="pct" w:w="1175"/>
             <w:tcBorders>
               <w:top w:val="single" w:color="CCCCCC" w:sz="1"/>
               <w:left w:val="single" w:color="CCCCCC" w:sz="1"/>
@@ -27405,7 +27447,7 @@
         </w:tc>
         <w:tc>
           <w:tcPr>
-            <w:tcW w:type="dxa" w:w="2340"/>
+            <w:tcW w:type="pct" w:w="1902"/>
             <w:tcBorders>
               <w:top w:val="single" w:color="CCCCCC" w:sz="1"/>
               <w:left w:val="single" w:color="CCCCCC" w:sz="1"/>
@@ -27583,9 +27625,9 @@
         <w:t xml:space="preserve">New sector creation at T4 introduces a sector that did not previously exist. When S_{n+1} is created, it is initialized at rank 4 (the minimum viable rank) and distributed to all lower tiers through the federation system. Every tier receives the new sector, but activation depends on the tier's dimension budget and operational mode:</w:t>
       </w:r>
     </w:p>
-    <w:tbl>
+    <w:tbl xmlns:w="http://schemas.openxmlformats.org/wordprocessingml/2006/main">
       <w:tblPr>
-        <w:tblW w:type="dxa" w:w="9360"/>
+        <w:tblW w:type="pct" w:w="5000"/>
         <w:tblBorders>
           <w:top w:val="single" w:color="auto" w:sz="4"/>
           <w:left w:val="single" w:color="auto" w:sz="4"/>
@@ -27594,6 +27636,7 @@
           <w:insideH w:val="single" w:color="auto" w:sz="4"/>
           <w:insideV w:val="single" w:color="auto" w:sz="4"/>
         </w:tblBorders>
+        <w:tblLayout w:type="autofit"/>
       </w:tblPr>
       <w:tblGrid>
         <w:gridCol w:w="1400"/>
@@ -27606,7 +27649,7 @@
         </w:trPr>
         <w:tc>
           <w:tcPr>
-            <w:tcW w:type="dxa" w:w="3120"/>
+            <w:tcW w:type="pct" w:w="748"/>
             <w:tcBorders>
               <w:top w:val="single" w:color="CCCCCC" w:sz="1"/>
               <w:left w:val="single" w:color="CCCCCC" w:sz="1"/>
@@ -27637,7 +27680,7 @@
         </w:tc>
         <w:tc>
           <w:tcPr>
-            <w:tcW w:type="dxa" w:w="3120"/>
+            <w:tcW w:type="pct" w:w="1175"/>
             <w:tcBorders>
               <w:top w:val="single" w:color="CCCCCC" w:sz="1"/>
               <w:left w:val="single" w:color="CCCCCC" w:sz="1"/>
@@ -27668,7 +27711,7 @@
         </w:tc>
         <w:tc>
           <w:tcPr>
-            <w:tcW w:type="dxa" w:w="3120"/>
+            <w:tcW w:type="pct" w:w="3077"/>
             <w:tcBorders>
               <w:top w:val="single" w:color="CCCCCC" w:sz="1"/>
               <w:left w:val="single" w:color="CCCCCC" w:sz="1"/>
@@ -27704,7 +27747,7 @@
         </w:trPr>
         <w:tc>
           <w:tcPr>
-            <w:tcW w:type="dxa" w:w="3120"/>
+            <w:tcW w:type="pct" w:w="748"/>
             <w:tcBorders>
               <w:top w:val="single" w:color="CCCCCC" w:sz="1"/>
               <w:left w:val="single" w:color="CCCCCC" w:sz="1"/>
@@ -27735,7 +27778,7 @@
         </w:tc>
         <w:tc>
           <w:tcPr>
-            <w:tcW w:type="dxa" w:w="3120"/>
+            <w:tcW w:type="pct" w:w="1175"/>
             <w:tcBorders>
               <w:top w:val="single" w:color="CCCCCC" w:sz="1"/>
               <w:left w:val="single" w:color="CCCCCC" w:sz="1"/>
@@ -27766,7 +27809,7 @@
         </w:tc>
         <w:tc>
           <w:tcPr>
-            <w:tcW w:type="dxa" w:w="3120"/>
+            <w:tcW w:type="pct" w:w="3077"/>
             <w:tcBorders>
               <w:top w:val="single" w:color="CCCCCC" w:sz="1"/>
               <w:left w:val="single" w:color="CCCCCC" w:sz="1"/>
@@ -27802,7 +27845,7 @@
         </w:trPr>
         <w:tc>
           <w:tcPr>
-            <w:tcW w:type="dxa" w:w="3120"/>
+            <w:tcW w:type="pct" w:w="748"/>
             <w:tcBorders>
               <w:top w:val="single" w:color="CCCCCC" w:sz="1"/>
               <w:left w:val="single" w:color="CCCCCC" w:sz="1"/>
@@ -27833,7 +27876,7 @@
         </w:tc>
         <w:tc>
           <w:tcPr>
-            <w:tcW w:type="dxa" w:w="3120"/>
+            <w:tcW w:type="pct" w:w="1175"/>
             <w:tcBorders>
               <w:top w:val="single" w:color="CCCCCC" w:sz="1"/>
               <w:left w:val="single" w:color="CCCCCC" w:sz="1"/>
@@ -27864,7 +27907,7 @@
         </w:tc>
         <w:tc>
           <w:tcPr>
-            <w:tcW w:type="dxa" w:w="3120"/>
+            <w:tcW w:type="pct" w:w="3077"/>
             <w:tcBorders>
               <w:top w:val="single" w:color="CCCCCC" w:sz="1"/>
               <w:left w:val="single" w:color="CCCCCC" w:sz="1"/>
@@ -27900,7 +27943,7 @@
         </w:trPr>
         <w:tc>
           <w:tcPr>
-            <w:tcW w:type="dxa" w:w="3120"/>
+            <w:tcW w:type="pct" w:w="748"/>
             <w:tcBorders>
               <w:top w:val="single" w:color="CCCCCC" w:sz="1"/>
               <w:left w:val="single" w:color="CCCCCC" w:sz="1"/>
@@ -27931,7 +27974,7 @@
         </w:tc>
         <w:tc>
           <w:tcPr>
-            <w:tcW w:type="dxa" w:w="3120"/>
+            <w:tcW w:type="pct" w:w="1175"/>
             <w:tcBorders>
               <w:top w:val="single" w:color="CCCCCC" w:sz="1"/>
               <w:left w:val="single" w:color="CCCCCC" w:sz="1"/>
@@ -27962,7 +28005,7 @@
         </w:tc>
         <w:tc>
           <w:tcPr>
-            <w:tcW w:type="dxa" w:w="3120"/>
+            <w:tcW w:type="pct" w:w="3077"/>
             <w:tcBorders>
               <w:top w:val="single" w:color="CCCCCC" w:sz="1"/>
               <w:left w:val="single" w:color="CCCCCC" w:sz="1"/>
@@ -27998,7 +28041,7 @@
         </w:trPr>
         <w:tc>
           <w:tcPr>
-            <w:tcW w:type="dxa" w:w="3120"/>
+            <w:tcW w:type="pct" w:w="748"/>
             <w:tcBorders>
               <w:top w:val="single" w:color="CCCCCC" w:sz="1"/>
               <w:left w:val="single" w:color="CCCCCC" w:sz="1"/>
@@ -28029,7 +28072,7 @@
         </w:tc>
         <w:tc>
           <w:tcPr>
-            <w:tcW w:type="dxa" w:w="3120"/>
+            <w:tcW w:type="pct" w:w="1175"/>
             <w:tcBorders>
               <w:top w:val="single" w:color="CCCCCC" w:sz="1"/>
               <w:left w:val="single" w:color="CCCCCC" w:sz="1"/>
@@ -28060,7 +28103,7 @@
         </w:tc>
         <w:tc>
           <w:tcPr>
-            <w:tcW w:type="dxa" w:w="3120"/>
+            <w:tcW w:type="pct" w:w="3077"/>
             <w:tcBorders>
               <w:top w:val="single" w:color="CCCCCC" w:sz="1"/>
               <w:left w:val="single" w:color="CCCCCC" w:sz="1"/>
@@ -28160,9 +28203,9 @@
         <w:t xml:space="preserve">Each tier has hard limits on the growth it can produce or absorb. These limits are architectural, not configurable:</w:t>
       </w:r>
     </w:p>
-    <w:tbl>
+    <w:tbl xmlns:w="http://schemas.openxmlformats.org/wordprocessingml/2006/main">
       <w:tblPr>
-        <w:tblW w:type="dxa" w:w="9360"/>
+        <w:tblW w:type="pct" w:w="5000"/>
         <w:tblBorders>
           <w:top w:val="single" w:color="auto" w:sz="4"/>
           <w:left w:val="single" w:color="auto" w:sz="4"/>
@@ -28171,6 +28214,7 @@
           <w:insideH w:val="single" w:color="auto" w:sz="4"/>
           <w:insideV w:val="single" w:color="auto" w:sz="4"/>
         </w:tblBorders>
+        <w:tblLayout w:type="autofit"/>
       </w:tblPr>
       <w:tblGrid>
         <w:gridCol w:w="1400"/>
@@ -28185,7 +28229,7 @@
         </w:trPr>
         <w:tc>
           <w:tcPr>
-            <w:tcW w:type="dxa" w:w="1872"/>
+            <w:tcW w:type="pct" w:w="748"/>
             <w:tcBorders>
               <w:top w:val="single" w:color="CCCCCC" w:sz="1"/>
               <w:left w:val="single" w:color="CCCCCC" w:sz="1"/>
@@ -28216,7 +28260,7 @@
         </w:tc>
         <w:tc>
           <w:tcPr>
-            <w:tcW w:type="dxa" w:w="1872"/>
+            <w:tcW w:type="pct" w:w="940"/>
             <w:tcBorders>
               <w:top w:val="single" w:color="CCCCCC" w:sz="1"/>
               <w:left w:val="single" w:color="CCCCCC" w:sz="1"/>
@@ -28247,7 +28291,7 @@
         </w:tc>
         <w:tc>
           <w:tcPr>
-            <w:tcW w:type="dxa" w:w="1872"/>
+            <w:tcW w:type="pct" w:w="940"/>
             <w:tcBorders>
               <w:top w:val="single" w:color="CCCCCC" w:sz="1"/>
               <w:left w:val="single" w:color="CCCCCC" w:sz="1"/>
@@ -28278,7 +28322,7 @@
         </w:tc>
         <w:tc>
           <w:tcPr>
-            <w:tcW w:type="dxa" w:w="1872"/>
+            <w:tcW w:type="pct" w:w="1068"/>
             <w:tcBorders>
               <w:top w:val="single" w:color="CCCCCC" w:sz="1"/>
               <w:left w:val="single" w:color="CCCCCC" w:sz="1"/>
@@ -28309,7 +28353,7 @@
         </w:tc>
         <w:tc>
           <w:tcPr>
-            <w:tcW w:type="dxa" w:w="1872"/>
+            <w:tcW w:type="pct" w:w="1304"/>
             <w:tcBorders>
               <w:top w:val="single" w:color="CCCCCC" w:sz="1"/>
               <w:left w:val="single" w:color="CCCCCC" w:sz="1"/>
@@ -28345,7 +28389,7 @@
         </w:trPr>
         <w:tc>
           <w:tcPr>
-            <w:tcW w:type="dxa" w:w="1872"/>
+            <w:tcW w:type="pct" w:w="748"/>
             <w:tcBorders>
               <w:top w:val="single" w:color="CCCCCC" w:sz="1"/>
               <w:left w:val="single" w:color="CCCCCC" w:sz="1"/>
@@ -28376,7 +28420,7 @@
         </w:tc>
         <w:tc>
           <w:tcPr>
-            <w:tcW w:type="dxa" w:w="1872"/>
+            <w:tcW w:type="pct" w:w="940"/>
             <w:tcBorders>
               <w:top w:val="single" w:color="CCCCCC" w:sz="1"/>
               <w:left w:val="single" w:color="CCCCCC" w:sz="1"/>
@@ -28407,7 +28451,7 @@
         </w:tc>
         <w:tc>
           <w:tcPr>
-            <w:tcW w:type="dxa" w:w="1872"/>
+            <w:tcW w:type="pct" w:w="940"/>
             <w:tcBorders>
               <w:top w:val="single" w:color="CCCCCC" w:sz="1"/>
               <w:left w:val="single" w:color="CCCCCC" w:sz="1"/>
@@ -28438,7 +28482,7 @@
         </w:tc>
         <w:tc>
           <w:tcPr>
-            <w:tcW w:type="dxa" w:w="1872"/>
+            <w:tcW w:type="pct" w:w="1068"/>
             <w:tcBorders>
               <w:top w:val="single" w:color="CCCCCC" w:sz="1"/>
               <w:left w:val="single" w:color="CCCCCC" w:sz="1"/>
@@ -28469,7 +28513,7 @@
         </w:tc>
         <w:tc>
           <w:tcPr>
-            <w:tcW w:type="dxa" w:w="1872"/>
+            <w:tcW w:type="pct" w:w="1304"/>
             <w:tcBorders>
               <w:top w:val="single" w:color="CCCCCC" w:sz="1"/>
               <w:left w:val="single" w:color="CCCCCC" w:sz="1"/>
@@ -28505,7 +28549,7 @@
         </w:trPr>
         <w:tc>
           <w:tcPr>
-            <w:tcW w:type="dxa" w:w="1872"/>
+            <w:tcW w:type="pct" w:w="748"/>
             <w:tcBorders>
               <w:top w:val="single" w:color="CCCCCC" w:sz="1"/>
               <w:left w:val="single" w:color="CCCCCC" w:sz="1"/>
@@ -28536,7 +28580,7 @@
         </w:tc>
         <w:tc>
           <w:tcPr>
-            <w:tcW w:type="dxa" w:w="1872"/>
+            <w:tcW w:type="pct" w:w="940"/>
             <w:tcBorders>
               <w:top w:val="single" w:color="CCCCCC" w:sz="1"/>
               <w:left w:val="single" w:color="CCCCCC" w:sz="1"/>
@@ -28567,7 +28611,7 @@
         </w:tc>
         <w:tc>
           <w:tcPr>
-            <w:tcW w:type="dxa" w:w="1872"/>
+            <w:tcW w:type="pct" w:w="940"/>
             <w:tcBorders>
               <w:top w:val="single" w:color="CCCCCC" w:sz="1"/>
               <w:left w:val="single" w:color="CCCCCC" w:sz="1"/>
@@ -28598,7 +28642,7 @@
         </w:tc>
         <w:tc>
           <w:tcPr>
-            <w:tcW w:type="dxa" w:w="1872"/>
+            <w:tcW w:type="pct" w:w="1068"/>
             <w:tcBorders>
               <w:top w:val="single" w:color="CCCCCC" w:sz="1"/>
               <w:left w:val="single" w:color="CCCCCC" w:sz="1"/>
@@ -28629,7 +28673,7 @@
         </w:tc>
         <w:tc>
           <w:tcPr>
-            <w:tcW w:type="dxa" w:w="1872"/>
+            <w:tcW w:type="pct" w:w="1304"/>
             <w:tcBorders>
               <w:top w:val="single" w:color="CCCCCC" w:sz="1"/>
               <w:left w:val="single" w:color="CCCCCC" w:sz="1"/>
@@ -28665,7 +28709,7 @@
         </w:trPr>
         <w:tc>
           <w:tcPr>
-            <w:tcW w:type="dxa" w:w="1872"/>
+            <w:tcW w:type="pct" w:w="748"/>
             <w:tcBorders>
               <w:top w:val="single" w:color="CCCCCC" w:sz="1"/>
               <w:left w:val="single" w:color="CCCCCC" w:sz="1"/>
@@ -28696,7 +28740,7 @@
         </w:tc>
         <w:tc>
           <w:tcPr>
-            <w:tcW w:type="dxa" w:w="1872"/>
+            <w:tcW w:type="pct" w:w="940"/>
             <w:tcBorders>
               <w:top w:val="single" w:color="CCCCCC" w:sz="1"/>
               <w:left w:val="single" w:color="CCCCCC" w:sz="1"/>
@@ -28727,7 +28771,7 @@
         </w:tc>
         <w:tc>
           <w:tcPr>
-            <w:tcW w:type="dxa" w:w="1872"/>
+            <w:tcW w:type="pct" w:w="940"/>
             <w:tcBorders>
               <w:top w:val="single" w:color="CCCCCC" w:sz="1"/>
               <w:left w:val="single" w:color="CCCCCC" w:sz="1"/>
@@ -28758,7 +28802,7 @@
         </w:tc>
         <w:tc>
           <w:tcPr>
-            <w:tcW w:type="dxa" w:w="1872"/>
+            <w:tcW w:type="pct" w:w="1068"/>
             <w:tcBorders>
               <w:top w:val="single" w:color="CCCCCC" w:sz="1"/>
               <w:left w:val="single" w:color="CCCCCC" w:sz="1"/>
@@ -28789,7 +28833,7 @@
         </w:tc>
         <w:tc>
           <w:tcPr>
-            <w:tcW w:type="dxa" w:w="1872"/>
+            <w:tcW w:type="pct" w:w="1304"/>
             <w:tcBorders>
               <w:top w:val="single" w:color="CCCCCC" w:sz="1"/>
               <w:left w:val="single" w:color="CCCCCC" w:sz="1"/>
@@ -28825,7 +28869,7 @@
         </w:trPr>
         <w:tc>
           <w:tcPr>
-            <w:tcW w:type="dxa" w:w="1872"/>
+            <w:tcW w:type="pct" w:w="748"/>
             <w:tcBorders>
               <w:top w:val="single" w:color="CCCCCC" w:sz="1"/>
               <w:left w:val="single" w:color="CCCCCC" w:sz="1"/>
@@ -28856,7 +28900,7 @@
         </w:tc>
         <w:tc>
           <w:tcPr>
-            <w:tcW w:type="dxa" w:w="1872"/>
+            <w:tcW w:type="pct" w:w="940"/>
             <w:tcBorders>
               <w:top w:val="single" w:color="CCCCCC" w:sz="1"/>
               <w:left w:val="single" w:color="CCCCCC" w:sz="1"/>
@@ -28887,7 +28931,7 @@
         </w:tc>
         <w:tc>
           <w:tcPr>
-            <w:tcW w:type="dxa" w:w="1872"/>
+            <w:tcW w:type="pct" w:w="940"/>
             <w:tcBorders>
               <w:top w:val="single" w:color="CCCCCC" w:sz="1"/>
               <w:left w:val="single" w:color="CCCCCC" w:sz="1"/>
@@ -28918,7 +28962,7 @@
         </w:tc>
         <w:tc>
           <w:tcPr>
-            <w:tcW w:type="dxa" w:w="1872"/>
+            <w:tcW w:type="pct" w:w="1068"/>
             <w:tcBorders>
               <w:top w:val="single" w:color="CCCCCC" w:sz="1"/>
               <w:left w:val="single" w:color="CCCCCC" w:sz="1"/>
@@ -28949,7 +28993,7 @@
         </w:tc>
         <w:tc>
           <w:tcPr>
-            <w:tcW w:type="dxa" w:w="1872"/>
+            <w:tcW w:type="pct" w:w="1304"/>
             <w:tcBorders>
               <w:top w:val="single" w:color="CCCCCC" w:sz="1"/>
               <w:left w:val="single" w:color="CCCCCC" w:sz="1"/>
@@ -29877,9 +29921,9 @@
         <w:t xml:space="preserve">Sectors transition through four states based on their activity score and the duration of low activity:</w:t>
       </w:r>
     </w:p>
-    <w:tbl>
+    <w:tbl xmlns:w="http://schemas.openxmlformats.org/wordprocessingml/2006/main">
       <w:tblPr>
-        <w:tblW w:type="dxa" w:w="9360"/>
+        <w:tblW w:type="pct" w:w="5000"/>
         <w:tblBorders>
           <w:top w:val="single" w:color="auto" w:sz="4"/>
           <w:left w:val="single" w:color="auto" w:sz="4"/>
@@ -29888,6 +29932,7 @@
           <w:insideH w:val="single" w:color="auto" w:sz="4"/>
           <w:insideV w:val="single" w:color="auto" w:sz="4"/>
         </w:tblBorders>
+        <w:tblLayout w:type="autofit"/>
       </w:tblPr>
       <w:tblGrid>
         <w:gridCol w:w="1800"/>
@@ -29901,7 +29946,7 @@
         </w:trPr>
         <w:tc>
           <w:tcPr>
-            <w:tcW w:type="dxa" w:w="2340"/>
+            <w:tcW w:type="pct" w:w="962"/>
             <w:tcBorders>
               <w:top w:val="single" w:color="CCCCCC" w:sz="1"/>
               <w:left w:val="single" w:color="CCCCCC" w:sz="1"/>
@@ -29932,7 +29977,7 @@
         </w:tc>
         <w:tc>
           <w:tcPr>
-            <w:tcW w:type="dxa" w:w="2340"/>
+            <w:tcW w:type="pct" w:w="1068"/>
             <w:tcBorders>
               <w:top w:val="single" w:color="CCCCCC" w:sz="1"/>
               <w:left w:val="single" w:color="CCCCCC" w:sz="1"/>
@@ -29963,7 +30008,7 @@
         </w:tc>
         <w:tc>
           <w:tcPr>
-            <w:tcW w:type="dxa" w:w="2340"/>
+            <w:tcW w:type="pct" w:w="1068"/>
             <w:tcBorders>
               <w:top w:val="single" w:color="CCCCCC" w:sz="1"/>
               <w:left w:val="single" w:color="CCCCCC" w:sz="1"/>
@@ -29994,7 +30039,7 @@
         </w:tc>
         <w:tc>
           <w:tcPr>
-            <w:tcW w:type="dxa" w:w="2340"/>
+            <w:tcW w:type="pct" w:w="1902"/>
             <w:tcBorders>
               <w:top w:val="single" w:color="CCCCCC" w:sz="1"/>
               <w:left w:val="single" w:color="CCCCCC" w:sz="1"/>
@@ -30030,7 +30075,7 @@
         </w:trPr>
         <w:tc>
           <w:tcPr>
-            <w:tcW w:type="dxa" w:w="2340"/>
+            <w:tcW w:type="pct" w:w="962"/>
             <w:tcBorders>
               <w:top w:val="single" w:color="CCCCCC" w:sz="1"/>
               <w:left w:val="single" w:color="CCCCCC" w:sz="1"/>
@@ -30061,7 +30106,7 @@
         </w:tc>
         <w:tc>
           <w:tcPr>
-            <w:tcW w:type="dxa" w:w="2340"/>
+            <w:tcW w:type="pct" w:w="1068"/>
             <w:tcBorders>
               <w:top w:val="single" w:color="CCCCCC" w:sz="1"/>
               <w:left w:val="single" w:color="CCCCCC" w:sz="1"/>
@@ -30092,7 +30137,7 @@
         </w:tc>
         <w:tc>
           <w:tcPr>
-            <w:tcW w:type="dxa" w:w="2340"/>
+            <w:tcW w:type="pct" w:w="1068"/>
             <w:tcBorders>
               <w:top w:val="single" w:color="CCCCCC" w:sz="1"/>
               <w:left w:val="single" w:color="CCCCCC" w:sz="1"/>
@@ -30123,7 +30168,7 @@
         </w:tc>
         <w:tc>
           <w:tcPr>
-            <w:tcW w:type="dxa" w:w="2340"/>
+            <w:tcW w:type="pct" w:w="1902"/>
             <w:tcBorders>
               <w:top w:val="single" w:color="CCCCCC" w:sz="1"/>
               <w:left w:val="single" w:color="CCCCCC" w:sz="1"/>
@@ -30159,7 +30204,7 @@
         </w:trPr>
         <w:tc>
           <w:tcPr>
-            <w:tcW w:type="dxa" w:w="2340"/>
+            <w:tcW w:type="pct" w:w="962"/>
             <w:tcBorders>
               <w:top w:val="single" w:color="CCCCCC" w:sz="1"/>
               <w:left w:val="single" w:color="CCCCCC" w:sz="1"/>
@@ -30190,7 +30235,7 @@
         </w:tc>
         <w:tc>
           <w:tcPr>
-            <w:tcW w:type="dxa" w:w="2340"/>
+            <w:tcW w:type="pct" w:w="1068"/>
             <w:tcBorders>
               <w:top w:val="single" w:color="CCCCCC" w:sz="1"/>
               <w:left w:val="single" w:color="CCCCCC" w:sz="1"/>
@@ -30221,7 +30266,7 @@
         </w:tc>
         <w:tc>
           <w:tcPr>
-            <w:tcW w:type="dxa" w:w="2340"/>
+            <w:tcW w:type="pct" w:w="1068"/>
             <w:tcBorders>
               <w:top w:val="single" w:color="CCCCCC" w:sz="1"/>
               <w:left w:val="single" w:color="CCCCCC" w:sz="1"/>
@@ -30252,7 +30297,7 @@
         </w:tc>
         <w:tc>
           <w:tcPr>
-            <w:tcW w:type="dxa" w:w="2340"/>
+            <w:tcW w:type="pct" w:w="1902"/>
             <w:tcBorders>
               <w:top w:val="single" w:color="CCCCCC" w:sz="1"/>
               <w:left w:val="single" w:color="CCCCCC" w:sz="1"/>
@@ -30288,7 +30333,7 @@
         </w:trPr>
         <w:tc>
           <w:tcPr>
-            <w:tcW w:type="dxa" w:w="2340"/>
+            <w:tcW w:type="pct" w:w="962"/>
             <w:tcBorders>
               <w:top w:val="single" w:color="CCCCCC" w:sz="1"/>
               <w:left w:val="single" w:color="CCCCCC" w:sz="1"/>
@@ -30319,7 +30364,7 @@
         </w:tc>
         <w:tc>
           <w:tcPr>
-            <w:tcW w:type="dxa" w:w="2340"/>
+            <w:tcW w:type="pct" w:w="1068"/>
             <w:tcBorders>
               <w:top w:val="single" w:color="CCCCCC" w:sz="1"/>
               <w:left w:val="single" w:color="CCCCCC" w:sz="1"/>
@@ -30350,7 +30395,7 @@
         </w:tc>
         <w:tc>
           <w:tcPr>
-            <w:tcW w:type="dxa" w:w="2340"/>
+            <w:tcW w:type="pct" w:w="1068"/>
             <w:tcBorders>
               <w:top w:val="single" w:color="CCCCCC" w:sz="1"/>
               <w:left w:val="single" w:color="CCCCCC" w:sz="1"/>
@@ -30381,7 +30426,7 @@
         </w:tc>
         <w:tc>
           <w:tcPr>
-            <w:tcW w:type="dxa" w:w="2340"/>
+            <w:tcW w:type="pct" w:w="1902"/>
             <w:tcBorders>
               <w:top w:val="single" w:color="CCCCCC" w:sz="1"/>
               <w:left w:val="single" w:color="CCCCCC" w:sz="1"/>
@@ -30417,7 +30462,7 @@
         </w:trPr>
         <w:tc>
           <w:tcPr>
-            <w:tcW w:type="dxa" w:w="2340"/>
+            <w:tcW w:type="pct" w:w="962"/>
             <w:tcBorders>
               <w:top w:val="single" w:color="CCCCCC" w:sz="1"/>
               <w:left w:val="single" w:color="CCCCCC" w:sz="1"/>
@@ -30448,7 +30493,7 @@
         </w:tc>
         <w:tc>
           <w:tcPr>
-            <w:tcW w:type="dxa" w:w="2340"/>
+            <w:tcW w:type="pct" w:w="1068"/>
             <w:tcBorders>
               <w:top w:val="single" w:color="CCCCCC" w:sz="1"/>
               <w:left w:val="single" w:color="CCCCCC" w:sz="1"/>
@@ -30479,7 +30524,7 @@
         </w:tc>
         <w:tc>
           <w:tcPr>
-            <w:tcW w:type="dxa" w:w="2340"/>
+            <w:tcW w:type="pct" w:w="1068"/>
             <w:tcBorders>
               <w:top w:val="single" w:color="CCCCCC" w:sz="1"/>
               <w:left w:val="single" w:color="CCCCCC" w:sz="1"/>
@@ -30510,7 +30555,7 @@
         </w:tc>
         <w:tc>
           <w:tcPr>
-            <w:tcW w:type="dxa" w:w="2340"/>
+            <w:tcW w:type="pct" w:w="1902"/>
             <w:tcBorders>
               <w:top w:val="single" w:color="CCCCCC" w:sz="1"/>
               <w:left w:val="single" w:color="CCCCCC" w:sz="1"/>
@@ -31139,9 +31184,9 @@
         <w:t xml:space="preserve">Not all inter-sector relations are equivalent. The architecture distinguishes four relation types, each with different implications for routing and consolidation:</w:t>
       </w:r>
     </w:p>
-    <w:tbl>
+    <w:tbl xmlns:w="http://schemas.openxmlformats.org/wordprocessingml/2006/main">
       <w:tblPr>
-        <w:tblW w:type="dxa" w:w="9360"/>
+        <w:tblW w:type="pct" w:w="5000"/>
         <w:tblBorders>
           <w:top w:val="single" w:color="auto" w:sz="4"/>
           <w:left w:val="single" w:color="auto" w:sz="4"/>
@@ -31150,6 +31195,7 @@
           <w:insideH w:val="single" w:color="auto" w:sz="4"/>
           <w:insideV w:val="single" w:color="auto" w:sz="4"/>
         </w:tblBorders>
+        <w:tblLayout w:type="autofit"/>
       </w:tblPr>
       <w:tblGrid>
         <w:gridCol w:w="1800"/>
@@ -31163,7 +31209,7 @@
         </w:trPr>
         <w:tc>
           <w:tcPr>
-            <w:tcW w:type="dxa" w:w="2340"/>
+            <w:tcW w:type="pct" w:w="962"/>
             <w:tcBorders>
               <w:top w:val="single" w:color="CCCCCC" w:sz="1"/>
               <w:left w:val="single" w:color="CCCCCC" w:sz="1"/>
@@ -31194,7 +31240,7 @@
         </w:tc>
         <w:tc>
           <w:tcPr>
-            <w:tcW w:type="dxa" w:w="2340"/>
+            <w:tcW w:type="pct" w:w="1282"/>
             <w:tcBorders>
               <w:top w:val="single" w:color="CCCCCC" w:sz="1"/>
               <w:left w:val="single" w:color="CCCCCC" w:sz="1"/>
@@ -31225,7 +31271,7 @@
         </w:tc>
         <w:tc>
           <w:tcPr>
-            <w:tcW w:type="dxa" w:w="2340"/>
+            <w:tcW w:type="pct" w:w="1282"/>
             <w:tcBorders>
               <w:top w:val="single" w:color="CCCCCC" w:sz="1"/>
               <w:left w:val="single" w:color="CCCCCC" w:sz="1"/>
@@ -31256,7 +31302,7 @@
         </w:tc>
         <w:tc>
           <w:tcPr>
-            <w:tcW w:type="dxa" w:w="2340"/>
+            <w:tcW w:type="pct" w:w="1474"/>
             <w:tcBorders>
               <w:top w:val="single" w:color="CCCCCC" w:sz="1"/>
               <w:left w:val="single" w:color="CCCCCC" w:sz="1"/>
@@ -31292,7 +31338,7 @@
         </w:trPr>
         <w:tc>
           <w:tcPr>
-            <w:tcW w:type="dxa" w:w="2340"/>
+            <w:tcW w:type="pct" w:w="962"/>
             <w:tcBorders>
               <w:top w:val="single" w:color="CCCCCC" w:sz="1"/>
               <w:left w:val="single" w:color="CCCCCC" w:sz="1"/>
@@ -31323,7 +31369,7 @@
         </w:tc>
         <w:tc>
           <w:tcPr>
-            <w:tcW w:type="dxa" w:w="2340"/>
+            <w:tcW w:type="pct" w:w="1282"/>
             <w:tcBorders>
               <w:top w:val="single" w:color="CCCCCC" w:sz="1"/>
               <w:left w:val="single" w:color="CCCCCC" w:sz="1"/>
@@ -31354,7 +31400,7 @@
         </w:tc>
         <w:tc>
           <w:tcPr>
-            <w:tcW w:type="dxa" w:w="2340"/>
+            <w:tcW w:type="pct" w:w="1282"/>
             <w:tcBorders>
               <w:top w:val="single" w:color="CCCCCC" w:sz="1"/>
               <w:left w:val="single" w:color="CCCCCC" w:sz="1"/>
@@ -31385,7 +31431,7 @@
         </w:tc>
         <w:tc>
           <w:tcPr>
-            <w:tcW w:type="dxa" w:w="2340"/>
+            <w:tcW w:type="pct" w:w="1474"/>
             <w:tcBorders>
               <w:top w:val="single" w:color="CCCCCC" w:sz="1"/>
               <w:left w:val="single" w:color="CCCCCC" w:sz="1"/>
@@ -31421,7 +31467,7 @@
         </w:trPr>
         <w:tc>
           <w:tcPr>
-            <w:tcW w:type="dxa" w:w="2340"/>
+            <w:tcW w:type="pct" w:w="962"/>
             <w:tcBorders>
               <w:top w:val="single" w:color="CCCCCC" w:sz="1"/>
               <w:left w:val="single" w:color="CCCCCC" w:sz="1"/>
@@ -31452,7 +31498,7 @@
         </w:tc>
         <w:tc>
           <w:tcPr>
-            <w:tcW w:type="dxa" w:w="2340"/>
+            <w:tcW w:type="pct" w:w="1282"/>
             <w:tcBorders>
               <w:top w:val="single" w:color="CCCCCC" w:sz="1"/>
               <w:left w:val="single" w:color="CCCCCC" w:sz="1"/>
@@ -31483,7 +31529,7 @@
         </w:tc>
         <w:tc>
           <w:tcPr>
-            <w:tcW w:type="dxa" w:w="2340"/>
+            <w:tcW w:type="pct" w:w="1282"/>
             <w:tcBorders>
               <w:top w:val="single" w:color="CCCCCC" w:sz="1"/>
               <w:left w:val="single" w:color="CCCCCC" w:sz="1"/>
@@ -31514,7 +31560,7 @@
         </w:tc>
         <w:tc>
           <w:tcPr>
-            <w:tcW w:type="dxa" w:w="2340"/>
+            <w:tcW w:type="pct" w:w="1474"/>
             <w:tcBorders>
               <w:top w:val="single" w:color="CCCCCC" w:sz="1"/>
               <w:left w:val="single" w:color="CCCCCC" w:sz="1"/>
@@ -31550,7 +31596,7 @@
         </w:trPr>
         <w:tc>
           <w:tcPr>
-            <w:tcW w:type="dxa" w:w="2340"/>
+            <w:tcW w:type="pct" w:w="962"/>
             <w:tcBorders>
               <w:top w:val="single" w:color="CCCCCC" w:sz="1"/>
               <w:left w:val="single" w:color="CCCCCC" w:sz="1"/>
@@ -31581,7 +31627,7 @@
         </w:tc>
         <w:tc>
           <w:tcPr>
-            <w:tcW w:type="dxa" w:w="2340"/>
+            <w:tcW w:type="pct" w:w="1282"/>
             <w:tcBorders>
               <w:top w:val="single" w:color="CCCCCC" w:sz="1"/>
               <w:left w:val="single" w:color="CCCCCC" w:sz="1"/>
@@ -31612,7 +31658,7 @@
         </w:tc>
         <w:tc>
           <w:tcPr>
-            <w:tcW w:type="dxa" w:w="2340"/>
+            <w:tcW w:type="pct" w:w="1282"/>
             <w:tcBorders>
               <w:top w:val="single" w:color="CCCCCC" w:sz="1"/>
               <w:left w:val="single" w:color="CCCCCC" w:sz="1"/>
@@ -31643,7 +31689,7 @@
         </w:tc>
         <w:tc>
           <w:tcPr>
-            <w:tcW w:type="dxa" w:w="2340"/>
+            <w:tcW w:type="pct" w:w="1474"/>
             <w:tcBorders>
               <w:top w:val="single" w:color="CCCCCC" w:sz="1"/>
               <w:left w:val="single" w:color="CCCCCC" w:sz="1"/>
@@ -31679,7 +31725,7 @@
         </w:trPr>
         <w:tc>
           <w:tcPr>
-            <w:tcW w:type="dxa" w:w="2340"/>
+            <w:tcW w:type="pct" w:w="962"/>
             <w:tcBorders>
               <w:top w:val="single" w:color="CCCCCC" w:sz="1"/>
               <w:left w:val="single" w:color="CCCCCC" w:sz="1"/>
@@ -31710,7 +31756,7 @@
         </w:tc>
         <w:tc>
           <w:tcPr>
-            <w:tcW w:type="dxa" w:w="2340"/>
+            <w:tcW w:type="pct" w:w="1282"/>
             <w:tcBorders>
               <w:top w:val="single" w:color="CCCCCC" w:sz="1"/>
               <w:left w:val="single" w:color="CCCCCC" w:sz="1"/>
@@ -31741,7 +31787,7 @@
         </w:tc>
         <w:tc>
           <w:tcPr>
-            <w:tcW w:type="dxa" w:w="2340"/>
+            <w:tcW w:type="pct" w:w="1282"/>
             <w:tcBorders>
               <w:top w:val="single" w:color="CCCCCC" w:sz="1"/>
               <w:left w:val="single" w:color="CCCCCC" w:sz="1"/>
@@ -31772,7 +31818,7 @@
         </w:tc>
         <w:tc>
           <w:tcPr>
-            <w:tcW w:type="dxa" w:w="2340"/>
+            <w:tcW w:type="pct" w:w="1474"/>
             <w:tcBorders>
               <w:top w:val="single" w:color="CCCCCC" w:sz="1"/>
               <w:left w:val="single" w:color="CCCCCC" w:sz="1"/>
@@ -32662,9 +32708,9 @@
         <w:t xml:space="preserve">22.11.3 Examples of intersection sector formation</w:t>
       </w:r>
     </w:p>
-    <w:tbl>
+    <w:tbl xmlns:w="http://schemas.openxmlformats.org/wordprocessingml/2006/main">
       <w:tblPr>
-        <w:tblW w:type="dxa" w:w="9360"/>
+        <w:tblW w:type="pct" w:w="5000"/>
         <w:tblBorders>
           <w:top w:val="single" w:color="auto" w:sz="4"/>
           <w:left w:val="single" w:color="auto" w:sz="4"/>
@@ -32673,6 +32719,7 @@
           <w:insideH w:val="single" w:color="auto" w:sz="4"/>
           <w:insideV w:val="single" w:color="auto" w:sz="4"/>
         </w:tblBorders>
+        <w:tblLayout w:type="autofit"/>
       </w:tblPr>
       <w:tblGrid>
         <w:gridCol w:w="2200"/>
@@ -32686,7 +32733,7 @@
         </w:trPr>
         <w:tc>
           <w:tcPr>
-            <w:tcW w:type="dxa" w:w="2340"/>
+            <w:tcW w:type="pct" w:w="1175"/>
             <w:tcBorders>
               <w:top w:val="single" w:color="CCCCCC" w:sz="1"/>
               <w:left w:val="single" w:color="CCCCCC" w:sz="1"/>
@@ -32717,7 +32764,7 @@
         </w:tc>
         <w:tc>
           <w:tcPr>
-            <w:tcW w:type="dxa" w:w="2340"/>
+            <w:tcW w:type="pct" w:w="1068"/>
             <w:tcBorders>
               <w:top w:val="single" w:color="CCCCCC" w:sz="1"/>
               <w:left w:val="single" w:color="CCCCCC" w:sz="1"/>
@@ -32748,7 +32795,7 @@
         </w:tc>
         <w:tc>
           <w:tcPr>
-            <w:tcW w:type="dxa" w:w="2340"/>
+            <w:tcW w:type="pct" w:w="940"/>
             <w:tcBorders>
               <w:top w:val="single" w:color="CCCCCC" w:sz="1"/>
               <w:left w:val="single" w:color="CCCCCC" w:sz="1"/>
@@ -32779,7 +32826,7 @@
         </w:tc>
         <w:tc>
           <w:tcPr>
-            <w:tcW w:type="dxa" w:w="2340"/>
+            <w:tcW w:type="pct" w:w="1817"/>
             <w:tcBorders>
               <w:top w:val="single" w:color="CCCCCC" w:sz="1"/>
               <w:left w:val="single" w:color="CCCCCC" w:sz="1"/>
@@ -32815,7 +32862,7 @@
         </w:trPr>
         <w:tc>
           <w:tcPr>
-            <w:tcW w:type="dxa" w:w="2340"/>
+            <w:tcW w:type="pct" w:w="1175"/>
             <w:tcBorders>
               <w:top w:val="single" w:color="CCCCCC" w:sz="1"/>
               <w:left w:val="single" w:color="CCCCCC" w:sz="1"/>
@@ -32846,7 +32893,7 @@
         </w:tc>
         <w:tc>
           <w:tcPr>
-            <w:tcW w:type="dxa" w:w="2340"/>
+            <w:tcW w:type="pct" w:w="1068"/>
             <w:tcBorders>
               <w:top w:val="single" w:color="CCCCCC" w:sz="1"/>
               <w:left w:val="single" w:color="CCCCCC" w:sz="1"/>
@@ -32877,7 +32924,7 @@
         </w:tc>
         <w:tc>
           <w:tcPr>
-            <w:tcW w:type="dxa" w:w="2340"/>
+            <w:tcW w:type="pct" w:w="940"/>
             <w:tcBorders>
               <w:top w:val="single" w:color="CCCCCC" w:sz="1"/>
               <w:left w:val="single" w:color="CCCCCC" w:sz="1"/>
@@ -32908,7 +32955,7 @@
         </w:tc>
         <w:tc>
           <w:tcPr>
-            <w:tcW w:type="dxa" w:w="2340"/>
+            <w:tcW w:type="pct" w:w="1817"/>
             <w:tcBorders>
               <w:top w:val="single" w:color="CCCCCC" w:sz="1"/>
               <w:left w:val="single" w:color="CCCCCC" w:sz="1"/>
@@ -32944,7 +32991,7 @@
         </w:trPr>
         <w:tc>
           <w:tcPr>
-            <w:tcW w:type="dxa" w:w="2340"/>
+            <w:tcW w:type="pct" w:w="1175"/>
             <w:tcBorders>
               <w:top w:val="single" w:color="CCCCCC" w:sz="1"/>
               <w:left w:val="single" w:color="CCCCCC" w:sz="1"/>
@@ -32975,7 +33022,7 @@
         </w:tc>
         <w:tc>
           <w:tcPr>
-            <w:tcW w:type="dxa" w:w="2340"/>
+            <w:tcW w:type="pct" w:w="1068"/>
             <w:tcBorders>
               <w:top w:val="single" w:color="CCCCCC" w:sz="1"/>
               <w:left w:val="single" w:color="CCCCCC" w:sz="1"/>
@@ -33006,7 +33053,7 @@
         </w:tc>
         <w:tc>
           <w:tcPr>
-            <w:tcW w:type="dxa" w:w="2340"/>
+            <w:tcW w:type="pct" w:w="940"/>
             <w:tcBorders>
               <w:top w:val="single" w:color="CCCCCC" w:sz="1"/>
               <w:left w:val="single" w:color="CCCCCC" w:sz="1"/>
@@ -33037,7 +33084,7 @@
         </w:tc>
         <w:tc>
           <w:tcPr>
-            <w:tcW w:type="dxa" w:w="2340"/>
+            <w:tcW w:type="pct" w:w="1817"/>
             <w:tcBorders>
               <w:top w:val="single" w:color="CCCCCC" w:sz="1"/>
               <w:left w:val="single" w:color="CCCCCC" w:sz="1"/>
@@ -33073,7 +33120,7 @@
         </w:trPr>
         <w:tc>
           <w:tcPr>
-            <w:tcW w:type="dxa" w:w="2340"/>
+            <w:tcW w:type="pct" w:w="1175"/>
             <w:tcBorders>
               <w:top w:val="single" w:color="CCCCCC" w:sz="1"/>
               <w:left w:val="single" w:color="CCCCCC" w:sz="1"/>
@@ -33104,7 +33151,7 @@
         </w:tc>
         <w:tc>
           <w:tcPr>
-            <w:tcW w:type="dxa" w:w="2340"/>
+            <w:tcW w:type="pct" w:w="1068"/>
             <w:tcBorders>
               <w:top w:val="single" w:color="CCCCCC" w:sz="1"/>
               <w:left w:val="single" w:color="CCCCCC" w:sz="1"/>
@@ -33135,7 +33182,7 @@
         </w:tc>
         <w:tc>
           <w:tcPr>
-            <w:tcW w:type="dxa" w:w="2340"/>
+            <w:tcW w:type="pct" w:w="940"/>
             <w:tcBorders>
               <w:top w:val="single" w:color="CCCCCC" w:sz="1"/>
               <w:left w:val="single" w:color="CCCCCC" w:sz="1"/>
@@ -33166,7 +33213,7 @@
         </w:tc>
         <w:tc>
           <w:tcPr>
-            <w:tcW w:type="dxa" w:w="2340"/>
+            <w:tcW w:type="pct" w:w="1817"/>
             <w:tcBorders>
               <w:top w:val="single" w:color="CCCCCC" w:sz="1"/>
               <w:left w:val="single" w:color="CCCCCC" w:sz="1"/>
@@ -33202,7 +33249,7 @@
         </w:trPr>
         <w:tc>
           <w:tcPr>
-            <w:tcW w:type="dxa" w:w="2340"/>
+            <w:tcW w:type="pct" w:w="1175"/>
             <w:tcBorders>
               <w:top w:val="single" w:color="CCCCCC" w:sz="1"/>
               <w:left w:val="single" w:color="CCCCCC" w:sz="1"/>
@@ -33233,7 +33280,7 @@
         </w:tc>
         <w:tc>
           <w:tcPr>
-            <w:tcW w:type="dxa" w:w="2340"/>
+            <w:tcW w:type="pct" w:w="1068"/>
             <w:tcBorders>
               <w:top w:val="single" w:color="CCCCCC" w:sz="1"/>
               <w:left w:val="single" w:color="CCCCCC" w:sz="1"/>
@@ -33264,7 +33311,7 @@
         </w:tc>
         <w:tc>
           <w:tcPr>
-            <w:tcW w:type="dxa" w:w="2340"/>
+            <w:tcW w:type="pct" w:w="940"/>
             <w:tcBorders>
               <w:top w:val="single" w:color="CCCCCC" w:sz="1"/>
               <w:left w:val="single" w:color="CCCCCC" w:sz="1"/>
@@ -33295,7 +33342,7 @@
         </w:tc>
         <w:tc>
           <w:tcPr>
-            <w:tcW w:type="dxa" w:w="2340"/>
+            <w:tcW w:type="pct" w:w="1817"/>
             <w:tcBorders>
               <w:top w:val="single" w:color="CCCCCC" w:sz="1"/>
               <w:left w:val="single" w:color="CCCCCC" w:sz="1"/>
@@ -33331,7 +33378,7 @@
         </w:trPr>
         <w:tc>
           <w:tcPr>
-            <w:tcW w:type="dxa" w:w="2340"/>
+            <w:tcW w:type="pct" w:w="1175"/>
             <w:tcBorders>
               <w:top w:val="single" w:color="CCCCCC" w:sz="1"/>
               <w:left w:val="single" w:color="CCCCCC" w:sz="1"/>
@@ -33362,7 +33409,7 @@
         </w:tc>
         <w:tc>
           <w:tcPr>
-            <w:tcW w:type="dxa" w:w="2340"/>
+            <w:tcW w:type="pct" w:w="1068"/>
             <w:tcBorders>
               <w:top w:val="single" w:color="CCCCCC" w:sz="1"/>
               <w:left w:val="single" w:color="CCCCCC" w:sz="1"/>
@@ -33393,7 +33440,7 @@
         </w:tc>
         <w:tc>
           <w:tcPr>
-            <w:tcW w:type="dxa" w:w="2340"/>
+            <w:tcW w:type="pct" w:w="940"/>
             <w:tcBorders>
               <w:top w:val="single" w:color="CCCCCC" w:sz="1"/>
               <w:left w:val="single" w:color="CCCCCC" w:sz="1"/>
@@ -33424,7 +33471,7 @@
         </w:tc>
         <w:tc>
           <w:tcPr>
-            <w:tcW w:type="dxa" w:w="2340"/>
+            <w:tcW w:type="pct" w:w="1817"/>
             <w:tcBorders>
               <w:top w:val="single" w:color="CCCCCC" w:sz="1"/>
               <w:left w:val="single" w:color="CCCCCC" w:sz="1"/>
